--- a/In java.docx
+++ b/In java.docx
@@ -24,14 +24,15 @@
     <w:p>
       <w:pPr>
         <w:numPr>
+          <w:ilvl w:val="0"/>
           <w:numId w:val="0"/>
         </w:numPr>
       </w:pPr>
       <w:r>
         <w:drawing>
           <wp:inline distT="0" distB="0" distL="114300" distR="114300">
-            <wp:extent cx="5270500" cy="2157730"/>
-            <wp:effectExtent l="0" t="0" r="2540" b="6350"/>
+            <wp:extent cx="3452495" cy="1413510"/>
+            <wp:effectExtent l="0" t="0" r="6985" b="3810"/>
             <wp:docPr id="1" name="Picture 1"/>
             <wp:cNvGraphicFramePr>
               <a:graphicFrameLocks xmlns:a="http://schemas.openxmlformats.org/drawingml/2006/main" noChangeAspect="1"/>
@@ -54,7 +55,7 @@
                   <pic:spPr>
                     <a:xfrm>
                       <a:off x="0" y="0"/>
-                      <a:ext cx="5270500" cy="2157730"/>
+                      <a:ext cx="3452495" cy="1413510"/>
                     </a:xfrm>
                     <a:prstGeom prst="rect">
                       <a:avLst/>
@@ -74,13 +75,15 @@
     <w:p>
       <w:pPr>
         <w:numPr>
-          <w:numId w:val="0"/>
-        </w:numPr>
-      </w:pPr>
-    </w:p>
-    <w:p>
-      <w:pPr>
-        <w:numPr>
+          <w:ilvl w:val="0"/>
+          <w:numId w:val="0"/>
+        </w:numPr>
+      </w:pPr>
+    </w:p>
+    <w:p>
+      <w:pPr>
+        <w:numPr>
+          <w:ilvl w:val="0"/>
           <w:numId w:val="0"/>
         </w:numPr>
       </w:pPr>
@@ -108,6 +111,7 @@
     <w:p>
       <w:pPr>
         <w:numPr>
+          <w:ilvl w:val="0"/>
           <w:numId w:val="0"/>
         </w:numPr>
         <w:rPr>
@@ -139,6 +143,7 @@
     <w:p>
       <w:pPr>
         <w:numPr>
+          <w:ilvl w:val="0"/>
           <w:numId w:val="0"/>
         </w:numPr>
         <w:ind w:leftChars="0"/>
@@ -190,6 +195,7 @@
     <w:p>
       <w:pPr>
         <w:numPr>
+          <w:ilvl w:val="0"/>
           <w:numId w:val="0"/>
         </w:numPr>
         <w:ind w:leftChars="0"/>
@@ -214,6 +220,1424 @@
         </w:rPr>
         <w:t>Khi 1 subclass kế thừa các methods từ 1 superclass, tưởng tượng methods của subclass tồn tại độc lập với methods gốc ở superclass, khi code ta không ghi lại là để tiết kiệm thời gian, tránh DRY thôi, chứ bản chất chúng tồn tại độc lập với nhau</w:t>
       </w:r>
+    </w:p>
+    <w:p>
+      <w:pPr>
+        <w:numPr>
+          <w:numId w:val="0"/>
+        </w:numPr>
+        <w:rPr>
+          <w:rFonts w:hint="default"/>
+          <w:lang w:val="en-US"/>
+        </w:rPr>
+      </w:pPr>
+    </w:p>
+    <w:p>
+      <w:pPr>
+        <w:numPr>
+          <w:ilvl w:val="0"/>
+          <w:numId w:val="1"/>
+        </w:numPr>
+        <w:ind w:left="0" w:leftChars="0" w:firstLine="0" w:firstLineChars="0"/>
+        <w:rPr>
+          <w:rFonts w:hint="default"/>
+          <w:lang w:val="en-US"/>
+        </w:rPr>
+      </w:pPr>
+      <w:r>
+        <w:rPr>
+          <w:rFonts w:hint="default"/>
+          <w:lang w:val="en-US"/>
+        </w:rPr>
+        <w:t>Array has many built-in methods. The general usage is “Arrays.methodName()..)</w:t>
+      </w:r>
+    </w:p>
+    <w:p>
+      <w:pPr>
+        <w:numPr>
+          <w:numId w:val="0"/>
+        </w:numPr>
+        <w:ind w:leftChars="0"/>
+      </w:pPr>
+      <w:r>
+        <w:drawing>
+          <wp:inline distT="0" distB="0" distL="114300" distR="114300">
+            <wp:extent cx="2458720" cy="1280160"/>
+            <wp:effectExtent l="0" t="0" r="10160" b="0"/>
+            <wp:docPr id="3" name="Picture 1"/>
+            <wp:cNvGraphicFramePr>
+              <a:graphicFrameLocks xmlns:a="http://schemas.openxmlformats.org/drawingml/2006/main" noChangeAspect="1"/>
+            </wp:cNvGraphicFramePr>
+            <a:graphic xmlns:a="http://schemas.openxmlformats.org/drawingml/2006/main">
+              <a:graphicData uri="http://schemas.openxmlformats.org/drawingml/2006/picture">
+                <pic:pic xmlns:pic="http://schemas.openxmlformats.org/drawingml/2006/picture">
+                  <pic:nvPicPr>
+                    <pic:cNvPr id="3" name="Picture 1"/>
+                    <pic:cNvPicPr>
+                      <a:picLocks noChangeAspect="1"/>
+                    </pic:cNvPicPr>
+                  </pic:nvPicPr>
+                  <pic:blipFill>
+                    <a:blip r:embed="rId6"/>
+                    <a:stretch>
+                      <a:fillRect/>
+                    </a:stretch>
+                  </pic:blipFill>
+                  <pic:spPr>
+                    <a:xfrm>
+                      <a:off x="0" y="0"/>
+                      <a:ext cx="2458720" cy="1280160"/>
+                    </a:xfrm>
+                    <a:prstGeom prst="rect">
+                      <a:avLst/>
+                    </a:prstGeom>
+                    <a:noFill/>
+                    <a:ln>
+                      <a:noFill/>
+                    </a:ln>
+                  </pic:spPr>
+                </pic:pic>
+              </a:graphicData>
+            </a:graphic>
+          </wp:inline>
+        </w:drawing>
+      </w:r>
+    </w:p>
+    <w:p>
+      <w:pPr>
+        <w:numPr>
+          <w:numId w:val="0"/>
+        </w:numPr>
+        <w:ind w:leftChars="0"/>
+      </w:pPr>
+    </w:p>
+    <w:p>
+      <w:pPr>
+        <w:numPr>
+          <w:ilvl w:val="0"/>
+          <w:numId w:val="1"/>
+        </w:numPr>
+        <w:ind w:left="0" w:leftChars="0" w:firstLine="0" w:firstLineChars="0"/>
+        <w:rPr>
+          <w:rFonts w:hint="default"/>
+          <w:lang w:val="en-US"/>
+        </w:rPr>
+      </w:pPr>
+    </w:p>
+    <w:p>
+      <w:pPr>
+        <w:numPr>
+          <w:ilvl w:val="0"/>
+          <w:numId w:val="0"/>
+        </w:numPr>
+      </w:pPr>
+      <w:r>
+        <w:drawing>
+          <wp:inline distT="0" distB="0" distL="114300" distR="114300">
+            <wp:extent cx="2320925" cy="2042795"/>
+            <wp:effectExtent l="0" t="0" r="10795" b="14605"/>
+            <wp:docPr id="4" name="Picture 2"/>
+            <wp:cNvGraphicFramePr>
+              <a:graphicFrameLocks xmlns:a="http://schemas.openxmlformats.org/drawingml/2006/main" noChangeAspect="1"/>
+            </wp:cNvGraphicFramePr>
+            <a:graphic xmlns:a="http://schemas.openxmlformats.org/drawingml/2006/main">
+              <a:graphicData uri="http://schemas.openxmlformats.org/drawingml/2006/picture">
+                <pic:pic xmlns:pic="http://schemas.openxmlformats.org/drawingml/2006/picture">
+                  <pic:nvPicPr>
+                    <pic:cNvPr id="4" name="Picture 2"/>
+                    <pic:cNvPicPr>
+                      <a:picLocks noChangeAspect="1"/>
+                    </pic:cNvPicPr>
+                  </pic:nvPicPr>
+                  <pic:blipFill>
+                    <a:blip r:embed="rId7"/>
+                    <a:stretch>
+                      <a:fillRect/>
+                    </a:stretch>
+                  </pic:blipFill>
+                  <pic:spPr>
+                    <a:xfrm>
+                      <a:off x="0" y="0"/>
+                      <a:ext cx="2320925" cy="2042795"/>
+                    </a:xfrm>
+                    <a:prstGeom prst="rect">
+                      <a:avLst/>
+                    </a:prstGeom>
+                    <a:noFill/>
+                    <a:ln>
+                      <a:noFill/>
+                    </a:ln>
+                  </pic:spPr>
+                </pic:pic>
+              </a:graphicData>
+            </a:graphic>
+          </wp:inline>
+        </w:drawing>
+      </w:r>
+    </w:p>
+    <w:p>
+      <w:pPr>
+        <w:numPr>
+          <w:ilvl w:val="0"/>
+          <w:numId w:val="1"/>
+        </w:numPr>
+        <w:ind w:left="0" w:leftChars="0" w:firstLine="0" w:firstLineChars="0"/>
+        <w:rPr>
+          <w:rFonts w:hint="default"/>
+          <w:lang w:val="en-US"/>
+        </w:rPr>
+      </w:pPr>
+    </w:p>
+    <w:p>
+      <w:pPr>
+        <w:numPr>
+          <w:numId w:val="0"/>
+        </w:numPr>
+      </w:pPr>
+      <w:r>
+        <w:drawing>
+          <wp:inline distT="0" distB="0" distL="114300" distR="114300">
+            <wp:extent cx="2281555" cy="1241425"/>
+            <wp:effectExtent l="0" t="0" r="4445" b="8255"/>
+            <wp:docPr id="5" name="Picture 3"/>
+            <wp:cNvGraphicFramePr>
+              <a:graphicFrameLocks xmlns:a="http://schemas.openxmlformats.org/drawingml/2006/main" noChangeAspect="1"/>
+            </wp:cNvGraphicFramePr>
+            <a:graphic xmlns:a="http://schemas.openxmlformats.org/drawingml/2006/main">
+              <a:graphicData uri="http://schemas.openxmlformats.org/drawingml/2006/picture">
+                <pic:pic xmlns:pic="http://schemas.openxmlformats.org/drawingml/2006/picture">
+                  <pic:nvPicPr>
+                    <pic:cNvPr id="5" name="Picture 3"/>
+                    <pic:cNvPicPr>
+                      <a:picLocks noChangeAspect="1"/>
+                    </pic:cNvPicPr>
+                  </pic:nvPicPr>
+                  <pic:blipFill>
+                    <a:blip r:embed="rId8"/>
+                    <a:stretch>
+                      <a:fillRect/>
+                    </a:stretch>
+                  </pic:blipFill>
+                  <pic:spPr>
+                    <a:xfrm>
+                      <a:off x="0" y="0"/>
+                      <a:ext cx="2281555" cy="1241425"/>
+                    </a:xfrm>
+                    <a:prstGeom prst="rect">
+                      <a:avLst/>
+                    </a:prstGeom>
+                    <a:noFill/>
+                    <a:ln>
+                      <a:noFill/>
+                    </a:ln>
+                  </pic:spPr>
+                </pic:pic>
+              </a:graphicData>
+            </a:graphic>
+          </wp:inline>
+        </w:drawing>
+      </w:r>
+    </w:p>
+    <w:p>
+      <w:pPr>
+        <w:numPr>
+          <w:numId w:val="0"/>
+        </w:numPr>
+      </w:pPr>
+    </w:p>
+    <w:p>
+      <w:pPr>
+        <w:numPr>
+          <w:ilvl w:val="0"/>
+          <w:numId w:val="1"/>
+        </w:numPr>
+        <w:ind w:left="0" w:leftChars="0" w:firstLine="0" w:firstLineChars="0"/>
+        <w:rPr>
+          <w:rFonts w:hint="default"/>
+          <w:lang w:val="en-US"/>
+        </w:rPr>
+      </w:pPr>
+      <w:r>
+        <w:rPr>
+          <w:rFonts w:hint="default"/>
+          <w:lang w:val="en-US"/>
+        </w:rPr>
+        <w:t>String</w:t>
+      </w:r>
+    </w:p>
+    <w:p>
+      <w:pPr>
+        <w:numPr>
+          <w:numId w:val="0"/>
+        </w:numPr>
+        <w:ind w:leftChars="0"/>
+      </w:pPr>
+      <w:r>
+        <w:drawing>
+          <wp:inline distT="0" distB="0" distL="114300" distR="114300">
+            <wp:extent cx="2279015" cy="1592580"/>
+            <wp:effectExtent l="0" t="0" r="6985" b="7620"/>
+            <wp:docPr id="6" name="Picture 4"/>
+            <wp:cNvGraphicFramePr>
+              <a:graphicFrameLocks xmlns:a="http://schemas.openxmlformats.org/drawingml/2006/main" noChangeAspect="1"/>
+            </wp:cNvGraphicFramePr>
+            <a:graphic xmlns:a="http://schemas.openxmlformats.org/drawingml/2006/main">
+              <a:graphicData uri="http://schemas.openxmlformats.org/drawingml/2006/picture">
+                <pic:pic xmlns:pic="http://schemas.openxmlformats.org/drawingml/2006/picture">
+                  <pic:nvPicPr>
+                    <pic:cNvPr id="6" name="Picture 4"/>
+                    <pic:cNvPicPr>
+                      <a:picLocks noChangeAspect="1"/>
+                    </pic:cNvPicPr>
+                  </pic:nvPicPr>
+                  <pic:blipFill>
+                    <a:blip r:embed="rId9"/>
+                    <a:stretch>
+                      <a:fillRect/>
+                    </a:stretch>
+                  </pic:blipFill>
+                  <pic:spPr>
+                    <a:xfrm>
+                      <a:off x="0" y="0"/>
+                      <a:ext cx="2279015" cy="1592580"/>
+                    </a:xfrm>
+                    <a:prstGeom prst="rect">
+                      <a:avLst/>
+                    </a:prstGeom>
+                    <a:noFill/>
+                    <a:ln>
+                      <a:noFill/>
+                    </a:ln>
+                  </pic:spPr>
+                </pic:pic>
+              </a:graphicData>
+            </a:graphic>
+          </wp:inline>
+        </w:drawing>
+      </w:r>
+    </w:p>
+    <w:p>
+      <w:pPr>
+        <w:numPr>
+          <w:numId w:val="0"/>
+        </w:numPr>
+        <w:ind w:leftChars="0"/>
+      </w:pPr>
+    </w:p>
+    <w:p>
+      <w:pPr>
+        <w:numPr>
+          <w:ilvl w:val="0"/>
+          <w:numId w:val="1"/>
+        </w:numPr>
+        <w:ind w:left="0" w:leftChars="0" w:firstLine="0" w:firstLineChars="0"/>
+        <w:rPr>
+          <w:rFonts w:hint="default"/>
+          <w:lang w:val="en-US"/>
+        </w:rPr>
+      </w:pPr>
+      <w:r>
+        <w:rPr>
+          <w:rFonts w:hint="default"/>
+          <w:lang w:val="en-US"/>
+        </w:rPr>
+        <w:t>String</w:t>
+      </w:r>
+    </w:p>
+    <w:p>
+      <w:pPr>
+        <w:numPr>
+          <w:numId w:val="0"/>
+        </w:numPr>
+        <w:ind w:leftChars="0"/>
+      </w:pPr>
+      <w:r>
+        <w:drawing>
+          <wp:inline distT="0" distB="0" distL="114300" distR="114300">
+            <wp:extent cx="2329180" cy="2118995"/>
+            <wp:effectExtent l="0" t="0" r="2540" b="14605"/>
+            <wp:docPr id="7" name="Picture 5"/>
+            <wp:cNvGraphicFramePr>
+              <a:graphicFrameLocks xmlns:a="http://schemas.openxmlformats.org/drawingml/2006/main" noChangeAspect="1"/>
+            </wp:cNvGraphicFramePr>
+            <a:graphic xmlns:a="http://schemas.openxmlformats.org/drawingml/2006/main">
+              <a:graphicData uri="http://schemas.openxmlformats.org/drawingml/2006/picture">
+                <pic:pic xmlns:pic="http://schemas.openxmlformats.org/drawingml/2006/picture">
+                  <pic:nvPicPr>
+                    <pic:cNvPr id="7" name="Picture 5"/>
+                    <pic:cNvPicPr>
+                      <a:picLocks noChangeAspect="1"/>
+                    </pic:cNvPicPr>
+                  </pic:nvPicPr>
+                  <pic:blipFill>
+                    <a:blip r:embed="rId10"/>
+                    <a:stretch>
+                      <a:fillRect/>
+                    </a:stretch>
+                  </pic:blipFill>
+                  <pic:spPr>
+                    <a:xfrm>
+                      <a:off x="0" y="0"/>
+                      <a:ext cx="2329180" cy="2118995"/>
+                    </a:xfrm>
+                    <a:prstGeom prst="rect">
+                      <a:avLst/>
+                    </a:prstGeom>
+                    <a:noFill/>
+                    <a:ln>
+                      <a:noFill/>
+                    </a:ln>
+                  </pic:spPr>
+                </pic:pic>
+              </a:graphicData>
+            </a:graphic>
+          </wp:inline>
+        </w:drawing>
+      </w:r>
+    </w:p>
+    <w:p>
+      <w:pPr>
+        <w:numPr>
+          <w:numId w:val="0"/>
+        </w:numPr>
+        <w:ind w:leftChars="0"/>
+      </w:pPr>
+    </w:p>
+    <w:p>
+      <w:pPr>
+        <w:numPr>
+          <w:numId w:val="0"/>
+        </w:numPr>
+        <w:ind w:leftChars="0"/>
+      </w:pPr>
+      <w:r>
+        <w:drawing>
+          <wp:inline distT="0" distB="0" distL="114300" distR="114300">
+            <wp:extent cx="2581275" cy="2181225"/>
+            <wp:effectExtent l="0" t="0" r="9525" b="13335"/>
+            <wp:docPr id="8" name="Picture 6"/>
+            <wp:cNvGraphicFramePr>
+              <a:graphicFrameLocks xmlns:a="http://schemas.openxmlformats.org/drawingml/2006/main" noChangeAspect="1"/>
+            </wp:cNvGraphicFramePr>
+            <a:graphic xmlns:a="http://schemas.openxmlformats.org/drawingml/2006/main">
+              <a:graphicData uri="http://schemas.openxmlformats.org/drawingml/2006/picture">
+                <pic:pic xmlns:pic="http://schemas.openxmlformats.org/drawingml/2006/picture">
+                  <pic:nvPicPr>
+                    <pic:cNvPr id="8" name="Picture 6"/>
+                    <pic:cNvPicPr>
+                      <a:picLocks noChangeAspect="1"/>
+                    </pic:cNvPicPr>
+                  </pic:nvPicPr>
+                  <pic:blipFill>
+                    <a:blip r:embed="rId11"/>
+                    <a:stretch>
+                      <a:fillRect/>
+                    </a:stretch>
+                  </pic:blipFill>
+                  <pic:spPr>
+                    <a:xfrm>
+                      <a:off x="0" y="0"/>
+                      <a:ext cx="2581275" cy="2181225"/>
+                    </a:xfrm>
+                    <a:prstGeom prst="rect">
+                      <a:avLst/>
+                    </a:prstGeom>
+                    <a:noFill/>
+                    <a:ln>
+                      <a:noFill/>
+                    </a:ln>
+                  </pic:spPr>
+                </pic:pic>
+              </a:graphicData>
+            </a:graphic>
+          </wp:inline>
+        </w:drawing>
+      </w:r>
+    </w:p>
+    <w:p>
+      <w:pPr>
+        <w:numPr>
+          <w:numId w:val="0"/>
+        </w:numPr>
+        <w:ind w:leftChars="0"/>
+      </w:pPr>
+    </w:p>
+    <w:p>
+      <w:pPr>
+        <w:numPr>
+          <w:numId w:val="0"/>
+        </w:numPr>
+        <w:ind w:leftChars="0"/>
+      </w:pPr>
+    </w:p>
+    <w:p>
+      <w:pPr>
+        <w:numPr>
+          <w:numId w:val="0"/>
+        </w:numPr>
+        <w:ind w:leftChars="0"/>
+      </w:pPr>
+    </w:p>
+    <w:p>
+      <w:pPr>
+        <w:numPr>
+          <w:numId w:val="0"/>
+        </w:numPr>
+        <w:ind w:leftChars="0"/>
+      </w:pPr>
+    </w:p>
+    <w:p>
+      <w:pPr>
+        <w:numPr>
+          <w:ilvl w:val="0"/>
+          <w:numId w:val="1"/>
+        </w:numPr>
+        <w:ind w:left="0" w:leftChars="0" w:firstLine="0" w:firstLineChars="0"/>
+        <w:rPr>
+          <w:rFonts w:hint="default"/>
+          <w:lang w:val="en-US"/>
+        </w:rPr>
+      </w:pPr>
+      <w:r>
+        <w:rPr>
+          <w:rFonts w:hint="default"/>
+          <w:lang w:val="en-US"/>
+        </w:rPr>
+        <w:t>Read and write</w:t>
+      </w:r>
+    </w:p>
+    <w:p>
+      <w:pPr>
+        <w:numPr>
+          <w:numId w:val="0"/>
+        </w:numPr>
+        <w:ind w:leftChars="0"/>
+      </w:pPr>
+      <w:r>
+        <w:drawing>
+          <wp:inline distT="0" distB="0" distL="114300" distR="114300">
+            <wp:extent cx="2749550" cy="1728470"/>
+            <wp:effectExtent l="0" t="0" r="8890" b="8890"/>
+            <wp:docPr id="9" name="Picture 7"/>
+            <wp:cNvGraphicFramePr>
+              <a:graphicFrameLocks xmlns:a="http://schemas.openxmlformats.org/drawingml/2006/main" noChangeAspect="1"/>
+            </wp:cNvGraphicFramePr>
+            <a:graphic xmlns:a="http://schemas.openxmlformats.org/drawingml/2006/main">
+              <a:graphicData uri="http://schemas.openxmlformats.org/drawingml/2006/picture">
+                <pic:pic xmlns:pic="http://schemas.openxmlformats.org/drawingml/2006/picture">
+                  <pic:nvPicPr>
+                    <pic:cNvPr id="9" name="Picture 7"/>
+                    <pic:cNvPicPr>
+                      <a:picLocks noChangeAspect="1"/>
+                    </pic:cNvPicPr>
+                  </pic:nvPicPr>
+                  <pic:blipFill>
+                    <a:blip r:embed="rId12"/>
+                    <a:stretch>
+                      <a:fillRect/>
+                    </a:stretch>
+                  </pic:blipFill>
+                  <pic:spPr>
+                    <a:xfrm>
+                      <a:off x="0" y="0"/>
+                      <a:ext cx="2749550" cy="1728470"/>
+                    </a:xfrm>
+                    <a:prstGeom prst="rect">
+                      <a:avLst/>
+                    </a:prstGeom>
+                    <a:noFill/>
+                    <a:ln>
+                      <a:noFill/>
+                    </a:ln>
+                  </pic:spPr>
+                </pic:pic>
+              </a:graphicData>
+            </a:graphic>
+          </wp:inline>
+        </w:drawing>
+      </w:r>
+    </w:p>
+    <w:p>
+      <w:pPr>
+        <w:numPr>
+          <w:numId w:val="0"/>
+        </w:numPr>
+        <w:rPr>
+          <w:rFonts w:hint="default"/>
+          <w:lang w:val="en-US"/>
+        </w:rPr>
+      </w:pPr>
+    </w:p>
+    <w:p>
+      <w:pPr>
+        <w:numPr>
+          <w:ilvl w:val="0"/>
+          <w:numId w:val="1"/>
+        </w:numPr>
+        <w:ind w:left="0" w:leftChars="0" w:firstLine="0" w:firstLineChars="0"/>
+        <w:rPr>
+          <w:rFonts w:hint="default"/>
+          <w:lang w:val="en-US"/>
+        </w:rPr>
+      </w:pPr>
+      <w:r>
+        <w:rPr>
+          <w:rFonts w:hint="default"/>
+          <w:lang w:val="en-US"/>
+        </w:rPr>
+        <w:t>Byte Stream</w:t>
+      </w:r>
+    </w:p>
+    <w:p>
+      <w:pPr>
+        <w:numPr>
+          <w:numId w:val="0"/>
+        </w:numPr>
+        <w:ind w:leftChars="0"/>
+      </w:pPr>
+      <w:r>
+        <w:drawing>
+          <wp:inline distT="0" distB="0" distL="114300" distR="114300">
+            <wp:extent cx="3218815" cy="5924550"/>
+            <wp:effectExtent l="0" t="0" r="12065" b="3810"/>
+            <wp:docPr id="13" name="Picture 11"/>
+            <wp:cNvGraphicFramePr>
+              <a:graphicFrameLocks xmlns:a="http://schemas.openxmlformats.org/drawingml/2006/main" noChangeAspect="1"/>
+            </wp:cNvGraphicFramePr>
+            <a:graphic xmlns:a="http://schemas.openxmlformats.org/drawingml/2006/main">
+              <a:graphicData uri="http://schemas.openxmlformats.org/drawingml/2006/picture">
+                <pic:pic xmlns:pic="http://schemas.openxmlformats.org/drawingml/2006/picture">
+                  <pic:nvPicPr>
+                    <pic:cNvPr id="13" name="Picture 11"/>
+                    <pic:cNvPicPr>
+                      <a:picLocks noChangeAspect="1"/>
+                    </pic:cNvPicPr>
+                  </pic:nvPicPr>
+                  <pic:blipFill>
+                    <a:blip r:embed="rId13"/>
+                    <a:stretch>
+                      <a:fillRect/>
+                    </a:stretch>
+                  </pic:blipFill>
+                  <pic:spPr>
+                    <a:xfrm>
+                      <a:off x="0" y="0"/>
+                      <a:ext cx="3218815" cy="5924550"/>
+                    </a:xfrm>
+                    <a:prstGeom prst="rect">
+                      <a:avLst/>
+                    </a:prstGeom>
+                    <a:noFill/>
+                    <a:ln>
+                      <a:noFill/>
+                    </a:ln>
+                  </pic:spPr>
+                </pic:pic>
+              </a:graphicData>
+            </a:graphic>
+          </wp:inline>
+        </w:drawing>
+      </w:r>
+    </w:p>
+    <w:p>
+      <w:pPr>
+        <w:numPr>
+          <w:numId w:val="0"/>
+        </w:numPr>
+        <w:ind w:leftChars="0"/>
+      </w:pPr>
+    </w:p>
+    <w:p>
+      <w:pPr>
+        <w:numPr>
+          <w:numId w:val="0"/>
+        </w:numPr>
+        <w:ind w:leftChars="0"/>
+      </w:pPr>
+    </w:p>
+    <w:p>
+      <w:pPr>
+        <w:numPr>
+          <w:numId w:val="0"/>
+        </w:numPr>
+        <w:ind w:leftChars="0"/>
+      </w:pPr>
+    </w:p>
+    <w:p>
+      <w:pPr>
+        <w:numPr>
+          <w:numId w:val="0"/>
+        </w:numPr>
+        <w:ind w:leftChars="0"/>
+      </w:pPr>
+    </w:p>
+    <w:p>
+      <w:pPr>
+        <w:numPr>
+          <w:ilvl w:val="0"/>
+          <w:numId w:val="1"/>
+        </w:numPr>
+        <w:ind w:left="0" w:leftChars="0" w:firstLine="0" w:firstLineChars="0"/>
+        <w:rPr>
+          <w:rFonts w:hint="default"/>
+          <w:lang w:val="en-US"/>
+        </w:rPr>
+      </w:pPr>
+      <w:r>
+        <w:rPr>
+          <w:rFonts w:hint="default"/>
+          <w:lang w:val="en-US"/>
+        </w:rPr>
+        <w:t>Character stream</w:t>
+      </w:r>
+    </w:p>
+    <w:p>
+      <w:pPr>
+        <w:numPr>
+          <w:numId w:val="0"/>
+        </w:numPr>
+        <w:ind w:leftChars="0"/>
+      </w:pPr>
+      <w:r>
+        <w:drawing>
+          <wp:inline distT="0" distB="0" distL="114300" distR="114300">
+            <wp:extent cx="2059305" cy="3985260"/>
+            <wp:effectExtent l="0" t="0" r="13335" b="7620"/>
+            <wp:docPr id="14" name="Picture 12"/>
+            <wp:cNvGraphicFramePr>
+              <a:graphicFrameLocks xmlns:a="http://schemas.openxmlformats.org/drawingml/2006/main" noChangeAspect="1"/>
+            </wp:cNvGraphicFramePr>
+            <a:graphic xmlns:a="http://schemas.openxmlformats.org/drawingml/2006/main">
+              <a:graphicData uri="http://schemas.openxmlformats.org/drawingml/2006/picture">
+                <pic:pic xmlns:pic="http://schemas.openxmlformats.org/drawingml/2006/picture">
+                  <pic:nvPicPr>
+                    <pic:cNvPr id="14" name="Picture 12"/>
+                    <pic:cNvPicPr>
+                      <a:picLocks noChangeAspect="1"/>
+                    </pic:cNvPicPr>
+                  </pic:nvPicPr>
+                  <pic:blipFill>
+                    <a:blip r:embed="rId14"/>
+                    <a:stretch>
+                      <a:fillRect/>
+                    </a:stretch>
+                  </pic:blipFill>
+                  <pic:spPr>
+                    <a:xfrm>
+                      <a:off x="0" y="0"/>
+                      <a:ext cx="2059305" cy="3985260"/>
+                    </a:xfrm>
+                    <a:prstGeom prst="rect">
+                      <a:avLst/>
+                    </a:prstGeom>
+                    <a:noFill/>
+                    <a:ln>
+                      <a:noFill/>
+                    </a:ln>
+                  </pic:spPr>
+                </pic:pic>
+              </a:graphicData>
+            </a:graphic>
+          </wp:inline>
+        </w:drawing>
+      </w:r>
+    </w:p>
+    <w:p>
+      <w:pPr>
+        <w:numPr>
+          <w:numId w:val="0"/>
+        </w:numPr>
+        <w:ind w:leftChars="0"/>
+      </w:pPr>
+    </w:p>
+    <w:p>
+      <w:pPr>
+        <w:numPr>
+          <w:ilvl w:val="0"/>
+          <w:numId w:val="1"/>
+        </w:numPr>
+        <w:ind w:left="0" w:leftChars="0" w:firstLine="0" w:firstLineChars="0"/>
+        <w:rPr>
+          <w:rFonts w:hint="default"/>
+          <w:lang w:val="en-US"/>
+        </w:rPr>
+      </w:pPr>
+    </w:p>
+    <w:p>
+      <w:pPr>
+        <w:numPr>
+          <w:numId w:val="0"/>
+        </w:numPr>
+      </w:pPr>
+      <w:r>
+        <w:drawing>
+          <wp:inline distT="0" distB="0" distL="114300" distR="114300">
+            <wp:extent cx="2065655" cy="1200150"/>
+            <wp:effectExtent l="0" t="0" r="6985" b="3810"/>
+            <wp:docPr id="15" name="Picture 13"/>
+            <wp:cNvGraphicFramePr>
+              <a:graphicFrameLocks xmlns:a="http://schemas.openxmlformats.org/drawingml/2006/main" noChangeAspect="1"/>
+            </wp:cNvGraphicFramePr>
+            <a:graphic xmlns:a="http://schemas.openxmlformats.org/drawingml/2006/main">
+              <a:graphicData uri="http://schemas.openxmlformats.org/drawingml/2006/picture">
+                <pic:pic xmlns:pic="http://schemas.openxmlformats.org/drawingml/2006/picture">
+                  <pic:nvPicPr>
+                    <pic:cNvPr id="15" name="Picture 13"/>
+                    <pic:cNvPicPr>
+                      <a:picLocks noChangeAspect="1"/>
+                    </pic:cNvPicPr>
+                  </pic:nvPicPr>
+                  <pic:blipFill>
+                    <a:blip r:embed="rId15"/>
+                    <a:stretch>
+                      <a:fillRect/>
+                    </a:stretch>
+                  </pic:blipFill>
+                  <pic:spPr>
+                    <a:xfrm>
+                      <a:off x="0" y="0"/>
+                      <a:ext cx="2065655" cy="1200150"/>
+                    </a:xfrm>
+                    <a:prstGeom prst="rect">
+                      <a:avLst/>
+                    </a:prstGeom>
+                    <a:noFill/>
+                    <a:ln>
+                      <a:noFill/>
+                    </a:ln>
+                  </pic:spPr>
+                </pic:pic>
+              </a:graphicData>
+            </a:graphic>
+          </wp:inline>
+        </w:drawing>
+      </w:r>
+    </w:p>
+    <w:p>
+      <w:pPr>
+        <w:numPr>
+          <w:numId w:val="0"/>
+        </w:numPr>
+      </w:pPr>
+    </w:p>
+    <w:p>
+      <w:pPr>
+        <w:numPr>
+          <w:ilvl w:val="0"/>
+          <w:numId w:val="1"/>
+        </w:numPr>
+        <w:ind w:left="0" w:leftChars="0" w:firstLine="0" w:firstLineChars="0"/>
+        <w:rPr>
+          <w:rFonts w:hint="default"/>
+          <w:lang w:val="en-US"/>
+        </w:rPr>
+      </w:pPr>
+    </w:p>
+    <w:p>
+      <w:pPr>
+        <w:numPr>
+          <w:numId w:val="0"/>
+        </w:numPr>
+        <w:rPr>
+          <w:rFonts w:hint="default"/>
+          <w:lang w:val="en-US"/>
+        </w:rPr>
+      </w:pPr>
+      <w:r>
+        <w:drawing>
+          <wp:inline distT="0" distB="0" distL="114300" distR="114300">
+            <wp:extent cx="2062480" cy="2628265"/>
+            <wp:effectExtent l="0" t="0" r="10160" b="8255"/>
+            <wp:docPr id="16" name="Picture 14"/>
+            <wp:cNvGraphicFramePr>
+              <a:graphicFrameLocks xmlns:a="http://schemas.openxmlformats.org/drawingml/2006/main" noChangeAspect="1"/>
+            </wp:cNvGraphicFramePr>
+            <a:graphic xmlns:a="http://schemas.openxmlformats.org/drawingml/2006/main">
+              <a:graphicData uri="http://schemas.openxmlformats.org/drawingml/2006/picture">
+                <pic:pic xmlns:pic="http://schemas.openxmlformats.org/drawingml/2006/picture">
+                  <pic:nvPicPr>
+                    <pic:cNvPr id="16" name="Picture 14"/>
+                    <pic:cNvPicPr>
+                      <a:picLocks noChangeAspect="1"/>
+                    </pic:cNvPicPr>
+                  </pic:nvPicPr>
+                  <pic:blipFill>
+                    <a:blip r:embed="rId16"/>
+                    <a:stretch>
+                      <a:fillRect/>
+                    </a:stretch>
+                  </pic:blipFill>
+                  <pic:spPr>
+                    <a:xfrm>
+                      <a:off x="0" y="0"/>
+                      <a:ext cx="2062480" cy="2628265"/>
+                    </a:xfrm>
+                    <a:prstGeom prst="rect">
+                      <a:avLst/>
+                    </a:prstGeom>
+                    <a:noFill/>
+                    <a:ln>
+                      <a:noFill/>
+                    </a:ln>
+                  </pic:spPr>
+                </pic:pic>
+              </a:graphicData>
+            </a:graphic>
+          </wp:inline>
+        </w:drawing>
+      </w:r>
+    </w:p>
+    <w:p>
+      <w:pPr>
+        <w:numPr>
+          <w:numId w:val="0"/>
+        </w:numPr>
+        <w:rPr>
+          <w:rFonts w:hint="default"/>
+          <w:lang w:val="en-US"/>
+        </w:rPr>
+      </w:pPr>
+    </w:p>
+    <w:p>
+      <w:pPr>
+        <w:numPr>
+          <w:ilvl w:val="0"/>
+          <w:numId w:val="1"/>
+        </w:numPr>
+        <w:ind w:left="0" w:leftChars="0" w:firstLine="0" w:firstLineChars="0"/>
+        <w:rPr>
+          <w:rFonts w:hint="default"/>
+          <w:lang w:val="en-US"/>
+        </w:rPr>
+      </w:pPr>
+    </w:p>
+    <w:p>
+      <w:pPr>
+        <w:numPr>
+          <w:numId w:val="0"/>
+        </w:numPr>
+      </w:pPr>
+      <w:r>
+        <w:drawing>
+          <wp:inline distT="0" distB="0" distL="114300" distR="114300">
+            <wp:extent cx="3049905" cy="2009775"/>
+            <wp:effectExtent l="0" t="0" r="13335" b="1905"/>
+            <wp:docPr id="17" name="Picture 15"/>
+            <wp:cNvGraphicFramePr>
+              <a:graphicFrameLocks xmlns:a="http://schemas.openxmlformats.org/drawingml/2006/main" noChangeAspect="1"/>
+            </wp:cNvGraphicFramePr>
+            <a:graphic xmlns:a="http://schemas.openxmlformats.org/drawingml/2006/main">
+              <a:graphicData uri="http://schemas.openxmlformats.org/drawingml/2006/picture">
+                <pic:pic xmlns:pic="http://schemas.openxmlformats.org/drawingml/2006/picture">
+                  <pic:nvPicPr>
+                    <pic:cNvPr id="17" name="Picture 15"/>
+                    <pic:cNvPicPr>
+                      <a:picLocks noChangeAspect="1"/>
+                    </pic:cNvPicPr>
+                  </pic:nvPicPr>
+                  <pic:blipFill>
+                    <a:blip r:embed="rId17"/>
+                    <a:stretch>
+                      <a:fillRect/>
+                    </a:stretch>
+                  </pic:blipFill>
+                  <pic:spPr>
+                    <a:xfrm>
+                      <a:off x="0" y="0"/>
+                      <a:ext cx="3049905" cy="2009775"/>
+                    </a:xfrm>
+                    <a:prstGeom prst="rect">
+                      <a:avLst/>
+                    </a:prstGeom>
+                    <a:noFill/>
+                    <a:ln>
+                      <a:noFill/>
+                    </a:ln>
+                  </pic:spPr>
+                </pic:pic>
+              </a:graphicData>
+            </a:graphic>
+          </wp:inline>
+        </w:drawing>
+      </w:r>
+    </w:p>
+    <w:p>
+      <w:pPr>
+        <w:numPr>
+          <w:numId w:val="0"/>
+        </w:numPr>
+      </w:pPr>
+      <w:r>
+        <w:drawing>
+          <wp:inline distT="0" distB="0" distL="114300" distR="114300">
+            <wp:extent cx="3037205" cy="1404620"/>
+            <wp:effectExtent l="0" t="0" r="10795" b="12700"/>
+            <wp:docPr id="18" name="Picture 16"/>
+            <wp:cNvGraphicFramePr>
+              <a:graphicFrameLocks xmlns:a="http://schemas.openxmlformats.org/drawingml/2006/main" noChangeAspect="1"/>
+            </wp:cNvGraphicFramePr>
+            <a:graphic xmlns:a="http://schemas.openxmlformats.org/drawingml/2006/main">
+              <a:graphicData uri="http://schemas.openxmlformats.org/drawingml/2006/picture">
+                <pic:pic xmlns:pic="http://schemas.openxmlformats.org/drawingml/2006/picture">
+                  <pic:nvPicPr>
+                    <pic:cNvPr id="18" name="Picture 16"/>
+                    <pic:cNvPicPr>
+                      <a:picLocks noChangeAspect="1"/>
+                    </pic:cNvPicPr>
+                  </pic:nvPicPr>
+                  <pic:blipFill>
+                    <a:blip r:embed="rId18"/>
+                    <a:stretch>
+                      <a:fillRect/>
+                    </a:stretch>
+                  </pic:blipFill>
+                  <pic:spPr>
+                    <a:xfrm>
+                      <a:off x="0" y="0"/>
+                      <a:ext cx="3037205" cy="1404620"/>
+                    </a:xfrm>
+                    <a:prstGeom prst="rect">
+                      <a:avLst/>
+                    </a:prstGeom>
+                    <a:noFill/>
+                    <a:ln>
+                      <a:noFill/>
+                    </a:ln>
+                  </pic:spPr>
+                </pic:pic>
+              </a:graphicData>
+            </a:graphic>
+          </wp:inline>
+        </w:drawing>
+      </w:r>
+    </w:p>
+    <w:p>
+      <w:pPr>
+        <w:numPr>
+          <w:numId w:val="0"/>
+        </w:numPr>
+      </w:pPr>
+    </w:p>
+    <w:p>
+      <w:pPr>
+        <w:numPr>
+          <w:numId w:val="0"/>
+        </w:numPr>
+      </w:pPr>
+    </w:p>
+    <w:p>
+      <w:pPr>
+        <w:numPr>
+          <w:ilvl w:val="0"/>
+          <w:numId w:val="1"/>
+        </w:numPr>
+        <w:ind w:left="0" w:leftChars="0" w:firstLine="0" w:firstLineChars="0"/>
+        <w:rPr>
+          <w:rFonts w:hint="default"/>
+          <w:lang w:val="en-US"/>
+        </w:rPr>
+      </w:pPr>
+      <w:r>
+        <w:rPr>
+          <w:rFonts w:hint="default"/>
+          <w:lang w:val="en-US"/>
+        </w:rPr>
+        <w:t>Try-with-resource</w:t>
+      </w:r>
+    </w:p>
+    <w:p>
+      <w:pPr>
+        <w:numPr>
+          <w:numId w:val="0"/>
+        </w:numPr>
+        <w:ind w:leftChars="0"/>
+      </w:pPr>
+      <w:r>
+        <w:drawing>
+          <wp:inline distT="0" distB="0" distL="114300" distR="114300">
+            <wp:extent cx="3060700" cy="4184015"/>
+            <wp:effectExtent l="0" t="0" r="2540" b="6985"/>
+            <wp:docPr id="19" name="Picture 17"/>
+            <wp:cNvGraphicFramePr>
+              <a:graphicFrameLocks xmlns:a="http://schemas.openxmlformats.org/drawingml/2006/main" noChangeAspect="1"/>
+            </wp:cNvGraphicFramePr>
+            <a:graphic xmlns:a="http://schemas.openxmlformats.org/drawingml/2006/main">
+              <a:graphicData uri="http://schemas.openxmlformats.org/drawingml/2006/picture">
+                <pic:pic xmlns:pic="http://schemas.openxmlformats.org/drawingml/2006/picture">
+                  <pic:nvPicPr>
+                    <pic:cNvPr id="19" name="Picture 17"/>
+                    <pic:cNvPicPr>
+                      <a:picLocks noChangeAspect="1"/>
+                    </pic:cNvPicPr>
+                  </pic:nvPicPr>
+                  <pic:blipFill>
+                    <a:blip r:embed="rId19"/>
+                    <a:stretch>
+                      <a:fillRect/>
+                    </a:stretch>
+                  </pic:blipFill>
+                  <pic:spPr>
+                    <a:xfrm>
+                      <a:off x="0" y="0"/>
+                      <a:ext cx="3060700" cy="4184015"/>
+                    </a:xfrm>
+                    <a:prstGeom prst="rect">
+                      <a:avLst/>
+                    </a:prstGeom>
+                    <a:noFill/>
+                    <a:ln>
+                      <a:noFill/>
+                    </a:ln>
+                  </pic:spPr>
+                </pic:pic>
+              </a:graphicData>
+            </a:graphic>
+          </wp:inline>
+        </w:drawing>
+      </w:r>
+    </w:p>
+    <w:p>
+      <w:pPr>
+        <w:numPr>
+          <w:numId w:val="0"/>
+        </w:numPr>
+        <w:ind w:leftChars="0"/>
+      </w:pPr>
+    </w:p>
+    <w:p>
+      <w:pPr>
+        <w:numPr>
+          <w:numId w:val="0"/>
+        </w:numPr>
+        <w:ind w:leftChars="0"/>
+      </w:pPr>
+    </w:p>
+    <w:p>
+      <w:pPr>
+        <w:numPr>
+          <w:numId w:val="0"/>
+        </w:numPr>
+        <w:ind w:leftChars="0"/>
+      </w:pPr>
+    </w:p>
+    <w:p>
+      <w:pPr>
+        <w:numPr>
+          <w:numId w:val="0"/>
+        </w:numPr>
+        <w:ind w:leftChars="0"/>
+      </w:pPr>
+    </w:p>
+    <w:p>
+      <w:pPr>
+        <w:numPr>
+          <w:ilvl w:val="0"/>
+          <w:numId w:val="1"/>
+        </w:numPr>
+        <w:ind w:left="0" w:leftChars="0" w:firstLine="0" w:firstLineChars="0"/>
+        <w:rPr>
+          <w:rFonts w:hint="default"/>
+          <w:lang w:val="en-US"/>
+        </w:rPr>
+      </w:pPr>
+      <w:r>
+        <w:rPr>
+          <w:rFonts w:hint="default"/>
+          <w:lang w:val="en-US"/>
+        </w:rPr>
+        <w:t xml:space="preserve">  </w:t>
+      </w:r>
+    </w:p>
+    <w:p>
+      <w:pPr>
+        <w:numPr>
+          <w:numId w:val="0"/>
+        </w:numPr>
+        <w:ind w:leftChars="0"/>
+      </w:pPr>
+      <w:r>
+        <w:drawing>
+          <wp:inline distT="0" distB="0" distL="114300" distR="114300">
+            <wp:extent cx="2083435" cy="2595245"/>
+            <wp:effectExtent l="0" t="0" r="4445" b="10795"/>
+            <wp:docPr id="20" name="Picture 18"/>
+            <wp:cNvGraphicFramePr>
+              <a:graphicFrameLocks xmlns:a="http://schemas.openxmlformats.org/drawingml/2006/main" noChangeAspect="1"/>
+            </wp:cNvGraphicFramePr>
+            <a:graphic xmlns:a="http://schemas.openxmlformats.org/drawingml/2006/main">
+              <a:graphicData uri="http://schemas.openxmlformats.org/drawingml/2006/picture">
+                <pic:pic xmlns:pic="http://schemas.openxmlformats.org/drawingml/2006/picture">
+                  <pic:nvPicPr>
+                    <pic:cNvPr id="20" name="Picture 18"/>
+                    <pic:cNvPicPr>
+                      <a:picLocks noChangeAspect="1"/>
+                    </pic:cNvPicPr>
+                  </pic:nvPicPr>
+                  <pic:blipFill>
+                    <a:blip r:embed="rId20"/>
+                    <a:stretch>
+                      <a:fillRect/>
+                    </a:stretch>
+                  </pic:blipFill>
+                  <pic:spPr>
+                    <a:xfrm>
+                      <a:off x="0" y="0"/>
+                      <a:ext cx="2083435" cy="2595245"/>
+                    </a:xfrm>
+                    <a:prstGeom prst="rect">
+                      <a:avLst/>
+                    </a:prstGeom>
+                    <a:noFill/>
+                    <a:ln>
+                      <a:noFill/>
+                    </a:ln>
+                  </pic:spPr>
+                </pic:pic>
+              </a:graphicData>
+            </a:graphic>
+          </wp:inline>
+        </w:drawing>
+      </w:r>
+    </w:p>
+    <w:p>
+      <w:pPr>
+        <w:numPr>
+          <w:numId w:val="0"/>
+        </w:numPr>
+        <w:ind w:leftChars="0"/>
+      </w:pPr>
+      <w:r>
+        <w:drawing>
+          <wp:inline distT="0" distB="0" distL="114300" distR="114300">
+            <wp:extent cx="2105660" cy="748030"/>
+            <wp:effectExtent l="0" t="0" r="12700" b="13970"/>
+            <wp:docPr id="21" name="Picture 19"/>
+            <wp:cNvGraphicFramePr>
+              <a:graphicFrameLocks xmlns:a="http://schemas.openxmlformats.org/drawingml/2006/main" noChangeAspect="1"/>
+            </wp:cNvGraphicFramePr>
+            <a:graphic xmlns:a="http://schemas.openxmlformats.org/drawingml/2006/main">
+              <a:graphicData uri="http://schemas.openxmlformats.org/drawingml/2006/picture">
+                <pic:pic xmlns:pic="http://schemas.openxmlformats.org/drawingml/2006/picture">
+                  <pic:nvPicPr>
+                    <pic:cNvPr id="21" name="Picture 19"/>
+                    <pic:cNvPicPr>
+                      <a:picLocks noChangeAspect="1"/>
+                    </pic:cNvPicPr>
+                  </pic:nvPicPr>
+                  <pic:blipFill>
+                    <a:blip r:embed="rId21"/>
+                    <a:stretch>
+                      <a:fillRect/>
+                    </a:stretch>
+                  </pic:blipFill>
+                  <pic:spPr>
+                    <a:xfrm>
+                      <a:off x="0" y="0"/>
+                      <a:ext cx="2105660" cy="748030"/>
+                    </a:xfrm>
+                    <a:prstGeom prst="rect">
+                      <a:avLst/>
+                    </a:prstGeom>
+                    <a:noFill/>
+                    <a:ln>
+                      <a:noFill/>
+                    </a:ln>
+                  </pic:spPr>
+                </pic:pic>
+              </a:graphicData>
+            </a:graphic>
+          </wp:inline>
+        </w:drawing>
+      </w:r>
+    </w:p>
+    <w:p>
+      <w:pPr>
+        <w:numPr>
+          <w:numId w:val="0"/>
+        </w:numPr>
+        <w:ind w:leftChars="0"/>
+      </w:pPr>
+      <w:r>
+        <w:drawing>
+          <wp:inline distT="0" distB="0" distL="114300" distR="114300">
+            <wp:extent cx="2105025" cy="3523615"/>
+            <wp:effectExtent l="0" t="0" r="13335" b="12065"/>
+            <wp:docPr id="22" name="Picture 20"/>
+            <wp:cNvGraphicFramePr>
+              <a:graphicFrameLocks xmlns:a="http://schemas.openxmlformats.org/drawingml/2006/main" noChangeAspect="1"/>
+            </wp:cNvGraphicFramePr>
+            <a:graphic xmlns:a="http://schemas.openxmlformats.org/drawingml/2006/main">
+              <a:graphicData uri="http://schemas.openxmlformats.org/drawingml/2006/picture">
+                <pic:pic xmlns:pic="http://schemas.openxmlformats.org/drawingml/2006/picture">
+                  <pic:nvPicPr>
+                    <pic:cNvPr id="22" name="Picture 20"/>
+                    <pic:cNvPicPr>
+                      <a:picLocks noChangeAspect="1"/>
+                    </pic:cNvPicPr>
+                  </pic:nvPicPr>
+                  <pic:blipFill>
+                    <a:blip r:embed="rId22"/>
+                    <a:stretch>
+                      <a:fillRect/>
+                    </a:stretch>
+                  </pic:blipFill>
+                  <pic:spPr>
+                    <a:xfrm>
+                      <a:off x="0" y="0"/>
+                      <a:ext cx="2105025" cy="3523615"/>
+                    </a:xfrm>
+                    <a:prstGeom prst="rect">
+                      <a:avLst/>
+                    </a:prstGeom>
+                    <a:noFill/>
+                    <a:ln>
+                      <a:noFill/>
+                    </a:ln>
+                  </pic:spPr>
+                </pic:pic>
+              </a:graphicData>
+            </a:graphic>
+          </wp:inline>
+        </w:drawing>
+      </w:r>
+    </w:p>
+    <w:p>
+      <w:pPr>
+        <w:numPr>
+          <w:numId w:val="0"/>
+        </w:numPr>
+        <w:ind w:leftChars="0"/>
+        <w:rPr>
+          <w:rFonts w:hint="default"/>
+          <w:lang w:val="en-US"/>
+        </w:rPr>
+      </w:pPr>
+      <w:r>
+        <w:drawing>
+          <wp:inline distT="0" distB="0" distL="114300" distR="114300">
+            <wp:extent cx="2517775" cy="1525905"/>
+            <wp:effectExtent l="0" t="0" r="12065" b="13335"/>
+            <wp:docPr id="23" name="Picture 21"/>
+            <wp:cNvGraphicFramePr>
+              <a:graphicFrameLocks xmlns:a="http://schemas.openxmlformats.org/drawingml/2006/main" noChangeAspect="1"/>
+            </wp:cNvGraphicFramePr>
+            <a:graphic xmlns:a="http://schemas.openxmlformats.org/drawingml/2006/main">
+              <a:graphicData uri="http://schemas.openxmlformats.org/drawingml/2006/picture">
+                <pic:pic xmlns:pic="http://schemas.openxmlformats.org/drawingml/2006/picture">
+                  <pic:nvPicPr>
+                    <pic:cNvPr id="23" name="Picture 21"/>
+                    <pic:cNvPicPr>
+                      <a:picLocks noChangeAspect="1"/>
+                    </pic:cNvPicPr>
+                  </pic:nvPicPr>
+                  <pic:blipFill>
+                    <a:blip r:embed="rId23"/>
+                    <a:stretch>
+                      <a:fillRect/>
+                    </a:stretch>
+                  </pic:blipFill>
+                  <pic:spPr>
+                    <a:xfrm>
+                      <a:off x="0" y="0"/>
+                      <a:ext cx="2517775" cy="1525905"/>
+                    </a:xfrm>
+                    <a:prstGeom prst="rect">
+                      <a:avLst/>
+                    </a:prstGeom>
+                    <a:noFill/>
+                    <a:ln>
+                      <a:noFill/>
+                    </a:ln>
+                  </pic:spPr>
+                </pic:pic>
+              </a:graphicData>
+            </a:graphic>
+          </wp:inline>
+        </w:drawing>
+      </w:r>
+      <w:r>
+        <w:rPr>
+          <w:rFonts w:hint="default"/>
+          <w:lang w:val="en-US"/>
+        </w:rPr>
+        <w:t xml:space="preserve"> -&gt; QUAN TRỌNG</w:t>
+      </w:r>
+    </w:p>
+    <w:p>
+      <w:pPr>
+        <w:numPr>
+          <w:numId w:val="0"/>
+        </w:numPr>
+        <w:ind w:leftChars="0"/>
+        <w:rPr>
+          <w:rFonts w:hint="default"/>
+          <w:lang w:val="en-US"/>
+        </w:rPr>
+      </w:pPr>
+      <w:r>
+        <w:drawing>
+          <wp:inline distT="0" distB="0" distL="114300" distR="114300">
+            <wp:extent cx="2078355" cy="1884045"/>
+            <wp:effectExtent l="0" t="0" r="9525" b="5715"/>
+            <wp:docPr id="24" name="Picture 22"/>
+            <wp:cNvGraphicFramePr>
+              <a:graphicFrameLocks xmlns:a="http://schemas.openxmlformats.org/drawingml/2006/main" noChangeAspect="1"/>
+            </wp:cNvGraphicFramePr>
+            <a:graphic xmlns:a="http://schemas.openxmlformats.org/drawingml/2006/main">
+              <a:graphicData uri="http://schemas.openxmlformats.org/drawingml/2006/picture">
+                <pic:pic xmlns:pic="http://schemas.openxmlformats.org/drawingml/2006/picture">
+                  <pic:nvPicPr>
+                    <pic:cNvPr id="24" name="Picture 22"/>
+                    <pic:cNvPicPr>
+                      <a:picLocks noChangeAspect="1"/>
+                    </pic:cNvPicPr>
+                  </pic:nvPicPr>
+                  <pic:blipFill>
+                    <a:blip r:embed="rId24"/>
+                    <a:stretch>
+                      <a:fillRect/>
+                    </a:stretch>
+                  </pic:blipFill>
+                  <pic:spPr>
+                    <a:xfrm>
+                      <a:off x="0" y="0"/>
+                      <a:ext cx="2078355" cy="1884045"/>
+                    </a:xfrm>
+                    <a:prstGeom prst="rect">
+                      <a:avLst/>
+                    </a:prstGeom>
+                    <a:noFill/>
+                    <a:ln>
+                      <a:noFill/>
+                    </a:ln>
+                  </pic:spPr>
+                </pic:pic>
+              </a:graphicData>
+            </a:graphic>
+          </wp:inline>
+        </w:drawing>
+      </w:r>
+    </w:p>
+    <w:p>
+      <w:pPr>
+        <w:numPr>
+          <w:numId w:val="0"/>
+        </w:numPr>
+        <w:ind w:leftChars="0"/>
+      </w:pPr>
+    </w:p>
+    <w:p>
+      <w:pPr>
+        <w:numPr>
+          <w:ilvl w:val="0"/>
+          <w:numId w:val="1"/>
+        </w:numPr>
+        <w:ind w:left="0" w:leftChars="0" w:firstLine="0" w:firstLineChars="0"/>
+        <w:rPr>
+          <w:rFonts w:hint="default"/>
+          <w:lang w:val="en-US"/>
+        </w:rPr>
+      </w:pPr>
       <w:bookmarkStart w:id="0" w:name="_GoBack"/>
       <w:bookmarkEnd w:id="0"/>
     </w:p>
@@ -222,6 +1646,670 @@
         <w:numPr>
           <w:numId w:val="0"/>
         </w:numPr>
+        <w:rPr>
+          <w:rFonts w:hint="default"/>
+          <w:lang w:val="en-US"/>
+        </w:rPr>
+      </w:pPr>
+    </w:p>
+    <w:p>
+      <w:pPr>
+        <w:numPr>
+          <w:numId w:val="0"/>
+        </w:numPr>
+        <w:rPr>
+          <w:rFonts w:hint="default"/>
+          <w:lang w:val="en-US"/>
+        </w:rPr>
+      </w:pPr>
+    </w:p>
+    <w:p>
+      <w:pPr>
+        <w:numPr>
+          <w:numId w:val="0"/>
+        </w:numPr>
+        <w:rPr>
+          <w:rFonts w:hint="default"/>
+          <w:lang w:val="en-US"/>
+        </w:rPr>
+      </w:pPr>
+    </w:p>
+    <w:p>
+      <w:pPr>
+        <w:numPr>
+          <w:numId w:val="0"/>
+        </w:numPr>
+        <w:rPr>
+          <w:rFonts w:hint="default"/>
+          <w:lang w:val="en-US"/>
+        </w:rPr>
+      </w:pPr>
+    </w:p>
+    <w:p>
+      <w:pPr>
+        <w:numPr>
+          <w:numId w:val="0"/>
+        </w:numPr>
+        <w:rPr>
+          <w:rFonts w:hint="default"/>
+          <w:lang w:val="en-US"/>
+        </w:rPr>
+      </w:pPr>
+    </w:p>
+    <w:p>
+      <w:pPr>
+        <w:numPr>
+          <w:numId w:val="0"/>
+        </w:numPr>
+        <w:rPr>
+          <w:rFonts w:hint="default"/>
+          <w:lang w:val="en-US"/>
+        </w:rPr>
+      </w:pPr>
+    </w:p>
+    <w:p>
+      <w:pPr>
+        <w:numPr>
+          <w:numId w:val="0"/>
+        </w:numPr>
+        <w:rPr>
+          <w:rFonts w:hint="default"/>
+          <w:lang w:val="en-US"/>
+        </w:rPr>
+      </w:pPr>
+    </w:p>
+    <w:p>
+      <w:pPr>
+        <w:numPr>
+          <w:numId w:val="0"/>
+        </w:numPr>
+        <w:rPr>
+          <w:rFonts w:hint="default"/>
+          <w:lang w:val="en-US"/>
+        </w:rPr>
+      </w:pPr>
+    </w:p>
+    <w:p>
+      <w:pPr>
+        <w:numPr>
+          <w:numId w:val="0"/>
+        </w:numPr>
+        <w:rPr>
+          <w:rFonts w:hint="default"/>
+          <w:lang w:val="en-US"/>
+        </w:rPr>
+      </w:pPr>
+    </w:p>
+    <w:p>
+      <w:pPr>
+        <w:numPr>
+          <w:numId w:val="0"/>
+        </w:numPr>
+        <w:rPr>
+          <w:rFonts w:hint="default"/>
+          <w:lang w:val="en-US"/>
+        </w:rPr>
+      </w:pPr>
+    </w:p>
+    <w:p>
+      <w:pPr>
+        <w:numPr>
+          <w:numId w:val="0"/>
+        </w:numPr>
+        <w:rPr>
+          <w:rFonts w:hint="default"/>
+          <w:lang w:val="en-US"/>
+        </w:rPr>
+      </w:pPr>
+    </w:p>
+    <w:p>
+      <w:pPr>
+        <w:numPr>
+          <w:numId w:val="0"/>
+        </w:numPr>
+        <w:rPr>
+          <w:rFonts w:hint="default"/>
+          <w:lang w:val="en-US"/>
+        </w:rPr>
+      </w:pPr>
+    </w:p>
+    <w:p>
+      <w:pPr>
+        <w:numPr>
+          <w:numId w:val="0"/>
+        </w:numPr>
+        <w:rPr>
+          <w:rFonts w:hint="default"/>
+          <w:lang w:val="en-US"/>
+        </w:rPr>
+      </w:pPr>
+    </w:p>
+    <w:p>
+      <w:pPr>
+        <w:numPr>
+          <w:numId w:val="0"/>
+        </w:numPr>
+        <w:rPr>
+          <w:rFonts w:hint="default"/>
+          <w:lang w:val="en-US"/>
+        </w:rPr>
+      </w:pPr>
+    </w:p>
+    <w:p>
+      <w:pPr>
+        <w:numPr>
+          <w:numId w:val="0"/>
+        </w:numPr>
+        <w:rPr>
+          <w:rFonts w:hint="default"/>
+          <w:lang w:val="en-US"/>
+        </w:rPr>
+      </w:pPr>
+    </w:p>
+    <w:p>
+      <w:pPr>
+        <w:numPr>
+          <w:numId w:val="0"/>
+        </w:numPr>
+        <w:rPr>
+          <w:rFonts w:hint="default"/>
+          <w:lang w:val="en-US"/>
+        </w:rPr>
+      </w:pPr>
+    </w:p>
+    <w:p>
+      <w:pPr>
+        <w:numPr>
+          <w:numId w:val="0"/>
+        </w:numPr>
+        <w:rPr>
+          <w:rFonts w:hint="default"/>
+          <w:lang w:val="en-US"/>
+        </w:rPr>
+      </w:pPr>
+    </w:p>
+    <w:p>
+      <w:pPr>
+        <w:numPr>
+          <w:numId w:val="0"/>
+        </w:numPr>
+        <w:rPr>
+          <w:rFonts w:hint="default"/>
+          <w:lang w:val="en-US"/>
+        </w:rPr>
+      </w:pPr>
+    </w:p>
+    <w:p>
+      <w:pPr>
+        <w:numPr>
+          <w:numId w:val="0"/>
+        </w:numPr>
+        <w:rPr>
+          <w:rFonts w:hint="default"/>
+          <w:lang w:val="en-US"/>
+        </w:rPr>
+      </w:pPr>
+    </w:p>
+    <w:p>
+      <w:pPr>
+        <w:numPr>
+          <w:numId w:val="0"/>
+        </w:numPr>
+        <w:rPr>
+          <w:rFonts w:hint="default"/>
+          <w:lang w:val="en-US"/>
+        </w:rPr>
+      </w:pPr>
+    </w:p>
+    <w:p>
+      <w:pPr>
+        <w:numPr>
+          <w:numId w:val="0"/>
+        </w:numPr>
+        <w:rPr>
+          <w:rFonts w:hint="default"/>
+          <w:lang w:val="en-US"/>
+        </w:rPr>
+      </w:pPr>
+    </w:p>
+    <w:p>
+      <w:pPr>
+        <w:numPr>
+          <w:numId w:val="0"/>
+        </w:numPr>
+        <w:rPr>
+          <w:rFonts w:hint="default"/>
+          <w:lang w:val="en-US"/>
+        </w:rPr>
+      </w:pPr>
+    </w:p>
+    <w:p>
+      <w:pPr>
+        <w:numPr>
+          <w:numId w:val="0"/>
+        </w:numPr>
+        <w:rPr>
+          <w:rFonts w:hint="default"/>
+          <w:lang w:val="en-US"/>
+        </w:rPr>
+      </w:pPr>
+    </w:p>
+    <w:p>
+      <w:pPr>
+        <w:numPr>
+          <w:numId w:val="0"/>
+        </w:numPr>
+        <w:rPr>
+          <w:rFonts w:hint="default"/>
+          <w:lang w:val="en-US"/>
+        </w:rPr>
+      </w:pPr>
+    </w:p>
+    <w:p>
+      <w:pPr>
+        <w:numPr>
+          <w:numId w:val="0"/>
+        </w:numPr>
+        <w:rPr>
+          <w:rFonts w:hint="default"/>
+          <w:lang w:val="en-US"/>
+        </w:rPr>
+      </w:pPr>
+    </w:p>
+    <w:p>
+      <w:pPr>
+        <w:numPr>
+          <w:numId w:val="0"/>
+        </w:numPr>
+        <w:rPr>
+          <w:rFonts w:hint="default"/>
+          <w:lang w:val="en-US"/>
+        </w:rPr>
+      </w:pPr>
+    </w:p>
+    <w:p>
+      <w:pPr>
+        <w:numPr>
+          <w:numId w:val="0"/>
+        </w:numPr>
+        <w:rPr>
+          <w:rFonts w:hint="default"/>
+          <w:lang w:val="en-US"/>
+        </w:rPr>
+      </w:pPr>
+    </w:p>
+    <w:p>
+      <w:pPr>
+        <w:numPr>
+          <w:numId w:val="0"/>
+        </w:numPr>
+        <w:rPr>
+          <w:rFonts w:hint="default"/>
+          <w:lang w:val="en-US"/>
+        </w:rPr>
+      </w:pPr>
+    </w:p>
+    <w:p>
+      <w:pPr>
+        <w:numPr>
+          <w:numId w:val="0"/>
+        </w:numPr>
+        <w:rPr>
+          <w:rFonts w:hint="default"/>
+          <w:lang w:val="en-US"/>
+        </w:rPr>
+      </w:pPr>
+    </w:p>
+    <w:p>
+      <w:pPr>
+        <w:numPr>
+          <w:numId w:val="0"/>
+        </w:numPr>
+        <w:rPr>
+          <w:rFonts w:hint="default"/>
+          <w:lang w:val="en-US"/>
+        </w:rPr>
+      </w:pPr>
+    </w:p>
+    <w:p>
+      <w:pPr>
+        <w:numPr>
+          <w:numId w:val="0"/>
+        </w:numPr>
+        <w:rPr>
+          <w:rFonts w:hint="default"/>
+          <w:lang w:val="en-US"/>
+        </w:rPr>
+      </w:pPr>
+    </w:p>
+    <w:p>
+      <w:pPr>
+        <w:numPr>
+          <w:numId w:val="0"/>
+        </w:numPr>
+        <w:rPr>
+          <w:rFonts w:hint="default"/>
+          <w:lang w:val="en-US"/>
+        </w:rPr>
+      </w:pPr>
+    </w:p>
+    <w:p>
+      <w:pPr>
+        <w:numPr>
+          <w:numId w:val="0"/>
+        </w:numPr>
+        <w:rPr>
+          <w:rFonts w:hint="default"/>
+          <w:lang w:val="en-US"/>
+        </w:rPr>
+      </w:pPr>
+    </w:p>
+    <w:p>
+      <w:pPr>
+        <w:numPr>
+          <w:numId w:val="0"/>
+        </w:numPr>
+        <w:rPr>
+          <w:rFonts w:hint="default"/>
+          <w:lang w:val="en-US"/>
+        </w:rPr>
+      </w:pPr>
+    </w:p>
+    <w:p>
+      <w:pPr>
+        <w:numPr>
+          <w:numId w:val="0"/>
+        </w:numPr>
+        <w:rPr>
+          <w:rFonts w:hint="default"/>
+          <w:lang w:val="en-US"/>
+        </w:rPr>
+      </w:pPr>
+    </w:p>
+    <w:p>
+      <w:pPr>
+        <w:numPr>
+          <w:numId w:val="0"/>
+        </w:numPr>
+        <w:rPr>
+          <w:rFonts w:hint="default"/>
+          <w:lang w:val="en-US"/>
+        </w:rPr>
+      </w:pPr>
+    </w:p>
+    <w:p>
+      <w:pPr>
+        <w:numPr>
+          <w:numId w:val="0"/>
+        </w:numPr>
+        <w:rPr>
+          <w:rFonts w:hint="default"/>
+          <w:lang w:val="en-US"/>
+        </w:rPr>
+      </w:pPr>
+    </w:p>
+    <w:p>
+      <w:pPr>
+        <w:numPr>
+          <w:numId w:val="0"/>
+        </w:numPr>
+        <w:rPr>
+          <w:rFonts w:hint="default"/>
+          <w:lang w:val="en-US"/>
+        </w:rPr>
+      </w:pPr>
+    </w:p>
+    <w:p>
+      <w:pPr>
+        <w:numPr>
+          <w:numId w:val="0"/>
+        </w:numPr>
+        <w:rPr>
+          <w:rFonts w:hint="default"/>
+          <w:lang w:val="en-US"/>
+        </w:rPr>
+      </w:pPr>
+    </w:p>
+    <w:p>
+      <w:pPr>
+        <w:numPr>
+          <w:numId w:val="0"/>
+        </w:numPr>
+        <w:rPr>
+          <w:rFonts w:hint="default"/>
+          <w:lang w:val="en-US"/>
+        </w:rPr>
+      </w:pPr>
+    </w:p>
+    <w:p>
+      <w:pPr>
+        <w:numPr>
+          <w:numId w:val="0"/>
+        </w:numPr>
+        <w:rPr>
+          <w:rFonts w:hint="default"/>
+          <w:lang w:val="en-US"/>
+        </w:rPr>
+      </w:pPr>
+    </w:p>
+    <w:p>
+      <w:pPr>
+        <w:numPr>
+          <w:numId w:val="0"/>
+        </w:numPr>
+        <w:rPr>
+          <w:rFonts w:hint="default"/>
+          <w:lang w:val="en-US"/>
+        </w:rPr>
+      </w:pPr>
+    </w:p>
+    <w:p>
+      <w:pPr>
+        <w:numPr>
+          <w:numId w:val="0"/>
+        </w:numPr>
+        <w:rPr>
+          <w:rFonts w:hint="default"/>
+          <w:lang w:val="en-US"/>
+        </w:rPr>
+      </w:pPr>
+    </w:p>
+    <w:p>
+      <w:pPr>
+        <w:numPr>
+          <w:numId w:val="0"/>
+        </w:numPr>
+        <w:rPr>
+          <w:rFonts w:hint="default"/>
+          <w:lang w:val="en-US"/>
+        </w:rPr>
+      </w:pPr>
+    </w:p>
+    <w:p>
+      <w:pPr>
+        <w:numPr>
+          <w:numId w:val="0"/>
+        </w:numPr>
+        <w:rPr>
+          <w:rFonts w:hint="default"/>
+          <w:lang w:val="en-US"/>
+        </w:rPr>
+      </w:pPr>
+    </w:p>
+    <w:p>
+      <w:pPr>
+        <w:numPr>
+          <w:numId w:val="0"/>
+        </w:numPr>
+        <w:rPr>
+          <w:rFonts w:hint="default"/>
+          <w:lang w:val="en-US"/>
+        </w:rPr>
+      </w:pPr>
+    </w:p>
+    <w:p>
+      <w:pPr>
+        <w:numPr>
+          <w:numId w:val="0"/>
+        </w:numPr>
+        <w:rPr>
+          <w:rFonts w:hint="default"/>
+          <w:lang w:val="en-US"/>
+        </w:rPr>
+      </w:pPr>
+    </w:p>
+    <w:p>
+      <w:pPr>
+        <w:numPr>
+          <w:numId w:val="0"/>
+        </w:numPr>
+        <w:rPr>
+          <w:rFonts w:hint="default"/>
+          <w:lang w:val="en-US"/>
+        </w:rPr>
+      </w:pPr>
+    </w:p>
+    <w:p>
+      <w:pPr>
+        <w:numPr>
+          <w:numId w:val="0"/>
+        </w:numPr>
+        <w:rPr>
+          <w:rFonts w:hint="default"/>
+          <w:lang w:val="en-US"/>
+        </w:rPr>
+      </w:pPr>
+    </w:p>
+    <w:p>
+      <w:pPr>
+        <w:numPr>
+          <w:numId w:val="0"/>
+        </w:numPr>
+        <w:rPr>
+          <w:rFonts w:hint="default"/>
+          <w:lang w:val="en-US"/>
+        </w:rPr>
+      </w:pPr>
+    </w:p>
+    <w:p>
+      <w:pPr>
+        <w:numPr>
+          <w:numId w:val="0"/>
+        </w:numPr>
+        <w:rPr>
+          <w:rFonts w:hint="default"/>
+          <w:lang w:val="en-US"/>
+        </w:rPr>
+      </w:pPr>
+    </w:p>
+    <w:p>
+      <w:pPr>
+        <w:numPr>
+          <w:numId w:val="0"/>
+        </w:numPr>
+        <w:rPr>
+          <w:rFonts w:hint="default"/>
+          <w:lang w:val="en-US"/>
+        </w:rPr>
+      </w:pPr>
+    </w:p>
+    <w:p>
+      <w:pPr>
+        <w:numPr>
+          <w:numId w:val="0"/>
+        </w:numPr>
+        <w:rPr>
+          <w:rFonts w:hint="default"/>
+          <w:lang w:val="en-US"/>
+        </w:rPr>
+      </w:pPr>
+    </w:p>
+    <w:p>
+      <w:pPr>
+        <w:numPr>
+          <w:numId w:val="0"/>
+        </w:numPr>
+        <w:rPr>
+          <w:rFonts w:hint="default"/>
+          <w:lang w:val="en-US"/>
+        </w:rPr>
+      </w:pPr>
+    </w:p>
+    <w:p>
+      <w:pPr>
+        <w:numPr>
+          <w:numId w:val="0"/>
+        </w:numPr>
+        <w:rPr>
+          <w:rFonts w:hint="default"/>
+          <w:lang w:val="en-US"/>
+        </w:rPr>
+      </w:pPr>
+    </w:p>
+    <w:p>
+      <w:pPr>
+        <w:numPr>
+          <w:numId w:val="0"/>
+        </w:numPr>
+        <w:rPr>
+          <w:rFonts w:hint="default"/>
+          <w:lang w:val="en-US"/>
+        </w:rPr>
+      </w:pPr>
+    </w:p>
+    <w:p>
+      <w:pPr>
+        <w:numPr>
+          <w:numId w:val="0"/>
+        </w:numPr>
+        <w:rPr>
+          <w:rFonts w:hint="default"/>
+          <w:lang w:val="en-US"/>
+        </w:rPr>
+      </w:pPr>
+    </w:p>
+    <w:p>
+      <w:pPr>
+        <w:numPr>
+          <w:numId w:val="0"/>
+        </w:numPr>
+        <w:rPr>
+          <w:rFonts w:hint="default"/>
+          <w:lang w:val="en-US"/>
+        </w:rPr>
+      </w:pPr>
+    </w:p>
+    <w:p>
+      <w:pPr>
+        <w:numPr>
+          <w:numId w:val="0"/>
+        </w:numPr>
+        <w:rPr>
+          <w:rFonts w:hint="default"/>
+          <w:lang w:val="en-US"/>
+        </w:rPr>
+      </w:pPr>
+    </w:p>
+    <w:p>
+      <w:pPr>
+        <w:numPr>
+          <w:numId w:val="0"/>
+        </w:numPr>
+        <w:rPr>
+          <w:rFonts w:hint="default"/>
+          <w:lang w:val="en-US"/>
+        </w:rPr>
+      </w:pPr>
+    </w:p>
+    <w:p>
+      <w:pPr>
+        <w:numPr>
+          <w:numId w:val="0"/>
+        </w:numPr>
+        <w:rPr>
+          <w:rFonts w:hint="default"/>
+          <w:lang w:val="en-US"/>
+        </w:rPr>
       </w:pPr>
     </w:p>
     <w:p>

--- a/In java.docx
+++ b/In java.docx
@@ -1569,10 +1569,6 @@
           <w:numId w:val="0"/>
         </w:numPr>
         <w:ind w:leftChars="0"/>
-        <w:rPr>
-          <w:rFonts w:hint="default"/>
-          <w:lang w:val="en-US"/>
-        </w:rPr>
       </w:pPr>
       <w:r>
         <w:drawing>
@@ -1624,6 +1620,61 @@
           <w:numId w:val="0"/>
         </w:numPr>
         <w:ind w:leftChars="0"/>
+        <w:rPr>
+          <w:rFonts w:hint="default"/>
+          <w:lang w:val="en-US"/>
+        </w:rPr>
+      </w:pPr>
+      <w:r>
+        <w:drawing>
+          <wp:inline distT="0" distB="0" distL="114300" distR="114300">
+            <wp:extent cx="2731770" cy="1724025"/>
+            <wp:effectExtent l="0" t="0" r="11430" b="13335"/>
+            <wp:docPr id="25" name="Picture 23"/>
+            <wp:cNvGraphicFramePr>
+              <a:graphicFrameLocks xmlns:a="http://schemas.openxmlformats.org/drawingml/2006/main" noChangeAspect="1"/>
+            </wp:cNvGraphicFramePr>
+            <a:graphic xmlns:a="http://schemas.openxmlformats.org/drawingml/2006/main">
+              <a:graphicData uri="http://schemas.openxmlformats.org/drawingml/2006/picture">
+                <pic:pic xmlns:pic="http://schemas.openxmlformats.org/drawingml/2006/picture">
+                  <pic:nvPicPr>
+                    <pic:cNvPr id="25" name="Picture 23"/>
+                    <pic:cNvPicPr>
+                      <a:picLocks noChangeAspect="1"/>
+                    </pic:cNvPicPr>
+                  </pic:nvPicPr>
+                  <pic:blipFill>
+                    <a:blip r:embed="rId25"/>
+                    <a:stretch>
+                      <a:fillRect/>
+                    </a:stretch>
+                  </pic:blipFill>
+                  <pic:spPr>
+                    <a:xfrm>
+                      <a:off x="0" y="0"/>
+                      <a:ext cx="2731770" cy="1724025"/>
+                    </a:xfrm>
+                    <a:prstGeom prst="rect">
+                      <a:avLst/>
+                    </a:prstGeom>
+                    <a:noFill/>
+                    <a:ln>
+                      <a:noFill/>
+                    </a:ln>
+                  </pic:spPr>
+                </pic:pic>
+              </a:graphicData>
+            </a:graphic>
+          </wp:inline>
+        </w:drawing>
+      </w:r>
+    </w:p>
+    <w:p>
+      <w:pPr>
+        <w:numPr>
+          <w:numId w:val="0"/>
+        </w:numPr>
+        <w:ind w:leftChars="0"/>
       </w:pPr>
     </w:p>
     <w:p>
@@ -1638,8 +1689,199 @@
           <w:lang w:val="en-US"/>
         </w:rPr>
       </w:pPr>
+      <w:r>
+        <w:rPr>
+          <w:rFonts w:hint="default"/>
+          <w:lang w:val="en-US"/>
+        </w:rPr>
+        <w:t>Thread vs Runnable</w:t>
+      </w:r>
+    </w:p>
+    <w:p>
+      <w:pPr>
+        <w:numPr>
+          <w:numId w:val="0"/>
+        </w:numPr>
+        <w:ind w:leftChars="0"/>
+      </w:pPr>
+      <w:r>
+        <w:drawing>
+          <wp:inline distT="0" distB="0" distL="114300" distR="114300">
+            <wp:extent cx="3834765" cy="1310005"/>
+            <wp:effectExtent l="0" t="0" r="5715" b="635"/>
+            <wp:docPr id="26" name="Picture 24"/>
+            <wp:cNvGraphicFramePr>
+              <a:graphicFrameLocks xmlns:a="http://schemas.openxmlformats.org/drawingml/2006/main" noChangeAspect="1"/>
+            </wp:cNvGraphicFramePr>
+            <a:graphic xmlns:a="http://schemas.openxmlformats.org/drawingml/2006/main">
+              <a:graphicData uri="http://schemas.openxmlformats.org/drawingml/2006/picture">
+                <pic:pic xmlns:pic="http://schemas.openxmlformats.org/drawingml/2006/picture">
+                  <pic:nvPicPr>
+                    <pic:cNvPr id="26" name="Picture 24"/>
+                    <pic:cNvPicPr>
+                      <a:picLocks noChangeAspect="1"/>
+                    </pic:cNvPicPr>
+                  </pic:nvPicPr>
+                  <pic:blipFill>
+                    <a:blip r:embed="rId26"/>
+                    <a:stretch>
+                      <a:fillRect/>
+                    </a:stretch>
+                  </pic:blipFill>
+                  <pic:spPr>
+                    <a:xfrm>
+                      <a:off x="0" y="0"/>
+                      <a:ext cx="3834765" cy="1310005"/>
+                    </a:xfrm>
+                    <a:prstGeom prst="rect">
+                      <a:avLst/>
+                    </a:prstGeom>
+                    <a:noFill/>
+                    <a:ln>
+                      <a:noFill/>
+                    </a:ln>
+                  </pic:spPr>
+                </pic:pic>
+              </a:graphicData>
+            </a:graphic>
+          </wp:inline>
+        </w:drawing>
+      </w:r>
+    </w:p>
+    <w:p>
+      <w:pPr>
+        <w:numPr>
+          <w:numId w:val="0"/>
+        </w:numPr>
+        <w:ind w:leftChars="0"/>
+      </w:pPr>
+    </w:p>
+    <w:p>
+      <w:pPr>
+        <w:numPr>
+          <w:ilvl w:val="0"/>
+          <w:numId w:val="1"/>
+        </w:numPr>
+        <w:ind w:left="0" w:leftChars="0" w:firstLine="0" w:firstLineChars="0"/>
+        <w:rPr>
+          <w:rFonts w:hint="default"/>
+          <w:color w:val="FF0000"/>
+          <w:lang w:val="en-US"/>
+        </w:rPr>
+      </w:pPr>
+      <w:r>
+        <w:rPr>
+          <w:rFonts w:hint="default"/>
+          <w:color w:val="FF0000"/>
+          <w:lang w:val="en-US"/>
+        </w:rPr>
+        <w:t>Ý tưởng của Thread:</w:t>
+      </w:r>
+    </w:p>
+    <w:p>
+      <w:pPr>
+        <w:numPr>
+          <w:numId w:val="0"/>
+        </w:numPr>
+        <w:ind w:leftChars="0" w:firstLine="720" w:firstLineChars="0"/>
+        <w:rPr>
+          <w:rFonts w:hint="default"/>
+          <w:lang w:val="en-US"/>
+        </w:rPr>
+      </w:pPr>
+      <w:r>
+        <w:rPr>
+          <w:rFonts w:hint="default"/>
+          <w:lang w:val="en-US"/>
+        </w:rPr>
+        <w:t>-  Giả sử ta có 100 hàm (hay còn gọi là Task) muốn thực thi, nếu như lập trình như bình thường thì ta gọi 100 hàm và chương trình đọc từ trên xuống dưới, như thế sẽ RẤT MẤT THỜI GIAN. Thay vào đó, ta mong muốn 100 hàm này có thể thực thi 1 cách ĐỒNG THỜI, vì vậy ta sẽ tạo 100 threads và mỗi thread nhét 1 hàm vào đó để chúng có thể thực thi. TUY NHIÊN, nếu tiết kiệm thread (mỗi thread tạo ra sẽ tốn tài nguyên..) thì ta sẽ tạo thread pool để tái sử dụng 1 số lượng thread nhất định thay vì mỗi task là 1 thread</w:t>
+      </w:r>
+    </w:p>
+    <w:p>
+      <w:pPr>
+        <w:numPr>
+          <w:numId w:val="0"/>
+        </w:numPr>
+        <w:ind w:leftChars="0" w:firstLine="720" w:firstLineChars="0"/>
+      </w:pPr>
+      <w:r>
+        <w:drawing>
+          <wp:inline distT="0" distB="0" distL="114300" distR="114300">
+            <wp:extent cx="3808730" cy="2020570"/>
+            <wp:effectExtent l="0" t="0" r="1270" b="6350"/>
+            <wp:docPr id="27" name="Picture 25"/>
+            <wp:cNvGraphicFramePr>
+              <a:graphicFrameLocks xmlns:a="http://schemas.openxmlformats.org/drawingml/2006/main" noChangeAspect="1"/>
+            </wp:cNvGraphicFramePr>
+            <a:graphic xmlns:a="http://schemas.openxmlformats.org/drawingml/2006/main">
+              <a:graphicData uri="http://schemas.openxmlformats.org/drawingml/2006/picture">
+                <pic:pic xmlns:pic="http://schemas.openxmlformats.org/drawingml/2006/picture">
+                  <pic:nvPicPr>
+                    <pic:cNvPr id="27" name="Picture 25"/>
+                    <pic:cNvPicPr>
+                      <a:picLocks noChangeAspect="1"/>
+                    </pic:cNvPicPr>
+                  </pic:nvPicPr>
+                  <pic:blipFill>
+                    <a:blip r:embed="rId27"/>
+                    <a:stretch>
+                      <a:fillRect/>
+                    </a:stretch>
+                  </pic:blipFill>
+                  <pic:spPr>
+                    <a:xfrm>
+                      <a:off x="0" y="0"/>
+                      <a:ext cx="3808730" cy="2020570"/>
+                    </a:xfrm>
+                    <a:prstGeom prst="rect">
+                      <a:avLst/>
+                    </a:prstGeom>
+                    <a:noFill/>
+                    <a:ln>
+                      <a:noFill/>
+                    </a:ln>
+                  </pic:spPr>
+                </pic:pic>
+              </a:graphicData>
+            </a:graphic>
+          </wp:inline>
+        </w:drawing>
+      </w:r>
+    </w:p>
+    <w:p>
+      <w:pPr>
+        <w:numPr>
+          <w:numId w:val="0"/>
+        </w:numPr>
+        <w:ind w:leftChars="0" w:firstLine="720" w:firstLineChars="0"/>
+      </w:pPr>
+    </w:p>
+    <w:p>
+      <w:pPr>
+        <w:numPr>
+          <w:ilvl w:val="0"/>
+          <w:numId w:val="1"/>
+        </w:numPr>
+        <w:ind w:left="0" w:leftChars="0" w:firstLine="0" w:firstLineChars="0"/>
+        <w:rPr>
+          <w:rFonts w:hint="default"/>
+          <w:lang w:val="en-US"/>
+        </w:rPr>
+      </w:pPr>
       <w:bookmarkStart w:id="0" w:name="_GoBack"/>
       <w:bookmarkEnd w:id="0"/>
+    </w:p>
+    <w:p>
+      <w:pPr>
+        <w:numPr>
+          <w:numId w:val="0"/>
+        </w:numPr>
+        <w:ind w:leftChars="0" w:firstLine="720" w:firstLineChars="0"/>
+        <w:rPr>
+          <w:rFonts w:hint="default"/>
+          <w:lang w:val="en-US"/>
+        </w:rPr>
+      </w:pPr>
     </w:p>
     <w:p>
       <w:pPr>

--- a/In java.docx
+++ b/In java.docx
@@ -1859,6 +1859,36 @@
     <w:p>
       <w:pPr>
         <w:numPr>
+          <w:numId w:val="0"/>
+        </w:numPr>
+        <w:ind w:leftChars="0" w:firstLine="720" w:firstLineChars="0"/>
+      </w:pPr>
+    </w:p>
+    <w:p>
+      <w:pPr>
+        <w:numPr>
+          <w:numId w:val="0"/>
+        </w:numPr>
+        <w:pBdr>
+          <w:bottom w:val="single" w:color="auto" w:sz="4" w:space="0"/>
+        </w:pBdr>
+        <w:ind w:leftChars="0" w:firstLine="720" w:firstLineChars="0"/>
+      </w:pPr>
+    </w:p>
+    <w:p>
+      <w:pPr>
+        <w:numPr>
+          <w:numId w:val="0"/>
+        </w:numPr>
+        <w:rPr>
+          <w:rFonts w:hint="default"/>
+          <w:lang w:val="en-US"/>
+        </w:rPr>
+      </w:pPr>
+    </w:p>
+    <w:p>
+      <w:pPr>
+        <w:numPr>
           <w:ilvl w:val="0"/>
           <w:numId w:val="1"/>
         </w:numPr>
@@ -1868,6 +1898,621 @@
           <w:lang w:val="en-US"/>
         </w:rPr>
       </w:pPr>
+      <w:r>
+        <w:rPr>
+          <w:rFonts w:hint="default"/>
+          <w:lang w:val="en-US"/>
+        </w:rPr>
+        <w:t>Methods in JDBC</w:t>
+      </w:r>
+    </w:p>
+    <w:p>
+      <w:pPr>
+        <w:numPr>
+          <w:numId w:val="0"/>
+        </w:numPr>
+        <w:ind w:leftChars="0"/>
+      </w:pPr>
+      <w:r>
+        <w:drawing>
+          <wp:inline distT="0" distB="0" distL="114300" distR="114300">
+            <wp:extent cx="2952750" cy="1657985"/>
+            <wp:effectExtent l="0" t="0" r="3810" b="3175"/>
+            <wp:docPr id="28" name="Picture 26"/>
+            <wp:cNvGraphicFramePr>
+              <a:graphicFrameLocks xmlns:a="http://schemas.openxmlformats.org/drawingml/2006/main" noChangeAspect="1"/>
+            </wp:cNvGraphicFramePr>
+            <a:graphic xmlns:a="http://schemas.openxmlformats.org/drawingml/2006/main">
+              <a:graphicData uri="http://schemas.openxmlformats.org/drawingml/2006/picture">
+                <pic:pic xmlns:pic="http://schemas.openxmlformats.org/drawingml/2006/picture">
+                  <pic:nvPicPr>
+                    <pic:cNvPr id="28" name="Picture 26"/>
+                    <pic:cNvPicPr>
+                      <a:picLocks noChangeAspect="1"/>
+                    </pic:cNvPicPr>
+                  </pic:nvPicPr>
+                  <pic:blipFill>
+                    <a:blip r:embed="rId28"/>
+                    <a:stretch>
+                      <a:fillRect/>
+                    </a:stretch>
+                  </pic:blipFill>
+                  <pic:spPr>
+                    <a:xfrm>
+                      <a:off x="0" y="0"/>
+                      <a:ext cx="2952750" cy="1657985"/>
+                    </a:xfrm>
+                    <a:prstGeom prst="rect">
+                      <a:avLst/>
+                    </a:prstGeom>
+                    <a:noFill/>
+                    <a:ln>
+                      <a:noFill/>
+                    </a:ln>
+                  </pic:spPr>
+                </pic:pic>
+              </a:graphicData>
+            </a:graphic>
+          </wp:inline>
+        </w:drawing>
+      </w:r>
+    </w:p>
+    <w:p>
+      <w:pPr>
+        <w:numPr>
+          <w:numId w:val="0"/>
+        </w:numPr>
+        <w:ind w:leftChars="0"/>
+      </w:pPr>
+      <w:r>
+        <w:drawing>
+          <wp:inline distT="0" distB="0" distL="114300" distR="114300">
+            <wp:extent cx="2977515" cy="2236470"/>
+            <wp:effectExtent l="0" t="0" r="9525" b="3810"/>
+            <wp:docPr id="29" name="Picture 27"/>
+            <wp:cNvGraphicFramePr>
+              <a:graphicFrameLocks xmlns:a="http://schemas.openxmlformats.org/drawingml/2006/main" noChangeAspect="1"/>
+            </wp:cNvGraphicFramePr>
+            <a:graphic xmlns:a="http://schemas.openxmlformats.org/drawingml/2006/main">
+              <a:graphicData uri="http://schemas.openxmlformats.org/drawingml/2006/picture">
+                <pic:pic xmlns:pic="http://schemas.openxmlformats.org/drawingml/2006/picture">
+                  <pic:nvPicPr>
+                    <pic:cNvPr id="29" name="Picture 27"/>
+                    <pic:cNvPicPr>
+                      <a:picLocks noChangeAspect="1"/>
+                    </pic:cNvPicPr>
+                  </pic:nvPicPr>
+                  <pic:blipFill>
+                    <a:blip r:embed="rId29"/>
+                    <a:stretch>
+                      <a:fillRect/>
+                    </a:stretch>
+                  </pic:blipFill>
+                  <pic:spPr>
+                    <a:xfrm>
+                      <a:off x="0" y="0"/>
+                      <a:ext cx="2977515" cy="2236470"/>
+                    </a:xfrm>
+                    <a:prstGeom prst="rect">
+                      <a:avLst/>
+                    </a:prstGeom>
+                    <a:noFill/>
+                    <a:ln>
+                      <a:noFill/>
+                    </a:ln>
+                  </pic:spPr>
+                </pic:pic>
+              </a:graphicData>
+            </a:graphic>
+          </wp:inline>
+        </w:drawing>
+      </w:r>
+    </w:p>
+    <w:p>
+      <w:pPr>
+        <w:numPr>
+          <w:numId w:val="0"/>
+        </w:numPr>
+        <w:ind w:leftChars="0"/>
+      </w:pPr>
+    </w:p>
+    <w:p>
+      <w:pPr>
+        <w:numPr>
+          <w:numId w:val="0"/>
+        </w:numPr>
+        <w:ind w:leftChars="0"/>
+      </w:pPr>
+      <w:r>
+        <w:drawing>
+          <wp:inline distT="0" distB="0" distL="114300" distR="114300">
+            <wp:extent cx="5269230" cy="423545"/>
+            <wp:effectExtent l="0" t="0" r="3810" b="3175"/>
+            <wp:docPr id="30" name="Picture 28"/>
+            <wp:cNvGraphicFramePr>
+              <a:graphicFrameLocks xmlns:a="http://schemas.openxmlformats.org/drawingml/2006/main" noChangeAspect="1"/>
+            </wp:cNvGraphicFramePr>
+            <a:graphic xmlns:a="http://schemas.openxmlformats.org/drawingml/2006/main">
+              <a:graphicData uri="http://schemas.openxmlformats.org/drawingml/2006/picture">
+                <pic:pic xmlns:pic="http://schemas.openxmlformats.org/drawingml/2006/picture">
+                  <pic:nvPicPr>
+                    <pic:cNvPr id="30" name="Picture 28"/>
+                    <pic:cNvPicPr>
+                      <a:picLocks noChangeAspect="1"/>
+                    </pic:cNvPicPr>
+                  </pic:nvPicPr>
+                  <pic:blipFill>
+                    <a:blip r:embed="rId30"/>
+                    <a:stretch>
+                      <a:fillRect/>
+                    </a:stretch>
+                  </pic:blipFill>
+                  <pic:spPr>
+                    <a:xfrm>
+                      <a:off x="0" y="0"/>
+                      <a:ext cx="5269230" cy="423545"/>
+                    </a:xfrm>
+                    <a:prstGeom prst="rect">
+                      <a:avLst/>
+                    </a:prstGeom>
+                    <a:noFill/>
+                    <a:ln>
+                      <a:noFill/>
+                    </a:ln>
+                  </pic:spPr>
+                </pic:pic>
+              </a:graphicData>
+            </a:graphic>
+          </wp:inline>
+        </w:drawing>
+      </w:r>
+    </w:p>
+    <w:p>
+      <w:pPr>
+        <w:numPr>
+          <w:numId w:val="0"/>
+        </w:numPr>
+        <w:ind w:leftChars="0"/>
+      </w:pPr>
+    </w:p>
+    <w:p>
+      <w:pPr>
+        <w:numPr>
+          <w:numId w:val="0"/>
+        </w:numPr>
+        <w:ind w:leftChars="0"/>
+      </w:pPr>
+    </w:p>
+    <w:p>
+      <w:pPr>
+        <w:numPr>
+          <w:numId w:val="0"/>
+        </w:numPr>
+        <w:ind w:leftChars="0"/>
+      </w:pPr>
+    </w:p>
+    <w:p>
+      <w:pPr>
+        <w:numPr>
+          <w:ilvl w:val="0"/>
+          <w:numId w:val="1"/>
+        </w:numPr>
+        <w:ind w:left="0" w:leftChars="0" w:firstLine="0" w:firstLineChars="0"/>
+        <w:rPr>
+          <w:rFonts w:hint="default"/>
+          <w:lang w:val="en-US"/>
+        </w:rPr>
+      </w:pPr>
+      <w:r>
+        <w:rPr>
+          <w:rFonts w:hint="default"/>
+          <w:lang w:val="en-US"/>
+        </w:rPr>
+        <w:t>-cp</w:t>
+      </w:r>
+    </w:p>
+    <w:p>
+      <w:pPr>
+        <w:numPr>
+          <w:numId w:val="0"/>
+        </w:numPr>
+        <w:ind w:leftChars="0"/>
+      </w:pPr>
+      <w:r>
+        <w:drawing>
+          <wp:inline distT="0" distB="0" distL="114300" distR="114300">
+            <wp:extent cx="2831465" cy="2529840"/>
+            <wp:effectExtent l="0" t="0" r="3175" b="0"/>
+            <wp:docPr id="31" name="Picture 29"/>
+            <wp:cNvGraphicFramePr>
+              <a:graphicFrameLocks xmlns:a="http://schemas.openxmlformats.org/drawingml/2006/main" noChangeAspect="1"/>
+            </wp:cNvGraphicFramePr>
+            <a:graphic xmlns:a="http://schemas.openxmlformats.org/drawingml/2006/main">
+              <a:graphicData uri="http://schemas.openxmlformats.org/drawingml/2006/picture">
+                <pic:pic xmlns:pic="http://schemas.openxmlformats.org/drawingml/2006/picture">
+                  <pic:nvPicPr>
+                    <pic:cNvPr id="31" name="Picture 29"/>
+                    <pic:cNvPicPr>
+                      <a:picLocks noChangeAspect="1"/>
+                    </pic:cNvPicPr>
+                  </pic:nvPicPr>
+                  <pic:blipFill>
+                    <a:blip r:embed="rId31"/>
+                    <a:stretch>
+                      <a:fillRect/>
+                    </a:stretch>
+                  </pic:blipFill>
+                  <pic:spPr>
+                    <a:xfrm>
+                      <a:off x="0" y="0"/>
+                      <a:ext cx="2831465" cy="2529840"/>
+                    </a:xfrm>
+                    <a:prstGeom prst="rect">
+                      <a:avLst/>
+                    </a:prstGeom>
+                    <a:noFill/>
+                    <a:ln>
+                      <a:noFill/>
+                    </a:ln>
+                  </pic:spPr>
+                </pic:pic>
+              </a:graphicData>
+            </a:graphic>
+          </wp:inline>
+        </w:drawing>
+      </w:r>
+    </w:p>
+    <w:p>
+      <w:pPr>
+        <w:numPr>
+          <w:numId w:val="0"/>
+        </w:numPr>
+        <w:ind w:leftChars="0"/>
+      </w:pPr>
+    </w:p>
+    <w:p>
+      <w:pPr>
+        <w:numPr>
+          <w:numId w:val="0"/>
+        </w:numPr>
+        <w:ind w:leftChars="0"/>
+      </w:pPr>
+    </w:p>
+    <w:p>
+      <w:pPr>
+        <w:numPr>
+          <w:numId w:val="0"/>
+        </w:numPr>
+        <w:ind w:leftChars="0"/>
+      </w:pPr>
+    </w:p>
+    <w:p>
+      <w:pPr>
+        <w:numPr>
+          <w:numId w:val="0"/>
+        </w:numPr>
+        <w:ind w:leftChars="0"/>
+      </w:pPr>
+    </w:p>
+    <w:p>
+      <w:pPr>
+        <w:numPr>
+          <w:ilvl w:val="0"/>
+          <w:numId w:val="1"/>
+        </w:numPr>
+        <w:ind w:left="0" w:leftChars="0" w:firstLine="0" w:firstLineChars="0"/>
+        <w:rPr>
+          <w:rFonts w:hint="default"/>
+          <w:lang w:val="en-US"/>
+        </w:rPr>
+      </w:pPr>
+      <w:r>
+        <w:rPr>
+          <w:rFonts w:hint="default"/>
+          <w:lang w:val="en-US"/>
+        </w:rPr>
+        <w:t>JDBC</w:t>
+      </w:r>
+    </w:p>
+    <w:p>
+      <w:pPr>
+        <w:numPr>
+          <w:numId w:val="0"/>
+        </w:numPr>
+        <w:ind w:leftChars="0"/>
+      </w:pPr>
+      <w:r>
+        <w:drawing>
+          <wp:inline distT="0" distB="0" distL="114300" distR="114300">
+            <wp:extent cx="3161665" cy="1583690"/>
+            <wp:effectExtent l="0" t="0" r="8255" b="1270"/>
+            <wp:docPr id="32" name="Picture 30"/>
+            <wp:cNvGraphicFramePr>
+              <a:graphicFrameLocks xmlns:a="http://schemas.openxmlformats.org/drawingml/2006/main" noChangeAspect="1"/>
+            </wp:cNvGraphicFramePr>
+            <a:graphic xmlns:a="http://schemas.openxmlformats.org/drawingml/2006/main">
+              <a:graphicData uri="http://schemas.openxmlformats.org/drawingml/2006/picture">
+                <pic:pic xmlns:pic="http://schemas.openxmlformats.org/drawingml/2006/picture">
+                  <pic:nvPicPr>
+                    <pic:cNvPr id="32" name="Picture 30"/>
+                    <pic:cNvPicPr>
+                      <a:picLocks noChangeAspect="1"/>
+                    </pic:cNvPicPr>
+                  </pic:nvPicPr>
+                  <pic:blipFill>
+                    <a:blip r:embed="rId32"/>
+                    <a:stretch>
+                      <a:fillRect/>
+                    </a:stretch>
+                  </pic:blipFill>
+                  <pic:spPr>
+                    <a:xfrm>
+                      <a:off x="0" y="0"/>
+                      <a:ext cx="3161665" cy="1583690"/>
+                    </a:xfrm>
+                    <a:prstGeom prst="rect">
+                      <a:avLst/>
+                    </a:prstGeom>
+                    <a:noFill/>
+                    <a:ln>
+                      <a:noFill/>
+                    </a:ln>
+                  </pic:spPr>
+                </pic:pic>
+              </a:graphicData>
+            </a:graphic>
+          </wp:inline>
+        </w:drawing>
+      </w:r>
+    </w:p>
+    <w:p>
+      <w:pPr>
+        <w:numPr>
+          <w:numId w:val="0"/>
+        </w:numPr>
+        <w:ind w:leftChars="0"/>
+      </w:pPr>
+    </w:p>
+    <w:p>
+      <w:pPr>
+        <w:numPr>
+          <w:ilvl w:val="0"/>
+          <w:numId w:val="1"/>
+        </w:numPr>
+        <w:ind w:left="0" w:leftChars="0" w:firstLine="0" w:firstLineChars="0"/>
+        <w:rPr>
+          <w:rFonts w:hint="default"/>
+          <w:lang w:val="en-US"/>
+        </w:rPr>
+      </w:pPr>
+      <w:r>
+        <w:rPr>
+          <w:rFonts w:hint="default"/>
+          <w:lang w:val="en-US"/>
+        </w:rPr>
+        <w:t>Throws</w:t>
+      </w:r>
+    </w:p>
+    <w:p>
+      <w:pPr>
+        <w:numPr>
+          <w:numId w:val="0"/>
+        </w:numPr>
+        <w:ind w:leftChars="0"/>
+      </w:pPr>
+      <w:r>
+        <w:drawing>
+          <wp:inline distT="0" distB="0" distL="114300" distR="114300">
+            <wp:extent cx="3153410" cy="2272665"/>
+            <wp:effectExtent l="0" t="0" r="1270" b="13335"/>
+            <wp:docPr id="33" name="Picture 31"/>
+            <wp:cNvGraphicFramePr>
+              <a:graphicFrameLocks xmlns:a="http://schemas.openxmlformats.org/drawingml/2006/main" noChangeAspect="1"/>
+            </wp:cNvGraphicFramePr>
+            <a:graphic xmlns:a="http://schemas.openxmlformats.org/drawingml/2006/main">
+              <a:graphicData uri="http://schemas.openxmlformats.org/drawingml/2006/picture">
+                <pic:pic xmlns:pic="http://schemas.openxmlformats.org/drawingml/2006/picture">
+                  <pic:nvPicPr>
+                    <pic:cNvPr id="33" name="Picture 31"/>
+                    <pic:cNvPicPr>
+                      <a:picLocks noChangeAspect="1"/>
+                    </pic:cNvPicPr>
+                  </pic:nvPicPr>
+                  <pic:blipFill>
+                    <a:blip r:embed="rId33"/>
+                    <a:stretch>
+                      <a:fillRect/>
+                    </a:stretch>
+                  </pic:blipFill>
+                  <pic:spPr>
+                    <a:xfrm>
+                      <a:off x="0" y="0"/>
+                      <a:ext cx="3153410" cy="2272665"/>
+                    </a:xfrm>
+                    <a:prstGeom prst="rect">
+                      <a:avLst/>
+                    </a:prstGeom>
+                    <a:noFill/>
+                    <a:ln>
+                      <a:noFill/>
+                    </a:ln>
+                  </pic:spPr>
+                </pic:pic>
+              </a:graphicData>
+            </a:graphic>
+          </wp:inline>
+        </w:drawing>
+      </w:r>
+    </w:p>
+    <w:p>
+      <w:pPr>
+        <w:numPr>
+          <w:numId w:val="0"/>
+        </w:numPr>
+        <w:ind w:leftChars="0"/>
+      </w:pPr>
+    </w:p>
+    <w:p>
+      <w:pPr>
+        <w:numPr>
+          <w:ilvl w:val="0"/>
+          <w:numId w:val="1"/>
+        </w:numPr>
+        <w:ind w:left="0" w:leftChars="0" w:firstLine="0" w:firstLineChars="0"/>
+        <w:rPr>
+          <w:rFonts w:hint="default"/>
+          <w:lang w:val="en-US"/>
+        </w:rPr>
+      </w:pPr>
+      <w:r>
+        <w:rPr>
+          <w:rFonts w:hint="default"/>
+          <w:lang w:val="en-US"/>
+        </w:rPr>
+        <w:t>Uncaught-exception</w:t>
+      </w:r>
+    </w:p>
+    <w:p>
+      <w:pPr>
+        <w:numPr>
+          <w:numId w:val="0"/>
+        </w:numPr>
+        <w:ind w:leftChars="0"/>
+      </w:pPr>
+      <w:r>
+        <w:drawing>
+          <wp:inline distT="0" distB="0" distL="114300" distR="114300">
+            <wp:extent cx="3621405" cy="782320"/>
+            <wp:effectExtent l="0" t="0" r="5715" b="10160"/>
+            <wp:docPr id="34" name="Picture 32"/>
+            <wp:cNvGraphicFramePr>
+              <a:graphicFrameLocks xmlns:a="http://schemas.openxmlformats.org/drawingml/2006/main" noChangeAspect="1"/>
+            </wp:cNvGraphicFramePr>
+            <a:graphic xmlns:a="http://schemas.openxmlformats.org/drawingml/2006/main">
+              <a:graphicData uri="http://schemas.openxmlformats.org/drawingml/2006/picture">
+                <pic:pic xmlns:pic="http://schemas.openxmlformats.org/drawingml/2006/picture">
+                  <pic:nvPicPr>
+                    <pic:cNvPr id="34" name="Picture 32"/>
+                    <pic:cNvPicPr>
+                      <a:picLocks noChangeAspect="1"/>
+                    </pic:cNvPicPr>
+                  </pic:nvPicPr>
+                  <pic:blipFill>
+                    <a:blip r:embed="rId34"/>
+                    <a:stretch>
+                      <a:fillRect/>
+                    </a:stretch>
+                  </pic:blipFill>
+                  <pic:spPr>
+                    <a:xfrm>
+                      <a:off x="0" y="0"/>
+                      <a:ext cx="3621405" cy="782320"/>
+                    </a:xfrm>
+                    <a:prstGeom prst="rect">
+                      <a:avLst/>
+                    </a:prstGeom>
+                    <a:noFill/>
+                    <a:ln>
+                      <a:noFill/>
+                    </a:ln>
+                  </pic:spPr>
+                </pic:pic>
+              </a:graphicData>
+            </a:graphic>
+          </wp:inline>
+        </w:drawing>
+      </w:r>
+    </w:p>
+    <w:p>
+      <w:pPr>
+        <w:numPr>
+          <w:numId w:val="0"/>
+        </w:numPr>
+        <w:ind w:leftChars="0"/>
+      </w:pPr>
+    </w:p>
+    <w:p>
+      <w:pPr>
+        <w:numPr>
+          <w:ilvl w:val="0"/>
+          <w:numId w:val="1"/>
+        </w:numPr>
+        <w:ind w:left="0" w:leftChars="0" w:firstLine="0" w:firstLineChars="0"/>
+        <w:rPr>
+          <w:rFonts w:hint="default"/>
+          <w:lang w:val="en-US"/>
+        </w:rPr>
+      </w:pPr>
+    </w:p>
+    <w:p>
+      <w:pPr>
+        <w:numPr>
+          <w:numId w:val="0"/>
+        </w:numPr>
+      </w:pPr>
+      <w:r>
+        <w:drawing>
+          <wp:inline distT="0" distB="0" distL="114300" distR="114300">
+            <wp:extent cx="3188970" cy="1227455"/>
+            <wp:effectExtent l="0" t="0" r="11430" b="6985"/>
+            <wp:docPr id="35" name="Picture 33"/>
+            <wp:cNvGraphicFramePr>
+              <a:graphicFrameLocks xmlns:a="http://schemas.openxmlformats.org/drawingml/2006/main" noChangeAspect="1"/>
+            </wp:cNvGraphicFramePr>
+            <a:graphic xmlns:a="http://schemas.openxmlformats.org/drawingml/2006/main">
+              <a:graphicData uri="http://schemas.openxmlformats.org/drawingml/2006/picture">
+                <pic:pic xmlns:pic="http://schemas.openxmlformats.org/drawingml/2006/picture">
+                  <pic:nvPicPr>
+                    <pic:cNvPr id="35" name="Picture 33"/>
+                    <pic:cNvPicPr>
+                      <a:picLocks noChangeAspect="1"/>
+                    </pic:cNvPicPr>
+                  </pic:nvPicPr>
+                  <pic:blipFill>
+                    <a:blip r:embed="rId35"/>
+                    <a:stretch>
+                      <a:fillRect/>
+                    </a:stretch>
+                  </pic:blipFill>
+                  <pic:spPr>
+                    <a:xfrm>
+                      <a:off x="0" y="0"/>
+                      <a:ext cx="3188970" cy="1227455"/>
+                    </a:xfrm>
+                    <a:prstGeom prst="rect">
+                      <a:avLst/>
+                    </a:prstGeom>
+                    <a:noFill/>
+                    <a:ln>
+                      <a:noFill/>
+                    </a:ln>
+                  </pic:spPr>
+                </pic:pic>
+              </a:graphicData>
+            </a:graphic>
+          </wp:inline>
+        </w:drawing>
+      </w:r>
+    </w:p>
+    <w:p>
+      <w:pPr>
+        <w:numPr>
+          <w:numId w:val="0"/>
+        </w:numPr>
+      </w:pPr>
+    </w:p>
+    <w:p>
+      <w:pPr>
+        <w:numPr>
+          <w:ilvl w:val="0"/>
+          <w:numId w:val="1"/>
+        </w:numPr>
+        <w:ind w:left="0" w:leftChars="0" w:firstLine="0" w:firstLineChars="0"/>
+        <w:rPr>
+          <w:rFonts w:hint="default"/>
+          <w:lang w:val="en-US"/>
+        </w:rPr>
+      </w:pPr>
       <w:bookmarkStart w:id="0" w:name="_GoBack"/>
       <w:bookmarkEnd w:id="0"/>
     </w:p>
@@ -1876,7 +2521,6 @@
         <w:numPr>
           <w:numId w:val="0"/>
         </w:numPr>
-        <w:ind w:leftChars="0" w:firstLine="720" w:firstLineChars="0"/>
         <w:rPr>
           <w:rFonts w:hint="default"/>
           <w:lang w:val="en-US"/>

--- a/In java.docx
+++ b/In java.docx
@@ -224,6 +224,7 @@
     <w:p>
       <w:pPr>
         <w:numPr>
+          <w:ilvl w:val="0"/>
           <w:numId w:val="0"/>
         </w:numPr>
         <w:rPr>
@@ -255,6 +256,7 @@
     <w:p>
       <w:pPr>
         <w:numPr>
+          <w:ilvl w:val="0"/>
           <w:numId w:val="0"/>
         </w:numPr>
         <w:ind w:leftChars="0"/>
@@ -306,6 +308,7 @@
     <w:p>
       <w:pPr>
         <w:numPr>
+          <w:ilvl w:val="0"/>
           <w:numId w:val="0"/>
         </w:numPr>
         <w:ind w:leftChars="0"/>
@@ -391,6 +394,7 @@
     <w:p>
       <w:pPr>
         <w:numPr>
+          <w:ilvl w:val="0"/>
           <w:numId w:val="0"/>
         </w:numPr>
       </w:pPr>
@@ -441,6 +445,7 @@
     <w:p>
       <w:pPr>
         <w:numPr>
+          <w:ilvl w:val="0"/>
           <w:numId w:val="0"/>
         </w:numPr>
       </w:pPr>
@@ -468,6 +473,7 @@
     <w:p>
       <w:pPr>
         <w:numPr>
+          <w:ilvl w:val="0"/>
           <w:numId w:val="0"/>
         </w:numPr>
         <w:ind w:leftChars="0"/>
@@ -519,6 +525,7 @@
     <w:p>
       <w:pPr>
         <w:numPr>
+          <w:ilvl w:val="0"/>
           <w:numId w:val="0"/>
         </w:numPr>
         <w:ind w:leftChars="0"/>
@@ -547,6 +554,7 @@
     <w:p>
       <w:pPr>
         <w:numPr>
+          <w:ilvl w:val="0"/>
           <w:numId w:val="0"/>
         </w:numPr>
         <w:ind w:leftChars="0"/>
@@ -598,14 +606,16 @@
     <w:p>
       <w:pPr>
         <w:numPr>
-          <w:numId w:val="0"/>
-        </w:numPr>
-        <w:ind w:leftChars="0"/>
-      </w:pPr>
-    </w:p>
-    <w:p>
-      <w:pPr>
-        <w:numPr>
+          <w:ilvl w:val="0"/>
+          <w:numId w:val="0"/>
+        </w:numPr>
+        <w:ind w:leftChars="0"/>
+      </w:pPr>
+    </w:p>
+    <w:p>
+      <w:pPr>
+        <w:numPr>
+          <w:ilvl w:val="0"/>
           <w:numId w:val="0"/>
         </w:numPr>
         <w:ind w:leftChars="0"/>
@@ -657,30 +667,34 @@
     <w:p>
       <w:pPr>
         <w:numPr>
-          <w:numId w:val="0"/>
-        </w:numPr>
-        <w:ind w:leftChars="0"/>
-      </w:pPr>
-    </w:p>
-    <w:p>
-      <w:pPr>
-        <w:numPr>
-          <w:numId w:val="0"/>
-        </w:numPr>
-        <w:ind w:leftChars="0"/>
-      </w:pPr>
-    </w:p>
-    <w:p>
-      <w:pPr>
-        <w:numPr>
-          <w:numId w:val="0"/>
-        </w:numPr>
-        <w:ind w:leftChars="0"/>
-      </w:pPr>
-    </w:p>
-    <w:p>
-      <w:pPr>
-        <w:numPr>
+          <w:ilvl w:val="0"/>
+          <w:numId w:val="0"/>
+        </w:numPr>
+        <w:ind w:leftChars="0"/>
+      </w:pPr>
+    </w:p>
+    <w:p>
+      <w:pPr>
+        <w:numPr>
+          <w:ilvl w:val="0"/>
+          <w:numId w:val="0"/>
+        </w:numPr>
+        <w:ind w:leftChars="0"/>
+      </w:pPr>
+    </w:p>
+    <w:p>
+      <w:pPr>
+        <w:numPr>
+          <w:ilvl w:val="0"/>
+          <w:numId w:val="0"/>
+        </w:numPr>
+        <w:ind w:leftChars="0"/>
+      </w:pPr>
+    </w:p>
+    <w:p>
+      <w:pPr>
+        <w:numPr>
+          <w:ilvl w:val="0"/>
           <w:numId w:val="0"/>
         </w:numPr>
         <w:ind w:leftChars="0"/>
@@ -709,6 +723,7 @@
     <w:p>
       <w:pPr>
         <w:numPr>
+          <w:ilvl w:val="0"/>
           <w:numId w:val="0"/>
         </w:numPr>
         <w:ind w:leftChars="0"/>
@@ -760,6 +775,7 @@
     <w:p>
       <w:pPr>
         <w:numPr>
+          <w:ilvl w:val="0"/>
           <w:numId w:val="0"/>
         </w:numPr>
         <w:rPr>
@@ -791,6 +807,7 @@
     <w:p>
       <w:pPr>
         <w:numPr>
+          <w:ilvl w:val="0"/>
           <w:numId w:val="0"/>
         </w:numPr>
         <w:ind w:leftChars="0"/>
@@ -842,30 +859,34 @@
     <w:p>
       <w:pPr>
         <w:numPr>
-          <w:numId w:val="0"/>
-        </w:numPr>
-        <w:ind w:leftChars="0"/>
-      </w:pPr>
-    </w:p>
-    <w:p>
-      <w:pPr>
-        <w:numPr>
-          <w:numId w:val="0"/>
-        </w:numPr>
-        <w:ind w:leftChars="0"/>
-      </w:pPr>
-    </w:p>
-    <w:p>
-      <w:pPr>
-        <w:numPr>
-          <w:numId w:val="0"/>
-        </w:numPr>
-        <w:ind w:leftChars="0"/>
-      </w:pPr>
-    </w:p>
-    <w:p>
-      <w:pPr>
-        <w:numPr>
+          <w:ilvl w:val="0"/>
+          <w:numId w:val="0"/>
+        </w:numPr>
+        <w:ind w:leftChars="0"/>
+      </w:pPr>
+    </w:p>
+    <w:p>
+      <w:pPr>
+        <w:numPr>
+          <w:ilvl w:val="0"/>
+          <w:numId w:val="0"/>
+        </w:numPr>
+        <w:ind w:leftChars="0"/>
+      </w:pPr>
+    </w:p>
+    <w:p>
+      <w:pPr>
+        <w:numPr>
+          <w:ilvl w:val="0"/>
+          <w:numId w:val="0"/>
+        </w:numPr>
+        <w:ind w:leftChars="0"/>
+      </w:pPr>
+    </w:p>
+    <w:p>
+      <w:pPr>
+        <w:numPr>
+          <w:ilvl w:val="0"/>
           <w:numId w:val="0"/>
         </w:numPr>
         <w:ind w:leftChars="0"/>
@@ -894,6 +915,7 @@
     <w:p>
       <w:pPr>
         <w:numPr>
+          <w:ilvl w:val="0"/>
           <w:numId w:val="0"/>
         </w:numPr>
         <w:ind w:leftChars="0"/>
@@ -945,6 +967,7 @@
     <w:p>
       <w:pPr>
         <w:numPr>
+          <w:ilvl w:val="0"/>
           <w:numId w:val="0"/>
         </w:numPr>
         <w:ind w:leftChars="0"/>
@@ -966,6 +989,7 @@
     <w:p>
       <w:pPr>
         <w:numPr>
+          <w:ilvl w:val="0"/>
           <w:numId w:val="0"/>
         </w:numPr>
       </w:pPr>
@@ -1016,6 +1040,7 @@
     <w:p>
       <w:pPr>
         <w:numPr>
+          <w:ilvl w:val="0"/>
           <w:numId w:val="0"/>
         </w:numPr>
       </w:pPr>
@@ -1036,6 +1061,7 @@
     <w:p>
       <w:pPr>
         <w:numPr>
+          <w:ilvl w:val="0"/>
           <w:numId w:val="0"/>
         </w:numPr>
         <w:rPr>
@@ -1090,6 +1116,7 @@
     <w:p>
       <w:pPr>
         <w:numPr>
+          <w:ilvl w:val="0"/>
           <w:numId w:val="0"/>
         </w:numPr>
         <w:rPr>
@@ -1114,6 +1141,7 @@
     <w:p>
       <w:pPr>
         <w:numPr>
+          <w:ilvl w:val="0"/>
           <w:numId w:val="0"/>
         </w:numPr>
       </w:pPr>
@@ -1164,6 +1192,7 @@
     <w:p>
       <w:pPr>
         <w:numPr>
+          <w:ilvl w:val="0"/>
           <w:numId w:val="0"/>
         </w:numPr>
       </w:pPr>
@@ -1214,13 +1243,15 @@
     <w:p>
       <w:pPr>
         <w:numPr>
-          <w:numId w:val="0"/>
-        </w:numPr>
-      </w:pPr>
-    </w:p>
-    <w:p>
-      <w:pPr>
-        <w:numPr>
+          <w:ilvl w:val="0"/>
+          <w:numId w:val="0"/>
+        </w:numPr>
+      </w:pPr>
+    </w:p>
+    <w:p>
+      <w:pPr>
+        <w:numPr>
+          <w:ilvl w:val="0"/>
           <w:numId w:val="0"/>
         </w:numPr>
       </w:pPr>
@@ -1248,6 +1279,7 @@
     <w:p>
       <w:pPr>
         <w:numPr>
+          <w:ilvl w:val="0"/>
           <w:numId w:val="0"/>
         </w:numPr>
         <w:ind w:leftChars="0"/>
@@ -1299,30 +1331,34 @@
     <w:p>
       <w:pPr>
         <w:numPr>
-          <w:numId w:val="0"/>
-        </w:numPr>
-        <w:ind w:leftChars="0"/>
-      </w:pPr>
-    </w:p>
-    <w:p>
-      <w:pPr>
-        <w:numPr>
-          <w:numId w:val="0"/>
-        </w:numPr>
-        <w:ind w:leftChars="0"/>
-      </w:pPr>
-    </w:p>
-    <w:p>
-      <w:pPr>
-        <w:numPr>
-          <w:numId w:val="0"/>
-        </w:numPr>
-        <w:ind w:leftChars="0"/>
-      </w:pPr>
-    </w:p>
-    <w:p>
-      <w:pPr>
-        <w:numPr>
+          <w:ilvl w:val="0"/>
+          <w:numId w:val="0"/>
+        </w:numPr>
+        <w:ind w:leftChars="0"/>
+      </w:pPr>
+    </w:p>
+    <w:p>
+      <w:pPr>
+        <w:numPr>
+          <w:ilvl w:val="0"/>
+          <w:numId w:val="0"/>
+        </w:numPr>
+        <w:ind w:leftChars="0"/>
+      </w:pPr>
+    </w:p>
+    <w:p>
+      <w:pPr>
+        <w:numPr>
+          <w:ilvl w:val="0"/>
+          <w:numId w:val="0"/>
+        </w:numPr>
+        <w:ind w:leftChars="0"/>
+      </w:pPr>
+    </w:p>
+    <w:p>
+      <w:pPr>
+        <w:numPr>
+          <w:ilvl w:val="0"/>
           <w:numId w:val="0"/>
         </w:numPr>
         <w:ind w:leftChars="0"/>
@@ -1351,6 +1387,7 @@
     <w:p>
       <w:pPr>
         <w:numPr>
+          <w:ilvl w:val="0"/>
           <w:numId w:val="0"/>
         </w:numPr>
         <w:ind w:leftChars="0"/>
@@ -1402,6 +1439,7 @@
     <w:p>
       <w:pPr>
         <w:numPr>
+          <w:ilvl w:val="0"/>
           <w:numId w:val="0"/>
         </w:numPr>
         <w:ind w:leftChars="0"/>
@@ -1453,6 +1491,7 @@
     <w:p>
       <w:pPr>
         <w:numPr>
+          <w:ilvl w:val="0"/>
           <w:numId w:val="0"/>
         </w:numPr>
         <w:ind w:leftChars="0"/>
@@ -1504,6 +1543,7 @@
     <w:p>
       <w:pPr>
         <w:numPr>
+          <w:ilvl w:val="0"/>
           <w:numId w:val="0"/>
         </w:numPr>
         <w:ind w:leftChars="0"/>
@@ -1566,6 +1606,7 @@
     <w:p>
       <w:pPr>
         <w:numPr>
+          <w:ilvl w:val="0"/>
           <w:numId w:val="0"/>
         </w:numPr>
         <w:ind w:leftChars="0"/>
@@ -1617,6 +1658,7 @@
     <w:p>
       <w:pPr>
         <w:numPr>
+          <w:ilvl w:val="0"/>
           <w:numId w:val="0"/>
         </w:numPr>
         <w:ind w:leftChars="0"/>
@@ -1672,6 +1714,7 @@
     <w:p>
       <w:pPr>
         <w:numPr>
+          <w:ilvl w:val="0"/>
           <w:numId w:val="0"/>
         </w:numPr>
         <w:ind w:leftChars="0"/>
@@ -1700,6 +1743,7 @@
     <w:p>
       <w:pPr>
         <w:numPr>
+          <w:ilvl w:val="0"/>
           <w:numId w:val="0"/>
         </w:numPr>
         <w:ind w:leftChars="0"/>
@@ -1751,6 +1795,7 @@
     <w:p>
       <w:pPr>
         <w:numPr>
+          <w:ilvl w:val="0"/>
           <w:numId w:val="0"/>
         </w:numPr>
         <w:ind w:leftChars="0"/>
@@ -1781,6 +1826,7 @@
     <w:p>
       <w:pPr>
         <w:numPr>
+          <w:ilvl w:val="0"/>
           <w:numId w:val="0"/>
         </w:numPr>
         <w:ind w:leftChars="0" w:firstLine="720" w:firstLineChars="0"/>
@@ -1800,6 +1846,7 @@
     <w:p>
       <w:pPr>
         <w:numPr>
+          <w:ilvl w:val="0"/>
           <w:numId w:val="0"/>
         </w:numPr>
         <w:ind w:leftChars="0" w:firstLine="720" w:firstLineChars="0"/>
@@ -1851,6 +1898,7 @@
     <w:p>
       <w:pPr>
         <w:numPr>
+          <w:ilvl w:val="0"/>
           <w:numId w:val="0"/>
         </w:numPr>
         <w:ind w:leftChars="0" w:firstLine="720" w:firstLineChars="0"/>
@@ -1859,6 +1907,7 @@
     <w:p>
       <w:pPr>
         <w:numPr>
+          <w:ilvl w:val="0"/>
           <w:numId w:val="0"/>
         </w:numPr>
         <w:ind w:leftChars="0" w:firstLine="720" w:firstLineChars="0"/>
@@ -1867,6 +1916,7 @@
     <w:p>
       <w:pPr>
         <w:numPr>
+          <w:ilvl w:val="0"/>
           <w:numId w:val="0"/>
         </w:numPr>
         <w:pBdr>
@@ -1878,6 +1928,7 @@
     <w:p>
       <w:pPr>
         <w:numPr>
+          <w:ilvl w:val="0"/>
           <w:numId w:val="0"/>
         </w:numPr>
         <w:rPr>
@@ -1909,6 +1960,7 @@
     <w:p>
       <w:pPr>
         <w:numPr>
+          <w:ilvl w:val="0"/>
           <w:numId w:val="0"/>
         </w:numPr>
         <w:ind w:leftChars="0"/>
@@ -1960,6 +2012,7 @@
     <w:p>
       <w:pPr>
         <w:numPr>
+          <w:ilvl w:val="0"/>
           <w:numId w:val="0"/>
         </w:numPr>
         <w:ind w:leftChars="0"/>
@@ -2011,14 +2064,16 @@
     <w:p>
       <w:pPr>
         <w:numPr>
-          <w:numId w:val="0"/>
-        </w:numPr>
-        <w:ind w:leftChars="0"/>
-      </w:pPr>
-    </w:p>
-    <w:p>
-      <w:pPr>
-        <w:numPr>
+          <w:ilvl w:val="0"/>
+          <w:numId w:val="0"/>
+        </w:numPr>
+        <w:ind w:leftChars="0"/>
+      </w:pPr>
+    </w:p>
+    <w:p>
+      <w:pPr>
+        <w:numPr>
+          <w:ilvl w:val="0"/>
           <w:numId w:val="0"/>
         </w:numPr>
         <w:ind w:leftChars="0"/>
@@ -2070,22 +2125,25 @@
     <w:p>
       <w:pPr>
         <w:numPr>
-          <w:numId w:val="0"/>
-        </w:numPr>
-        <w:ind w:leftChars="0"/>
-      </w:pPr>
-    </w:p>
-    <w:p>
-      <w:pPr>
-        <w:numPr>
-          <w:numId w:val="0"/>
-        </w:numPr>
-        <w:ind w:leftChars="0"/>
-      </w:pPr>
-    </w:p>
-    <w:p>
-      <w:pPr>
-        <w:numPr>
+          <w:ilvl w:val="0"/>
+          <w:numId w:val="0"/>
+        </w:numPr>
+        <w:ind w:leftChars="0"/>
+      </w:pPr>
+    </w:p>
+    <w:p>
+      <w:pPr>
+        <w:numPr>
+          <w:ilvl w:val="0"/>
+          <w:numId w:val="0"/>
+        </w:numPr>
+        <w:ind w:leftChars="0"/>
+      </w:pPr>
+    </w:p>
+    <w:p>
+      <w:pPr>
+        <w:numPr>
+          <w:ilvl w:val="0"/>
           <w:numId w:val="0"/>
         </w:numPr>
         <w:ind w:leftChars="0"/>
@@ -2114,6 +2172,7 @@
     <w:p>
       <w:pPr>
         <w:numPr>
+          <w:ilvl w:val="0"/>
           <w:numId w:val="0"/>
         </w:numPr>
         <w:ind w:leftChars="0"/>
@@ -2165,30 +2224,34 @@
     <w:p>
       <w:pPr>
         <w:numPr>
-          <w:numId w:val="0"/>
-        </w:numPr>
-        <w:ind w:leftChars="0"/>
-      </w:pPr>
-    </w:p>
-    <w:p>
-      <w:pPr>
-        <w:numPr>
-          <w:numId w:val="0"/>
-        </w:numPr>
-        <w:ind w:leftChars="0"/>
-      </w:pPr>
-    </w:p>
-    <w:p>
-      <w:pPr>
-        <w:numPr>
-          <w:numId w:val="0"/>
-        </w:numPr>
-        <w:ind w:leftChars="0"/>
-      </w:pPr>
-    </w:p>
-    <w:p>
-      <w:pPr>
-        <w:numPr>
+          <w:ilvl w:val="0"/>
+          <w:numId w:val="0"/>
+        </w:numPr>
+        <w:ind w:leftChars="0"/>
+      </w:pPr>
+    </w:p>
+    <w:p>
+      <w:pPr>
+        <w:numPr>
+          <w:ilvl w:val="0"/>
+          <w:numId w:val="0"/>
+        </w:numPr>
+        <w:ind w:leftChars="0"/>
+      </w:pPr>
+    </w:p>
+    <w:p>
+      <w:pPr>
+        <w:numPr>
+          <w:ilvl w:val="0"/>
+          <w:numId w:val="0"/>
+        </w:numPr>
+        <w:ind w:leftChars="0"/>
+      </w:pPr>
+    </w:p>
+    <w:p>
+      <w:pPr>
+        <w:numPr>
+          <w:ilvl w:val="0"/>
           <w:numId w:val="0"/>
         </w:numPr>
         <w:ind w:leftChars="0"/>
@@ -2217,6 +2280,7 @@
     <w:p>
       <w:pPr>
         <w:numPr>
+          <w:ilvl w:val="0"/>
           <w:numId w:val="0"/>
         </w:numPr>
         <w:ind w:leftChars="0"/>
@@ -2268,6 +2332,7 @@
     <w:p>
       <w:pPr>
         <w:numPr>
+          <w:ilvl w:val="0"/>
           <w:numId w:val="0"/>
         </w:numPr>
         <w:ind w:leftChars="0"/>
@@ -2296,6 +2361,7 @@
     <w:p>
       <w:pPr>
         <w:numPr>
+          <w:ilvl w:val="0"/>
           <w:numId w:val="0"/>
         </w:numPr>
         <w:ind w:leftChars="0"/>
@@ -2347,6 +2413,7 @@
     <w:p>
       <w:pPr>
         <w:numPr>
+          <w:ilvl w:val="0"/>
           <w:numId w:val="0"/>
         </w:numPr>
         <w:ind w:leftChars="0"/>
@@ -2375,6 +2442,7 @@
     <w:p>
       <w:pPr>
         <w:numPr>
+          <w:ilvl w:val="0"/>
           <w:numId w:val="0"/>
         </w:numPr>
         <w:ind w:leftChars="0"/>
@@ -2426,6 +2494,7 @@
     <w:p>
       <w:pPr>
         <w:numPr>
+          <w:ilvl w:val="0"/>
           <w:numId w:val="0"/>
         </w:numPr>
         <w:ind w:leftChars="0"/>
@@ -2447,6 +2516,7 @@
     <w:p>
       <w:pPr>
         <w:numPr>
+          <w:ilvl w:val="0"/>
           <w:numId w:val="0"/>
         </w:numPr>
       </w:pPr>
@@ -2497,6 +2567,95 @@
     <w:p>
       <w:pPr>
         <w:numPr>
+          <w:ilvl w:val="0"/>
+          <w:numId w:val="0"/>
+        </w:numPr>
+      </w:pPr>
+    </w:p>
+    <w:p>
+      <w:pPr>
+        <w:numPr>
+          <w:ilvl w:val="0"/>
+          <w:numId w:val="0"/>
+        </w:numPr>
+      </w:pPr>
+    </w:p>
+    <w:p>
+      <w:pPr>
+        <w:numPr>
+          <w:ilvl w:val="0"/>
+          <w:numId w:val="0"/>
+        </w:numPr>
+      </w:pPr>
+    </w:p>
+    <w:p>
+      <w:pPr>
+        <w:numPr>
+          <w:ilvl w:val="0"/>
+          <w:numId w:val="0"/>
+        </w:numPr>
+      </w:pPr>
+    </w:p>
+    <w:p>
+      <w:pPr>
+        <w:numPr>
+          <w:ilvl w:val="0"/>
+          <w:numId w:val="0"/>
+        </w:numPr>
+      </w:pPr>
+    </w:p>
+    <w:p>
+      <w:pPr>
+        <w:numPr>
+          <w:ilvl w:val="0"/>
+          <w:numId w:val="0"/>
+        </w:numPr>
+      </w:pPr>
+    </w:p>
+    <w:p>
+      <w:pPr>
+        <w:numPr>
+          <w:ilvl w:val="0"/>
+          <w:numId w:val="0"/>
+        </w:numPr>
+      </w:pPr>
+    </w:p>
+    <w:p>
+      <w:pPr>
+        <w:numPr>
+          <w:ilvl w:val="0"/>
+          <w:numId w:val="0"/>
+        </w:numPr>
+      </w:pPr>
+    </w:p>
+    <w:p>
+      <w:pPr>
+        <w:numPr>
+          <w:ilvl w:val="0"/>
+          <w:numId w:val="0"/>
+        </w:numPr>
+      </w:pPr>
+    </w:p>
+    <w:p>
+      <w:pPr>
+        <w:numPr>
+          <w:ilvl w:val="0"/>
+          <w:numId w:val="0"/>
+        </w:numPr>
+      </w:pPr>
+    </w:p>
+    <w:p>
+      <w:pPr>
+        <w:numPr>
+          <w:ilvl w:val="0"/>
+          <w:numId w:val="0"/>
+        </w:numPr>
+      </w:pPr>
+    </w:p>
+    <w:p>
+      <w:pPr>
+        <w:numPr>
+          <w:ilvl w:val="0"/>
           <w:numId w:val="0"/>
         </w:numPr>
       </w:pPr>
@@ -2513,701 +2672,1140 @@
           <w:lang w:val="en-US"/>
         </w:rPr>
       </w:pPr>
+      <w:r>
+        <w:rPr>
+          <w:rFonts w:hint="default"/>
+          <w:lang w:val="en-US"/>
+        </w:rPr>
+        <w:t>QUAN TRỌNG:</w:t>
+      </w:r>
+    </w:p>
+    <w:p>
+      <w:pPr>
+        <w:numPr>
+          <w:ilvl w:val="0"/>
+          <w:numId w:val="0"/>
+        </w:numPr>
+        <w:ind w:leftChars="0"/>
+        <w:rPr>
+          <w:rFonts w:hint="default"/>
+          <w:lang w:val="en-US"/>
+        </w:rPr>
+      </w:pPr>
+      <w:r>
+        <w:rPr>
+          <w:rFonts w:hint="default"/>
+          <w:lang w:val="en-US"/>
+        </w:rPr>
+        <w:t>- Ta phải đặt try-catch bên trong vòng lặp for thay vì bên ngoài, vì nếu đặt try-catch ngoài vòng for thì nếu có bất kỳ 1 iteration nào throw exception thì coi như các remaining iteration còn lại sẽ không được thực thi</w:t>
+      </w:r>
+    </w:p>
+    <w:p>
+      <w:pPr>
+        <w:numPr>
+          <w:ilvl w:val="0"/>
+          <w:numId w:val="0"/>
+        </w:numPr>
+        <w:ind w:leftChars="0"/>
+      </w:pPr>
+      <w:r>
+        <w:drawing>
+          <wp:inline distT="0" distB="0" distL="114300" distR="114300">
+            <wp:extent cx="2555875" cy="1888490"/>
+            <wp:effectExtent l="0" t="0" r="4445" b="1270"/>
+            <wp:docPr id="36" name="Picture 34"/>
+            <wp:cNvGraphicFramePr>
+              <a:graphicFrameLocks xmlns:a="http://schemas.openxmlformats.org/drawingml/2006/main" noChangeAspect="1"/>
+            </wp:cNvGraphicFramePr>
+            <a:graphic xmlns:a="http://schemas.openxmlformats.org/drawingml/2006/main">
+              <a:graphicData uri="http://schemas.openxmlformats.org/drawingml/2006/picture">
+                <pic:pic xmlns:pic="http://schemas.openxmlformats.org/drawingml/2006/picture">
+                  <pic:nvPicPr>
+                    <pic:cNvPr id="36" name="Picture 34"/>
+                    <pic:cNvPicPr>
+                      <a:picLocks noChangeAspect="1"/>
+                    </pic:cNvPicPr>
+                  </pic:nvPicPr>
+                  <pic:blipFill>
+                    <a:blip r:embed="rId36"/>
+                    <a:stretch>
+                      <a:fillRect/>
+                    </a:stretch>
+                  </pic:blipFill>
+                  <pic:spPr>
+                    <a:xfrm>
+                      <a:off x="0" y="0"/>
+                      <a:ext cx="2555875" cy="1888490"/>
+                    </a:xfrm>
+                    <a:prstGeom prst="rect">
+                      <a:avLst/>
+                    </a:prstGeom>
+                    <a:noFill/>
+                    <a:ln>
+                      <a:noFill/>
+                    </a:ln>
+                  </pic:spPr>
+                </pic:pic>
+              </a:graphicData>
+            </a:graphic>
+          </wp:inline>
+        </w:drawing>
+      </w:r>
+    </w:p>
+    <w:p>
+      <w:pPr>
+        <w:numPr>
+          <w:ilvl w:val="0"/>
+          <w:numId w:val="0"/>
+        </w:numPr>
+        <w:ind w:leftChars="0"/>
+      </w:pPr>
+    </w:p>
+    <w:p>
+      <w:pPr>
+        <w:numPr>
+          <w:ilvl w:val="0"/>
+          <w:numId w:val="1"/>
+        </w:numPr>
+        <w:ind w:left="0" w:leftChars="0" w:firstLine="0" w:firstLineChars="0"/>
+        <w:rPr>
+          <w:rFonts w:hint="default"/>
+          <w:lang w:val="en-US"/>
+        </w:rPr>
+      </w:pPr>
+    </w:p>
+    <w:p>
+      <w:pPr>
+        <w:numPr>
+          <w:ilvl w:val="0"/>
+          <w:numId w:val="0"/>
+        </w:numPr>
+      </w:pPr>
+      <w:r>
+        <w:drawing>
+          <wp:inline distT="0" distB="0" distL="114300" distR="114300">
+            <wp:extent cx="2574925" cy="3185795"/>
+            <wp:effectExtent l="0" t="0" r="635" b="14605"/>
+            <wp:docPr id="10" name="Picture 1"/>
+            <wp:cNvGraphicFramePr>
+              <a:graphicFrameLocks xmlns:a="http://schemas.openxmlformats.org/drawingml/2006/main" noChangeAspect="1"/>
+            </wp:cNvGraphicFramePr>
+            <a:graphic xmlns:a="http://schemas.openxmlformats.org/drawingml/2006/main">
+              <a:graphicData uri="http://schemas.openxmlformats.org/drawingml/2006/picture">
+                <pic:pic xmlns:pic="http://schemas.openxmlformats.org/drawingml/2006/picture">
+                  <pic:nvPicPr>
+                    <pic:cNvPr id="10" name="Picture 1"/>
+                    <pic:cNvPicPr>
+                      <a:picLocks noChangeAspect="1"/>
+                    </pic:cNvPicPr>
+                  </pic:nvPicPr>
+                  <pic:blipFill>
+                    <a:blip r:embed="rId37"/>
+                    <a:stretch>
+                      <a:fillRect/>
+                    </a:stretch>
+                  </pic:blipFill>
+                  <pic:spPr>
+                    <a:xfrm>
+                      <a:off x="0" y="0"/>
+                      <a:ext cx="2574925" cy="3185795"/>
+                    </a:xfrm>
+                    <a:prstGeom prst="rect">
+                      <a:avLst/>
+                    </a:prstGeom>
+                    <a:noFill/>
+                    <a:ln>
+                      <a:noFill/>
+                    </a:ln>
+                  </pic:spPr>
+                </pic:pic>
+              </a:graphicData>
+            </a:graphic>
+          </wp:inline>
+        </w:drawing>
+      </w:r>
+    </w:p>
+    <w:p>
+      <w:pPr>
+        <w:numPr>
+          <w:ilvl w:val="0"/>
+          <w:numId w:val="0"/>
+        </w:numPr>
+      </w:pPr>
+    </w:p>
+    <w:p>
+      <w:pPr>
+        <w:numPr>
+          <w:ilvl w:val="0"/>
+          <w:numId w:val="1"/>
+        </w:numPr>
+        <w:ind w:left="0" w:leftChars="0" w:firstLine="0" w:firstLineChars="0"/>
+        <w:rPr>
+          <w:rFonts w:hint="default"/>
+          <w:lang w:val="en-US"/>
+        </w:rPr>
+      </w:pPr>
+    </w:p>
+    <w:p>
+      <w:pPr>
+        <w:numPr>
+          <w:ilvl w:val="0"/>
+          <w:numId w:val="0"/>
+        </w:numPr>
+      </w:pPr>
+      <w:r>
+        <w:drawing>
+          <wp:inline distT="0" distB="0" distL="114300" distR="114300">
+            <wp:extent cx="2576830" cy="1924685"/>
+            <wp:effectExtent l="0" t="0" r="13970" b="10795"/>
+            <wp:docPr id="12" name="Picture 3"/>
+            <wp:cNvGraphicFramePr>
+              <a:graphicFrameLocks xmlns:a="http://schemas.openxmlformats.org/drawingml/2006/main" noChangeAspect="1"/>
+            </wp:cNvGraphicFramePr>
+            <a:graphic xmlns:a="http://schemas.openxmlformats.org/drawingml/2006/main">
+              <a:graphicData uri="http://schemas.openxmlformats.org/drawingml/2006/picture">
+                <pic:pic xmlns:pic="http://schemas.openxmlformats.org/drawingml/2006/picture">
+                  <pic:nvPicPr>
+                    <pic:cNvPr id="12" name="Picture 3"/>
+                    <pic:cNvPicPr>
+                      <a:picLocks noChangeAspect="1"/>
+                    </pic:cNvPicPr>
+                  </pic:nvPicPr>
+                  <pic:blipFill>
+                    <a:blip r:embed="rId38"/>
+                    <a:stretch>
+                      <a:fillRect/>
+                    </a:stretch>
+                  </pic:blipFill>
+                  <pic:spPr>
+                    <a:xfrm>
+                      <a:off x="0" y="0"/>
+                      <a:ext cx="2576830" cy="1924685"/>
+                    </a:xfrm>
+                    <a:prstGeom prst="rect">
+                      <a:avLst/>
+                    </a:prstGeom>
+                    <a:noFill/>
+                    <a:ln>
+                      <a:noFill/>
+                    </a:ln>
+                  </pic:spPr>
+                </pic:pic>
+              </a:graphicData>
+            </a:graphic>
+          </wp:inline>
+        </w:drawing>
+      </w:r>
+    </w:p>
+    <w:p>
+      <w:pPr>
+        <w:numPr>
+          <w:ilvl w:val="0"/>
+          <w:numId w:val="0"/>
+        </w:numPr>
+      </w:pPr>
+    </w:p>
+    <w:p>
+      <w:pPr>
+        <w:numPr>
+          <w:ilvl w:val="0"/>
+          <w:numId w:val="0"/>
+        </w:numPr>
+      </w:pPr>
+    </w:p>
+    <w:p>
+      <w:pPr>
+        <w:numPr>
+          <w:ilvl w:val="0"/>
+          <w:numId w:val="0"/>
+        </w:numPr>
+      </w:pPr>
+    </w:p>
+    <w:p>
+      <w:pPr>
+        <w:numPr>
+          <w:ilvl w:val="0"/>
+          <w:numId w:val="1"/>
+        </w:numPr>
+        <w:ind w:left="0" w:leftChars="0" w:firstLine="0" w:firstLineChars="0"/>
+        <w:rPr>
+          <w:rFonts w:hint="default"/>
+          <w:lang w:val="en-US"/>
+        </w:rPr>
+      </w:pPr>
+    </w:p>
+    <w:p>
+      <w:pPr>
+        <w:numPr>
+          <w:ilvl w:val="0"/>
+          <w:numId w:val="0"/>
+        </w:numPr>
+        <w:rPr>
+          <w:rFonts w:hint="default"/>
+          <w:lang w:val="en-US"/>
+        </w:rPr>
+      </w:pPr>
+      <w:r>
+        <w:drawing>
+          <wp:inline distT="0" distB="0" distL="114300" distR="114300">
+            <wp:extent cx="3082290" cy="1835785"/>
+            <wp:effectExtent l="0" t="0" r="11430" b="8255"/>
+            <wp:docPr id="37" name="Picture 4"/>
+            <wp:cNvGraphicFramePr>
+              <a:graphicFrameLocks xmlns:a="http://schemas.openxmlformats.org/drawingml/2006/main" noChangeAspect="1"/>
+            </wp:cNvGraphicFramePr>
+            <a:graphic xmlns:a="http://schemas.openxmlformats.org/drawingml/2006/main">
+              <a:graphicData uri="http://schemas.openxmlformats.org/drawingml/2006/picture">
+                <pic:pic xmlns:pic="http://schemas.openxmlformats.org/drawingml/2006/picture">
+                  <pic:nvPicPr>
+                    <pic:cNvPr id="37" name="Picture 4"/>
+                    <pic:cNvPicPr>
+                      <a:picLocks noChangeAspect="1"/>
+                    </pic:cNvPicPr>
+                  </pic:nvPicPr>
+                  <pic:blipFill>
+                    <a:blip r:embed="rId39"/>
+                    <a:stretch>
+                      <a:fillRect/>
+                    </a:stretch>
+                  </pic:blipFill>
+                  <pic:spPr>
+                    <a:xfrm>
+                      <a:off x="0" y="0"/>
+                      <a:ext cx="3082290" cy="1835785"/>
+                    </a:xfrm>
+                    <a:prstGeom prst="rect">
+                      <a:avLst/>
+                    </a:prstGeom>
+                    <a:noFill/>
+                    <a:ln>
+                      <a:noFill/>
+                    </a:ln>
+                  </pic:spPr>
+                </pic:pic>
+              </a:graphicData>
+            </a:graphic>
+          </wp:inline>
+        </w:drawing>
+      </w:r>
+    </w:p>
+    <w:p>
+      <w:pPr>
+        <w:numPr>
+          <w:ilvl w:val="0"/>
+          <w:numId w:val="0"/>
+        </w:numPr>
+        <w:rPr>
+          <w:rFonts w:hint="default"/>
+          <w:lang w:val="en-US"/>
+        </w:rPr>
+      </w:pPr>
+    </w:p>
+    <w:p>
+      <w:pPr>
+        <w:numPr>
+          <w:ilvl w:val="0"/>
+          <w:numId w:val="1"/>
+        </w:numPr>
+        <w:ind w:left="0" w:leftChars="0" w:firstLine="0" w:firstLineChars="0"/>
+        <w:rPr>
+          <w:rFonts w:hint="default"/>
+          <w:lang w:val="en-US"/>
+        </w:rPr>
+      </w:pPr>
+    </w:p>
+    <w:p>
+      <w:pPr>
+        <w:numPr>
+          <w:ilvl w:val="0"/>
+          <w:numId w:val="0"/>
+        </w:numPr>
+        <w:rPr>
+          <w:rFonts w:hint="default"/>
+          <w:lang w:val="en-US"/>
+        </w:rPr>
+      </w:pPr>
+    </w:p>
+    <w:p>
+      <w:pPr>
+        <w:numPr>
+          <w:ilvl w:val="0"/>
+          <w:numId w:val="0"/>
+        </w:numPr>
+        <w:rPr>
+          <w:rFonts w:hint="default"/>
+          <w:lang w:val="en-US"/>
+        </w:rPr>
+      </w:pPr>
+    </w:p>
+    <w:p>
+      <w:pPr>
+        <w:numPr>
+          <w:ilvl w:val="0"/>
+          <w:numId w:val="0"/>
+        </w:numPr>
+        <w:rPr>
+          <w:rFonts w:hint="default"/>
+          <w:lang w:val="en-US"/>
+        </w:rPr>
+      </w:pPr>
+    </w:p>
+    <w:p>
+      <w:pPr>
+        <w:numPr>
+          <w:ilvl w:val="0"/>
+          <w:numId w:val="0"/>
+        </w:numPr>
+        <w:rPr>
+          <w:rFonts w:hint="default"/>
+          <w:lang w:val="en-US"/>
+        </w:rPr>
+      </w:pPr>
+    </w:p>
+    <w:p>
+      <w:pPr>
+        <w:numPr>
+          <w:ilvl w:val="0"/>
+          <w:numId w:val="0"/>
+        </w:numPr>
+        <w:rPr>
+          <w:rFonts w:hint="default"/>
+          <w:lang w:val="en-US"/>
+        </w:rPr>
+      </w:pPr>
+    </w:p>
+    <w:p>
+      <w:pPr>
+        <w:numPr>
+          <w:ilvl w:val="0"/>
+          <w:numId w:val="0"/>
+        </w:numPr>
+        <w:rPr>
+          <w:rFonts w:hint="default"/>
+          <w:lang w:val="en-US"/>
+        </w:rPr>
+      </w:pPr>
+    </w:p>
+    <w:p>
+      <w:pPr>
+        <w:numPr>
+          <w:ilvl w:val="0"/>
+          <w:numId w:val="0"/>
+        </w:numPr>
+        <w:rPr>
+          <w:rFonts w:hint="default"/>
+          <w:lang w:val="en-US"/>
+        </w:rPr>
+      </w:pPr>
+    </w:p>
+    <w:p>
+      <w:pPr>
+        <w:numPr>
+          <w:ilvl w:val="0"/>
+          <w:numId w:val="0"/>
+        </w:numPr>
+        <w:rPr>
+          <w:rFonts w:hint="default"/>
+          <w:lang w:val="en-US"/>
+        </w:rPr>
+      </w:pPr>
+    </w:p>
+    <w:p>
+      <w:pPr>
+        <w:numPr>
+          <w:ilvl w:val="0"/>
+          <w:numId w:val="0"/>
+        </w:numPr>
+        <w:rPr>
+          <w:rFonts w:hint="default"/>
+          <w:lang w:val="en-US"/>
+        </w:rPr>
+      </w:pPr>
+    </w:p>
+    <w:p>
+      <w:pPr>
+        <w:numPr>
+          <w:ilvl w:val="0"/>
+          <w:numId w:val="0"/>
+        </w:numPr>
+        <w:rPr>
+          <w:rFonts w:hint="default"/>
+          <w:lang w:val="en-US"/>
+        </w:rPr>
+      </w:pPr>
+    </w:p>
+    <w:p>
+      <w:pPr>
+        <w:numPr>
+          <w:ilvl w:val="0"/>
+          <w:numId w:val="0"/>
+        </w:numPr>
+        <w:rPr>
+          <w:rFonts w:hint="default"/>
+          <w:lang w:val="en-US"/>
+        </w:rPr>
+      </w:pPr>
+    </w:p>
+    <w:p>
+      <w:pPr>
+        <w:numPr>
+          <w:ilvl w:val="0"/>
+          <w:numId w:val="0"/>
+        </w:numPr>
+        <w:rPr>
+          <w:rFonts w:hint="default"/>
+          <w:lang w:val="en-US"/>
+        </w:rPr>
+      </w:pPr>
+    </w:p>
+    <w:p>
+      <w:pPr>
+        <w:numPr>
+          <w:ilvl w:val="0"/>
+          <w:numId w:val="0"/>
+        </w:numPr>
+        <w:rPr>
+          <w:rFonts w:hint="default"/>
+          <w:lang w:val="en-US"/>
+        </w:rPr>
+      </w:pPr>
+    </w:p>
+    <w:p>
+      <w:pPr>
+        <w:numPr>
+          <w:ilvl w:val="0"/>
+          <w:numId w:val="0"/>
+        </w:numPr>
+        <w:rPr>
+          <w:rFonts w:hint="default"/>
+          <w:lang w:val="en-US"/>
+        </w:rPr>
+      </w:pPr>
+    </w:p>
+    <w:p>
+      <w:pPr>
+        <w:numPr>
+          <w:ilvl w:val="0"/>
+          <w:numId w:val="0"/>
+        </w:numPr>
+        <w:rPr>
+          <w:rFonts w:hint="default"/>
+          <w:lang w:val="en-US"/>
+        </w:rPr>
+      </w:pPr>
+    </w:p>
+    <w:p>
+      <w:pPr>
+        <w:numPr>
+          <w:ilvl w:val="0"/>
+          <w:numId w:val="0"/>
+        </w:numPr>
+        <w:rPr>
+          <w:rFonts w:hint="default"/>
+          <w:lang w:val="en-US"/>
+        </w:rPr>
+      </w:pPr>
+    </w:p>
+    <w:p>
+      <w:pPr>
+        <w:numPr>
+          <w:ilvl w:val="0"/>
+          <w:numId w:val="0"/>
+        </w:numPr>
+        <w:rPr>
+          <w:rFonts w:hint="default"/>
+          <w:lang w:val="en-US"/>
+        </w:rPr>
+      </w:pPr>
+    </w:p>
+    <w:p>
+      <w:pPr>
+        <w:numPr>
+          <w:ilvl w:val="0"/>
+          <w:numId w:val="0"/>
+        </w:numPr>
+        <w:rPr>
+          <w:rFonts w:hint="default"/>
+          <w:lang w:val="en-US"/>
+        </w:rPr>
+      </w:pPr>
+    </w:p>
+    <w:p>
+      <w:pPr>
+        <w:numPr>
+          <w:ilvl w:val="0"/>
+          <w:numId w:val="0"/>
+        </w:numPr>
+        <w:rPr>
+          <w:rFonts w:hint="default"/>
+          <w:lang w:val="en-US"/>
+        </w:rPr>
+      </w:pPr>
+    </w:p>
+    <w:p>
+      <w:pPr>
+        <w:numPr>
+          <w:ilvl w:val="0"/>
+          <w:numId w:val="0"/>
+        </w:numPr>
+        <w:rPr>
+          <w:rFonts w:hint="default"/>
+          <w:lang w:val="en-US"/>
+        </w:rPr>
+      </w:pPr>
+    </w:p>
+    <w:p>
+      <w:pPr>
+        <w:numPr>
+          <w:ilvl w:val="0"/>
+          <w:numId w:val="0"/>
+        </w:numPr>
+        <w:rPr>
+          <w:rFonts w:hint="default"/>
+          <w:lang w:val="en-US"/>
+        </w:rPr>
+      </w:pPr>
+    </w:p>
+    <w:p>
+      <w:pPr>
+        <w:numPr>
+          <w:ilvl w:val="0"/>
+          <w:numId w:val="0"/>
+        </w:numPr>
+        <w:rPr>
+          <w:rFonts w:hint="default"/>
+          <w:lang w:val="en-US"/>
+        </w:rPr>
+      </w:pPr>
+    </w:p>
+    <w:p>
+      <w:pPr>
+        <w:numPr>
+          <w:ilvl w:val="0"/>
+          <w:numId w:val="0"/>
+        </w:numPr>
+        <w:rPr>
+          <w:rFonts w:hint="default"/>
+          <w:lang w:val="en-US"/>
+        </w:rPr>
+      </w:pPr>
+    </w:p>
+    <w:p>
+      <w:pPr>
+        <w:numPr>
+          <w:ilvl w:val="0"/>
+          <w:numId w:val="0"/>
+        </w:numPr>
+        <w:rPr>
+          <w:rFonts w:hint="default"/>
+          <w:lang w:val="en-US"/>
+        </w:rPr>
+      </w:pPr>
+    </w:p>
+    <w:p>
+      <w:pPr>
+        <w:numPr>
+          <w:ilvl w:val="0"/>
+          <w:numId w:val="0"/>
+        </w:numPr>
+        <w:rPr>
+          <w:rFonts w:hint="default"/>
+          <w:lang w:val="en-US"/>
+        </w:rPr>
+      </w:pPr>
+    </w:p>
+    <w:p>
+      <w:pPr>
+        <w:numPr>
+          <w:ilvl w:val="0"/>
+          <w:numId w:val="0"/>
+        </w:numPr>
+        <w:rPr>
+          <w:rFonts w:hint="default"/>
+          <w:lang w:val="en-US"/>
+        </w:rPr>
+      </w:pPr>
+    </w:p>
+    <w:p>
+      <w:pPr>
+        <w:numPr>
+          <w:ilvl w:val="0"/>
+          <w:numId w:val="0"/>
+        </w:numPr>
+        <w:rPr>
+          <w:rFonts w:hint="default"/>
+          <w:lang w:val="en-US"/>
+        </w:rPr>
+      </w:pPr>
+    </w:p>
+    <w:p>
+      <w:pPr>
+        <w:numPr>
+          <w:ilvl w:val="0"/>
+          <w:numId w:val="0"/>
+        </w:numPr>
+        <w:rPr>
+          <w:rFonts w:hint="default"/>
+          <w:lang w:val="en-US"/>
+        </w:rPr>
+      </w:pPr>
+    </w:p>
+    <w:p>
+      <w:pPr>
+        <w:numPr>
+          <w:ilvl w:val="0"/>
+          <w:numId w:val="0"/>
+        </w:numPr>
+        <w:rPr>
+          <w:rFonts w:hint="default"/>
+          <w:lang w:val="en-US"/>
+        </w:rPr>
+      </w:pPr>
+    </w:p>
+    <w:p>
+      <w:pPr>
+        <w:numPr>
+          <w:ilvl w:val="0"/>
+          <w:numId w:val="0"/>
+        </w:numPr>
+        <w:rPr>
+          <w:rFonts w:hint="default"/>
+          <w:lang w:val="en-US"/>
+        </w:rPr>
+      </w:pPr>
+    </w:p>
+    <w:p>
+      <w:pPr>
+        <w:numPr>
+          <w:ilvl w:val="0"/>
+          <w:numId w:val="0"/>
+        </w:numPr>
+        <w:rPr>
+          <w:rFonts w:hint="default"/>
+          <w:lang w:val="en-US"/>
+        </w:rPr>
+      </w:pPr>
+    </w:p>
+    <w:p>
+      <w:pPr>
+        <w:numPr>
+          <w:ilvl w:val="0"/>
+          <w:numId w:val="0"/>
+        </w:numPr>
+        <w:rPr>
+          <w:rFonts w:hint="default"/>
+          <w:lang w:val="en-US"/>
+        </w:rPr>
+      </w:pPr>
+    </w:p>
+    <w:p>
+      <w:pPr>
+        <w:numPr>
+          <w:ilvl w:val="0"/>
+          <w:numId w:val="0"/>
+        </w:numPr>
+        <w:rPr>
+          <w:rFonts w:hint="default"/>
+          <w:lang w:val="en-US"/>
+        </w:rPr>
+      </w:pPr>
+    </w:p>
+    <w:p>
+      <w:pPr>
+        <w:numPr>
+          <w:ilvl w:val="0"/>
+          <w:numId w:val="0"/>
+        </w:numPr>
+        <w:rPr>
+          <w:rFonts w:hint="default"/>
+          <w:lang w:val="en-US"/>
+        </w:rPr>
+      </w:pPr>
+    </w:p>
+    <w:p>
+      <w:pPr>
+        <w:numPr>
+          <w:ilvl w:val="0"/>
+          <w:numId w:val="0"/>
+        </w:numPr>
+        <w:rPr>
+          <w:rFonts w:hint="default"/>
+          <w:lang w:val="en-US"/>
+        </w:rPr>
+      </w:pPr>
+    </w:p>
+    <w:p>
+      <w:pPr>
+        <w:numPr>
+          <w:ilvl w:val="0"/>
+          <w:numId w:val="0"/>
+        </w:numPr>
+        <w:rPr>
+          <w:rFonts w:hint="default"/>
+          <w:lang w:val="en-US"/>
+        </w:rPr>
+      </w:pPr>
+    </w:p>
+    <w:p>
+      <w:pPr>
+        <w:numPr>
+          <w:ilvl w:val="0"/>
+          <w:numId w:val="0"/>
+        </w:numPr>
+        <w:rPr>
+          <w:rFonts w:hint="default"/>
+          <w:lang w:val="en-US"/>
+        </w:rPr>
+      </w:pPr>
+    </w:p>
+    <w:p>
+      <w:pPr>
+        <w:numPr>
+          <w:ilvl w:val="0"/>
+          <w:numId w:val="0"/>
+        </w:numPr>
+        <w:rPr>
+          <w:rFonts w:hint="default"/>
+          <w:lang w:val="en-US"/>
+        </w:rPr>
+      </w:pPr>
+    </w:p>
+    <w:p>
+      <w:pPr>
+        <w:numPr>
+          <w:ilvl w:val="0"/>
+          <w:numId w:val="0"/>
+        </w:numPr>
+        <w:rPr>
+          <w:rFonts w:hint="default"/>
+          <w:lang w:val="en-US"/>
+        </w:rPr>
+      </w:pPr>
+    </w:p>
+    <w:p>
+      <w:pPr>
+        <w:numPr>
+          <w:ilvl w:val="0"/>
+          <w:numId w:val="0"/>
+        </w:numPr>
+        <w:rPr>
+          <w:rFonts w:hint="default"/>
+          <w:lang w:val="en-US"/>
+        </w:rPr>
+      </w:pPr>
+    </w:p>
+    <w:p>
+      <w:pPr>
+        <w:numPr>
+          <w:ilvl w:val="0"/>
+          <w:numId w:val="0"/>
+        </w:numPr>
+        <w:rPr>
+          <w:rFonts w:hint="default"/>
+          <w:lang w:val="en-US"/>
+        </w:rPr>
+      </w:pPr>
+    </w:p>
+    <w:p>
+      <w:pPr>
+        <w:numPr>
+          <w:ilvl w:val="0"/>
+          <w:numId w:val="0"/>
+        </w:numPr>
+        <w:rPr>
+          <w:rFonts w:hint="default"/>
+          <w:lang w:val="en-US"/>
+        </w:rPr>
+      </w:pPr>
+    </w:p>
+    <w:p>
+      <w:pPr>
+        <w:numPr>
+          <w:ilvl w:val="0"/>
+          <w:numId w:val="0"/>
+        </w:numPr>
+        <w:rPr>
+          <w:rFonts w:hint="default"/>
+          <w:lang w:val="en-US"/>
+        </w:rPr>
+      </w:pPr>
+    </w:p>
+    <w:p>
+      <w:pPr>
+        <w:numPr>
+          <w:ilvl w:val="0"/>
+          <w:numId w:val="0"/>
+        </w:numPr>
+        <w:rPr>
+          <w:rFonts w:hint="default"/>
+          <w:lang w:val="en-US"/>
+        </w:rPr>
+      </w:pPr>
+    </w:p>
+    <w:p>
+      <w:pPr>
+        <w:numPr>
+          <w:ilvl w:val="0"/>
+          <w:numId w:val="0"/>
+        </w:numPr>
+        <w:rPr>
+          <w:rFonts w:hint="default"/>
+          <w:lang w:val="en-US"/>
+        </w:rPr>
+      </w:pPr>
+    </w:p>
+    <w:p>
+      <w:pPr>
+        <w:numPr>
+          <w:ilvl w:val="0"/>
+          <w:numId w:val="0"/>
+        </w:numPr>
+        <w:rPr>
+          <w:rFonts w:hint="default"/>
+          <w:lang w:val="en-US"/>
+        </w:rPr>
+      </w:pPr>
+    </w:p>
+    <w:p>
+      <w:pPr>
+        <w:numPr>
+          <w:ilvl w:val="0"/>
+          <w:numId w:val="0"/>
+        </w:numPr>
+        <w:rPr>
+          <w:rFonts w:hint="default"/>
+          <w:lang w:val="en-US"/>
+        </w:rPr>
+      </w:pPr>
+    </w:p>
+    <w:p>
+      <w:pPr>
+        <w:numPr>
+          <w:ilvl w:val="0"/>
+          <w:numId w:val="0"/>
+        </w:numPr>
+        <w:rPr>
+          <w:rFonts w:hint="default"/>
+          <w:lang w:val="en-US"/>
+        </w:rPr>
+      </w:pPr>
+    </w:p>
+    <w:p>
+      <w:pPr>
+        <w:numPr>
+          <w:ilvl w:val="0"/>
+          <w:numId w:val="0"/>
+        </w:numPr>
+        <w:rPr>
+          <w:rFonts w:hint="default"/>
+          <w:lang w:val="en-US"/>
+        </w:rPr>
+      </w:pPr>
+    </w:p>
+    <w:p>
+      <w:pPr>
+        <w:numPr>
+          <w:ilvl w:val="0"/>
+          <w:numId w:val="0"/>
+        </w:numPr>
+        <w:rPr>
+          <w:rFonts w:hint="default"/>
+          <w:lang w:val="en-US"/>
+        </w:rPr>
+      </w:pPr>
+    </w:p>
+    <w:p>
+      <w:pPr>
+        <w:numPr>
+          <w:ilvl w:val="0"/>
+          <w:numId w:val="0"/>
+        </w:numPr>
+        <w:rPr>
+          <w:rFonts w:hint="default"/>
+          <w:lang w:val="en-US"/>
+        </w:rPr>
+      </w:pPr>
+    </w:p>
+    <w:p>
+      <w:pPr>
+        <w:numPr>
+          <w:ilvl w:val="0"/>
+          <w:numId w:val="0"/>
+        </w:numPr>
+        <w:rPr>
+          <w:rFonts w:hint="default"/>
+          <w:lang w:val="en-US"/>
+        </w:rPr>
+      </w:pPr>
+    </w:p>
+    <w:p>
+      <w:pPr>
+        <w:numPr>
+          <w:ilvl w:val="0"/>
+          <w:numId w:val="0"/>
+        </w:numPr>
+        <w:rPr>
+          <w:rFonts w:hint="default"/>
+          <w:lang w:val="en-US"/>
+        </w:rPr>
+      </w:pPr>
+    </w:p>
+    <w:p>
+      <w:pPr>
+        <w:numPr>
+          <w:ilvl w:val="0"/>
+          <w:numId w:val="0"/>
+        </w:numPr>
+        <w:rPr>
+          <w:rFonts w:hint="default"/>
+          <w:lang w:val="en-US"/>
+        </w:rPr>
+      </w:pPr>
+    </w:p>
+    <w:p>
+      <w:pPr>
+        <w:numPr>
+          <w:ilvl w:val="0"/>
+          <w:numId w:val="0"/>
+        </w:numPr>
+        <w:pBdr>
+          <w:bottom w:val="single" w:color="auto" w:sz="4" w:space="0"/>
+        </w:pBdr>
+        <w:rPr>
+          <w:rFonts w:hint="default"/>
+          <w:lang w:val="en-US"/>
+        </w:rPr>
+      </w:pPr>
+    </w:p>
+    <w:p>
+      <w:pPr>
+        <w:numPr>
+          <w:ilvl w:val="0"/>
+          <w:numId w:val="0"/>
+        </w:numPr>
+        <w:rPr>
+          <w:rFonts w:hint="default"/>
+          <w:lang w:val="en-US"/>
+        </w:rPr>
+      </w:pPr>
+    </w:p>
+    <w:p>
+      <w:pPr>
+        <w:numPr>
+          <w:ilvl w:val="0"/>
+          <w:numId w:val="2"/>
+        </w:numPr>
+        <w:rPr>
+          <w:rFonts w:hint="default"/>
+          <w:lang w:val="en-US"/>
+        </w:rPr>
+      </w:pPr>
+    </w:p>
+    <w:p>
+      <w:pPr>
+        <w:numPr>
+          <w:numId w:val="0"/>
+        </w:numPr>
+      </w:pPr>
+      <w:r>
+        <w:drawing>
+          <wp:inline distT="0" distB="0" distL="114300" distR="114300">
+            <wp:extent cx="2960370" cy="3846195"/>
+            <wp:effectExtent l="0" t="0" r="11430" b="9525"/>
+            <wp:docPr id="38" name="Picture 5"/>
+            <wp:cNvGraphicFramePr>
+              <a:graphicFrameLocks xmlns:a="http://schemas.openxmlformats.org/drawingml/2006/main" noChangeAspect="1"/>
+            </wp:cNvGraphicFramePr>
+            <a:graphic xmlns:a="http://schemas.openxmlformats.org/drawingml/2006/main">
+              <a:graphicData uri="http://schemas.openxmlformats.org/drawingml/2006/picture">
+                <pic:pic xmlns:pic="http://schemas.openxmlformats.org/drawingml/2006/picture">
+                  <pic:nvPicPr>
+                    <pic:cNvPr id="38" name="Picture 5"/>
+                    <pic:cNvPicPr>
+                      <a:picLocks noChangeAspect="1"/>
+                    </pic:cNvPicPr>
+                  </pic:nvPicPr>
+                  <pic:blipFill>
+                    <a:blip r:embed="rId40"/>
+                    <a:stretch>
+                      <a:fillRect/>
+                    </a:stretch>
+                  </pic:blipFill>
+                  <pic:spPr>
+                    <a:xfrm>
+                      <a:off x="0" y="0"/>
+                      <a:ext cx="2960370" cy="3846195"/>
+                    </a:xfrm>
+                    <a:prstGeom prst="rect">
+                      <a:avLst/>
+                    </a:prstGeom>
+                    <a:noFill/>
+                    <a:ln>
+                      <a:noFill/>
+                    </a:ln>
+                  </pic:spPr>
+                </pic:pic>
+              </a:graphicData>
+            </a:graphic>
+          </wp:inline>
+        </w:drawing>
+      </w:r>
+    </w:p>
+    <w:p>
+      <w:pPr>
+        <w:numPr>
+          <w:numId w:val="0"/>
+        </w:numPr>
+        <w:rPr>
+          <w:rFonts w:hint="default"/>
+          <w:lang w:val="en-US"/>
+        </w:rPr>
+      </w:pPr>
       <w:bookmarkStart w:id="0" w:name="_GoBack"/>
+      <w:r>
+        <w:drawing>
+          <wp:inline distT="0" distB="0" distL="114300" distR="114300">
+            <wp:extent cx="3136900" cy="2412365"/>
+            <wp:effectExtent l="0" t="0" r="2540" b="10795"/>
+            <wp:docPr id="39" name="Picture 6"/>
+            <wp:cNvGraphicFramePr>
+              <a:graphicFrameLocks xmlns:a="http://schemas.openxmlformats.org/drawingml/2006/main" noChangeAspect="1"/>
+            </wp:cNvGraphicFramePr>
+            <a:graphic xmlns:a="http://schemas.openxmlformats.org/drawingml/2006/main">
+              <a:graphicData uri="http://schemas.openxmlformats.org/drawingml/2006/picture">
+                <pic:pic xmlns:pic="http://schemas.openxmlformats.org/drawingml/2006/picture">
+                  <pic:nvPicPr>
+                    <pic:cNvPr id="39" name="Picture 6"/>
+                    <pic:cNvPicPr>
+                      <a:picLocks noChangeAspect="1"/>
+                    </pic:cNvPicPr>
+                  </pic:nvPicPr>
+                  <pic:blipFill>
+                    <a:blip r:embed="rId41"/>
+                    <a:stretch>
+                      <a:fillRect/>
+                    </a:stretch>
+                  </pic:blipFill>
+                  <pic:spPr>
+                    <a:xfrm>
+                      <a:off x="0" y="0"/>
+                      <a:ext cx="3136900" cy="2412365"/>
+                    </a:xfrm>
+                    <a:prstGeom prst="rect">
+                      <a:avLst/>
+                    </a:prstGeom>
+                    <a:noFill/>
+                    <a:ln>
+                      <a:noFill/>
+                    </a:ln>
+                  </pic:spPr>
+                </pic:pic>
+              </a:graphicData>
+            </a:graphic>
+          </wp:inline>
+        </w:drawing>
+      </w:r>
       <w:bookmarkEnd w:id="0"/>
-    </w:p>
-    <w:p>
-      <w:pPr>
-        <w:numPr>
-          <w:numId w:val="0"/>
-        </w:numPr>
-        <w:rPr>
-          <w:rFonts w:hint="default"/>
-          <w:lang w:val="en-US"/>
-        </w:rPr>
-      </w:pPr>
-    </w:p>
-    <w:p>
-      <w:pPr>
-        <w:numPr>
-          <w:numId w:val="0"/>
-        </w:numPr>
-        <w:rPr>
-          <w:rFonts w:hint="default"/>
-          <w:lang w:val="en-US"/>
-        </w:rPr>
-      </w:pPr>
-    </w:p>
-    <w:p>
-      <w:pPr>
-        <w:numPr>
-          <w:numId w:val="0"/>
-        </w:numPr>
-        <w:rPr>
-          <w:rFonts w:hint="default"/>
-          <w:lang w:val="en-US"/>
-        </w:rPr>
-      </w:pPr>
-    </w:p>
-    <w:p>
-      <w:pPr>
-        <w:numPr>
-          <w:numId w:val="0"/>
-        </w:numPr>
-        <w:rPr>
-          <w:rFonts w:hint="default"/>
-          <w:lang w:val="en-US"/>
-        </w:rPr>
-      </w:pPr>
-    </w:p>
-    <w:p>
-      <w:pPr>
-        <w:numPr>
-          <w:numId w:val="0"/>
-        </w:numPr>
-        <w:rPr>
-          <w:rFonts w:hint="default"/>
-          <w:lang w:val="en-US"/>
-        </w:rPr>
-      </w:pPr>
-    </w:p>
-    <w:p>
-      <w:pPr>
-        <w:numPr>
-          <w:numId w:val="0"/>
-        </w:numPr>
-        <w:rPr>
-          <w:rFonts w:hint="default"/>
-          <w:lang w:val="en-US"/>
-        </w:rPr>
-      </w:pPr>
-    </w:p>
-    <w:p>
-      <w:pPr>
-        <w:numPr>
-          <w:numId w:val="0"/>
-        </w:numPr>
-        <w:rPr>
-          <w:rFonts w:hint="default"/>
-          <w:lang w:val="en-US"/>
-        </w:rPr>
-      </w:pPr>
-    </w:p>
-    <w:p>
-      <w:pPr>
-        <w:numPr>
-          <w:numId w:val="0"/>
-        </w:numPr>
-        <w:rPr>
-          <w:rFonts w:hint="default"/>
-          <w:lang w:val="en-US"/>
-        </w:rPr>
-      </w:pPr>
-    </w:p>
-    <w:p>
-      <w:pPr>
-        <w:numPr>
-          <w:numId w:val="0"/>
-        </w:numPr>
-        <w:rPr>
-          <w:rFonts w:hint="default"/>
-          <w:lang w:val="en-US"/>
-        </w:rPr>
-      </w:pPr>
-    </w:p>
-    <w:p>
-      <w:pPr>
-        <w:numPr>
-          <w:numId w:val="0"/>
-        </w:numPr>
-        <w:rPr>
-          <w:rFonts w:hint="default"/>
-          <w:lang w:val="en-US"/>
-        </w:rPr>
-      </w:pPr>
-    </w:p>
-    <w:p>
-      <w:pPr>
-        <w:numPr>
-          <w:numId w:val="0"/>
-        </w:numPr>
-        <w:rPr>
-          <w:rFonts w:hint="default"/>
-          <w:lang w:val="en-US"/>
-        </w:rPr>
-      </w:pPr>
-    </w:p>
-    <w:p>
-      <w:pPr>
-        <w:numPr>
-          <w:numId w:val="0"/>
-        </w:numPr>
-        <w:rPr>
-          <w:rFonts w:hint="default"/>
-          <w:lang w:val="en-US"/>
-        </w:rPr>
-      </w:pPr>
-    </w:p>
-    <w:p>
-      <w:pPr>
-        <w:numPr>
-          <w:numId w:val="0"/>
-        </w:numPr>
-        <w:rPr>
-          <w:rFonts w:hint="default"/>
-          <w:lang w:val="en-US"/>
-        </w:rPr>
-      </w:pPr>
-    </w:p>
-    <w:p>
-      <w:pPr>
-        <w:numPr>
-          <w:numId w:val="0"/>
-        </w:numPr>
-        <w:rPr>
-          <w:rFonts w:hint="default"/>
-          <w:lang w:val="en-US"/>
-        </w:rPr>
-      </w:pPr>
-    </w:p>
-    <w:p>
-      <w:pPr>
-        <w:numPr>
-          <w:numId w:val="0"/>
-        </w:numPr>
-        <w:rPr>
-          <w:rFonts w:hint="default"/>
-          <w:lang w:val="en-US"/>
-        </w:rPr>
-      </w:pPr>
-    </w:p>
-    <w:p>
-      <w:pPr>
-        <w:numPr>
-          <w:numId w:val="0"/>
-        </w:numPr>
-        <w:rPr>
-          <w:rFonts w:hint="default"/>
-          <w:lang w:val="en-US"/>
-        </w:rPr>
-      </w:pPr>
-    </w:p>
-    <w:p>
-      <w:pPr>
-        <w:numPr>
-          <w:numId w:val="0"/>
-        </w:numPr>
-        <w:rPr>
-          <w:rFonts w:hint="default"/>
-          <w:lang w:val="en-US"/>
-        </w:rPr>
-      </w:pPr>
-    </w:p>
-    <w:p>
-      <w:pPr>
-        <w:numPr>
-          <w:numId w:val="0"/>
-        </w:numPr>
-        <w:rPr>
-          <w:rFonts w:hint="default"/>
-          <w:lang w:val="en-US"/>
-        </w:rPr>
-      </w:pPr>
-    </w:p>
-    <w:p>
-      <w:pPr>
-        <w:numPr>
-          <w:numId w:val="0"/>
-        </w:numPr>
-        <w:rPr>
-          <w:rFonts w:hint="default"/>
-          <w:lang w:val="en-US"/>
-        </w:rPr>
-      </w:pPr>
-    </w:p>
-    <w:p>
-      <w:pPr>
-        <w:numPr>
-          <w:numId w:val="0"/>
-        </w:numPr>
-        <w:rPr>
-          <w:rFonts w:hint="default"/>
-          <w:lang w:val="en-US"/>
-        </w:rPr>
-      </w:pPr>
-    </w:p>
-    <w:p>
-      <w:pPr>
-        <w:numPr>
-          <w:numId w:val="0"/>
-        </w:numPr>
-        <w:rPr>
-          <w:rFonts w:hint="default"/>
-          <w:lang w:val="en-US"/>
-        </w:rPr>
-      </w:pPr>
-    </w:p>
-    <w:p>
-      <w:pPr>
-        <w:numPr>
-          <w:numId w:val="0"/>
-        </w:numPr>
-        <w:rPr>
-          <w:rFonts w:hint="default"/>
-          <w:lang w:val="en-US"/>
-        </w:rPr>
-      </w:pPr>
-    </w:p>
-    <w:p>
-      <w:pPr>
-        <w:numPr>
-          <w:numId w:val="0"/>
-        </w:numPr>
-        <w:rPr>
-          <w:rFonts w:hint="default"/>
-          <w:lang w:val="en-US"/>
-        </w:rPr>
-      </w:pPr>
-    </w:p>
-    <w:p>
-      <w:pPr>
-        <w:numPr>
-          <w:numId w:val="0"/>
-        </w:numPr>
-        <w:rPr>
-          <w:rFonts w:hint="default"/>
-          <w:lang w:val="en-US"/>
-        </w:rPr>
-      </w:pPr>
-    </w:p>
-    <w:p>
-      <w:pPr>
-        <w:numPr>
-          <w:numId w:val="0"/>
-        </w:numPr>
-        <w:rPr>
-          <w:rFonts w:hint="default"/>
-          <w:lang w:val="en-US"/>
-        </w:rPr>
-      </w:pPr>
-    </w:p>
-    <w:p>
-      <w:pPr>
-        <w:numPr>
-          <w:numId w:val="0"/>
-        </w:numPr>
-        <w:rPr>
-          <w:rFonts w:hint="default"/>
-          <w:lang w:val="en-US"/>
-        </w:rPr>
-      </w:pPr>
-    </w:p>
-    <w:p>
-      <w:pPr>
-        <w:numPr>
-          <w:numId w:val="0"/>
-        </w:numPr>
-        <w:rPr>
-          <w:rFonts w:hint="default"/>
-          <w:lang w:val="en-US"/>
-        </w:rPr>
-      </w:pPr>
-    </w:p>
-    <w:p>
-      <w:pPr>
-        <w:numPr>
-          <w:numId w:val="0"/>
-        </w:numPr>
-        <w:rPr>
-          <w:rFonts w:hint="default"/>
-          <w:lang w:val="en-US"/>
-        </w:rPr>
-      </w:pPr>
-    </w:p>
-    <w:p>
-      <w:pPr>
-        <w:numPr>
-          <w:numId w:val="0"/>
-        </w:numPr>
-        <w:rPr>
-          <w:rFonts w:hint="default"/>
-          <w:lang w:val="en-US"/>
-        </w:rPr>
-      </w:pPr>
-    </w:p>
-    <w:p>
-      <w:pPr>
-        <w:numPr>
-          <w:numId w:val="0"/>
-        </w:numPr>
-        <w:rPr>
-          <w:rFonts w:hint="default"/>
-          <w:lang w:val="en-US"/>
-        </w:rPr>
-      </w:pPr>
-    </w:p>
-    <w:p>
-      <w:pPr>
-        <w:numPr>
-          <w:numId w:val="0"/>
-        </w:numPr>
-        <w:rPr>
-          <w:rFonts w:hint="default"/>
-          <w:lang w:val="en-US"/>
-        </w:rPr>
-      </w:pPr>
-    </w:p>
-    <w:p>
-      <w:pPr>
-        <w:numPr>
-          <w:numId w:val="0"/>
-        </w:numPr>
-        <w:rPr>
-          <w:rFonts w:hint="default"/>
-          <w:lang w:val="en-US"/>
-        </w:rPr>
-      </w:pPr>
-    </w:p>
-    <w:p>
-      <w:pPr>
-        <w:numPr>
-          <w:numId w:val="0"/>
-        </w:numPr>
-        <w:rPr>
-          <w:rFonts w:hint="default"/>
-          <w:lang w:val="en-US"/>
-        </w:rPr>
-      </w:pPr>
-    </w:p>
-    <w:p>
-      <w:pPr>
-        <w:numPr>
-          <w:numId w:val="0"/>
-        </w:numPr>
-        <w:rPr>
-          <w:rFonts w:hint="default"/>
-          <w:lang w:val="en-US"/>
-        </w:rPr>
-      </w:pPr>
-    </w:p>
-    <w:p>
-      <w:pPr>
-        <w:numPr>
-          <w:numId w:val="0"/>
-        </w:numPr>
-        <w:rPr>
-          <w:rFonts w:hint="default"/>
-          <w:lang w:val="en-US"/>
-        </w:rPr>
-      </w:pPr>
-    </w:p>
-    <w:p>
-      <w:pPr>
-        <w:numPr>
-          <w:numId w:val="0"/>
-        </w:numPr>
-        <w:rPr>
-          <w:rFonts w:hint="default"/>
-          <w:lang w:val="en-US"/>
-        </w:rPr>
-      </w:pPr>
-    </w:p>
-    <w:p>
-      <w:pPr>
-        <w:numPr>
-          <w:numId w:val="0"/>
-        </w:numPr>
-        <w:rPr>
-          <w:rFonts w:hint="default"/>
-          <w:lang w:val="en-US"/>
-        </w:rPr>
-      </w:pPr>
-    </w:p>
-    <w:p>
-      <w:pPr>
-        <w:numPr>
-          <w:numId w:val="0"/>
-        </w:numPr>
-        <w:rPr>
-          <w:rFonts w:hint="default"/>
-          <w:lang w:val="en-US"/>
-        </w:rPr>
-      </w:pPr>
-    </w:p>
-    <w:p>
-      <w:pPr>
-        <w:numPr>
-          <w:numId w:val="0"/>
-        </w:numPr>
-        <w:rPr>
-          <w:rFonts w:hint="default"/>
-          <w:lang w:val="en-US"/>
-        </w:rPr>
-      </w:pPr>
-    </w:p>
-    <w:p>
-      <w:pPr>
-        <w:numPr>
-          <w:numId w:val="0"/>
-        </w:numPr>
-        <w:rPr>
-          <w:rFonts w:hint="default"/>
-          <w:lang w:val="en-US"/>
-        </w:rPr>
-      </w:pPr>
-    </w:p>
-    <w:p>
-      <w:pPr>
-        <w:numPr>
-          <w:numId w:val="0"/>
-        </w:numPr>
-        <w:rPr>
-          <w:rFonts w:hint="default"/>
-          <w:lang w:val="en-US"/>
-        </w:rPr>
-      </w:pPr>
-    </w:p>
-    <w:p>
-      <w:pPr>
-        <w:numPr>
-          <w:numId w:val="0"/>
-        </w:numPr>
-        <w:rPr>
-          <w:rFonts w:hint="default"/>
-          <w:lang w:val="en-US"/>
-        </w:rPr>
-      </w:pPr>
-    </w:p>
-    <w:p>
-      <w:pPr>
-        <w:numPr>
-          <w:numId w:val="0"/>
-        </w:numPr>
-        <w:rPr>
-          <w:rFonts w:hint="default"/>
-          <w:lang w:val="en-US"/>
-        </w:rPr>
-      </w:pPr>
-    </w:p>
-    <w:p>
-      <w:pPr>
-        <w:numPr>
-          <w:numId w:val="0"/>
-        </w:numPr>
-        <w:rPr>
-          <w:rFonts w:hint="default"/>
-          <w:lang w:val="en-US"/>
-        </w:rPr>
-      </w:pPr>
-    </w:p>
-    <w:p>
-      <w:pPr>
-        <w:numPr>
-          <w:numId w:val="0"/>
-        </w:numPr>
-        <w:rPr>
-          <w:rFonts w:hint="default"/>
-          <w:lang w:val="en-US"/>
-        </w:rPr>
-      </w:pPr>
-    </w:p>
-    <w:p>
-      <w:pPr>
-        <w:numPr>
-          <w:numId w:val="0"/>
-        </w:numPr>
-        <w:rPr>
-          <w:rFonts w:hint="default"/>
-          <w:lang w:val="en-US"/>
-        </w:rPr>
-      </w:pPr>
-    </w:p>
-    <w:p>
-      <w:pPr>
-        <w:numPr>
-          <w:numId w:val="0"/>
-        </w:numPr>
-        <w:rPr>
-          <w:rFonts w:hint="default"/>
-          <w:lang w:val="en-US"/>
-        </w:rPr>
-      </w:pPr>
-    </w:p>
-    <w:p>
-      <w:pPr>
-        <w:numPr>
-          <w:numId w:val="0"/>
-        </w:numPr>
-        <w:rPr>
-          <w:rFonts w:hint="default"/>
-          <w:lang w:val="en-US"/>
-        </w:rPr>
-      </w:pPr>
-    </w:p>
-    <w:p>
-      <w:pPr>
-        <w:numPr>
-          <w:numId w:val="0"/>
-        </w:numPr>
-        <w:rPr>
-          <w:rFonts w:hint="default"/>
-          <w:lang w:val="en-US"/>
-        </w:rPr>
-      </w:pPr>
-    </w:p>
-    <w:p>
-      <w:pPr>
-        <w:numPr>
-          <w:numId w:val="0"/>
-        </w:numPr>
-        <w:rPr>
-          <w:rFonts w:hint="default"/>
-          <w:lang w:val="en-US"/>
-        </w:rPr>
-      </w:pPr>
-    </w:p>
-    <w:p>
-      <w:pPr>
-        <w:numPr>
-          <w:numId w:val="0"/>
-        </w:numPr>
-        <w:rPr>
-          <w:rFonts w:hint="default"/>
-          <w:lang w:val="en-US"/>
-        </w:rPr>
-      </w:pPr>
-    </w:p>
-    <w:p>
-      <w:pPr>
-        <w:numPr>
-          <w:numId w:val="0"/>
-        </w:numPr>
-        <w:rPr>
-          <w:rFonts w:hint="default"/>
-          <w:lang w:val="en-US"/>
-        </w:rPr>
-      </w:pPr>
-    </w:p>
-    <w:p>
-      <w:pPr>
-        <w:numPr>
-          <w:numId w:val="0"/>
-        </w:numPr>
-        <w:rPr>
-          <w:rFonts w:hint="default"/>
-          <w:lang w:val="en-US"/>
-        </w:rPr>
-      </w:pPr>
-    </w:p>
-    <w:p>
-      <w:pPr>
-        <w:numPr>
-          <w:numId w:val="0"/>
-        </w:numPr>
-        <w:rPr>
-          <w:rFonts w:hint="default"/>
-          <w:lang w:val="en-US"/>
-        </w:rPr>
-      </w:pPr>
-    </w:p>
-    <w:p>
-      <w:pPr>
-        <w:numPr>
-          <w:numId w:val="0"/>
-        </w:numPr>
-        <w:rPr>
-          <w:rFonts w:hint="default"/>
-          <w:lang w:val="en-US"/>
-        </w:rPr>
-      </w:pPr>
-    </w:p>
-    <w:p>
-      <w:pPr>
-        <w:numPr>
-          <w:numId w:val="0"/>
-        </w:numPr>
-        <w:rPr>
-          <w:rFonts w:hint="default"/>
-          <w:lang w:val="en-US"/>
-        </w:rPr>
-      </w:pPr>
-    </w:p>
-    <w:p>
-      <w:pPr>
-        <w:numPr>
-          <w:numId w:val="0"/>
-        </w:numPr>
-        <w:rPr>
-          <w:rFonts w:hint="default"/>
-          <w:lang w:val="en-US"/>
-        </w:rPr>
-      </w:pPr>
-    </w:p>
-    <w:p>
-      <w:pPr>
-        <w:numPr>
-          <w:numId w:val="0"/>
-        </w:numPr>
-        <w:rPr>
-          <w:rFonts w:hint="default"/>
-          <w:lang w:val="en-US"/>
-        </w:rPr>
-      </w:pPr>
-    </w:p>
-    <w:p>
-      <w:pPr>
-        <w:numPr>
-          <w:numId w:val="0"/>
-        </w:numPr>
-        <w:rPr>
-          <w:rFonts w:hint="default"/>
-          <w:lang w:val="en-US"/>
-        </w:rPr>
-      </w:pPr>
-    </w:p>
-    <w:p>
-      <w:pPr>
-        <w:numPr>
-          <w:numId w:val="0"/>
-        </w:numPr>
-        <w:rPr>
-          <w:rFonts w:hint="default"/>
-          <w:lang w:val="en-US"/>
-        </w:rPr>
-      </w:pPr>
-    </w:p>
-    <w:p>
-      <w:pPr>
-        <w:numPr>
-          <w:numId w:val="0"/>
-        </w:numPr>
-        <w:rPr>
-          <w:rFonts w:hint="default"/>
-          <w:lang w:val="en-US"/>
-        </w:rPr>
-      </w:pPr>
-    </w:p>
-    <w:p>
-      <w:pPr>
-        <w:numPr>
-          <w:numId w:val="0"/>
-        </w:numPr>
-        <w:rPr>
-          <w:rFonts w:hint="default"/>
-          <w:lang w:val="en-US"/>
-        </w:rPr>
-      </w:pPr>
-    </w:p>
-    <w:p>
-      <w:pPr>
-        <w:numPr>
-          <w:numId w:val="0"/>
-        </w:numPr>
-        <w:rPr>
-          <w:rFonts w:hint="default"/>
-          <w:lang w:val="en-US"/>
-        </w:rPr>
-      </w:pPr>
     </w:p>
     <w:sectPr>
       <w:pgSz w:w="11906" w:h="16838"/>
@@ -3222,6 +3820,18 @@
 <file path=word/numbering.xml><?xml version="1.0" encoding="utf-8"?>
 <w:numbering xmlns:wpc="http://schemas.microsoft.com/office/word/2010/wordprocessingCanvas" xmlns:mc="http://schemas.openxmlformats.org/markup-compatibility/2006" xmlns:o="urn:schemas-microsoft-com:office:office" xmlns:r="http://schemas.openxmlformats.org/officeDocument/2006/relationships" xmlns:m="http://schemas.openxmlformats.org/officeDocument/2006/math" xmlns:v="urn:schemas-microsoft-com:vml" xmlns:wp14="http://schemas.microsoft.com/office/word/2010/wordprocessingDrawing" xmlns:wp="http://schemas.openxmlformats.org/drawingml/2006/wordprocessingDrawing" xmlns:w10="urn:schemas-microsoft-com:office:word" xmlns:w="http://schemas.openxmlformats.org/wordprocessingml/2006/main" xmlns:w14="http://schemas.microsoft.com/office/word/2010/wordml" xmlns:wpg="http://schemas.microsoft.com/office/word/2010/wordprocessingGroup" xmlns:wpi="http://schemas.microsoft.com/office/word/2010/wordprocessingInk" xmlns:wne="http://schemas.microsoft.com/office/word/2006/wordml" xmlns:wps="http://schemas.microsoft.com/office/word/2010/wordprocessingShape" xmlns:wpsCustomData="http://www.wps.cn/officeDocument/2013/wpsCustomData" mc:Ignorable="w14 wp14">
   <w:abstractNum w:abstractNumId="0">
+    <w:nsid w:val="D28EFCE2"/>
+    <w:multiLevelType w:val="singleLevel"/>
+    <w:tmpl w:val="D28EFCE2"/>
+    <w:lvl w:ilvl="0" w:tentative="0">
+      <w:start w:val="1"/>
+      <w:numFmt w:val="decimal"/>
+      <w:suff w:val="space"/>
+      <w:lvlText w:val="%1."/>
+      <w:lvlJc w:val="left"/>
+    </w:lvl>
+  </w:abstractNum>
+  <w:abstractNum w:abstractNumId="1">
     <w:nsid w:val="7833DA52"/>
     <w:multiLevelType w:val="singleLevel"/>
     <w:tmpl w:val="7833DA52"/>
@@ -3234,6 +3844,9 @@
     </w:lvl>
   </w:abstractNum>
   <w:num w:numId="1">
+    <w:abstractNumId w:val="1"/>
+  </w:num>
+  <w:num w:numId="2">
     <w:abstractNumId w:val="0"/>
   </w:num>
 </w:numbering>

--- a/In java.docx
+++ b/In java.docx
@@ -2940,16 +2940,12 @@
           <w:ilvl w:val="0"/>
           <w:numId w:val="0"/>
         </w:numPr>
-        <w:rPr>
-          <w:rFonts w:hint="default"/>
-          <w:lang w:val="en-US"/>
-        </w:rPr>
       </w:pPr>
       <w:r>
         <w:drawing>
           <wp:inline distT="0" distB="0" distL="114300" distR="114300">
-            <wp:extent cx="3082290" cy="1835785"/>
-            <wp:effectExtent l="0" t="0" r="11430" b="8255"/>
+            <wp:extent cx="2431415" cy="1448435"/>
+            <wp:effectExtent l="0" t="0" r="6985" b="14605"/>
             <wp:docPr id="37" name="Picture 4"/>
             <wp:cNvGraphicFramePr>
               <a:graphicFrameLocks xmlns:a="http://schemas.openxmlformats.org/drawingml/2006/main" noChangeAspect="1"/>
@@ -2972,7 +2968,7 @@
                   <pic:spPr>
                     <a:xfrm>
                       <a:off x="0" y="0"/>
-                      <a:ext cx="3082290" cy="1835785"/>
+                      <a:ext cx="2431415" cy="1448435"/>
                     </a:xfrm>
                     <a:prstGeom prst="rect">
                       <a:avLst/>
@@ -2995,6 +2991,17 @@
           <w:ilvl w:val="0"/>
           <w:numId w:val="0"/>
         </w:numPr>
+        <w:pBdr>
+          <w:bottom w:val="single" w:color="auto" w:sz="4" w:space="0"/>
+        </w:pBdr>
+      </w:pPr>
+    </w:p>
+    <w:p>
+      <w:pPr>
+        <w:numPr>
+          <w:ilvl w:val="0"/>
+          <w:numId w:val="0"/>
+        </w:numPr>
         <w:rPr>
           <w:rFonts w:hint="default"/>
           <w:lang w:val="en-US"/>
@@ -3013,162 +3020,1050 @@
           <w:lang w:val="en-US"/>
         </w:rPr>
       </w:pPr>
-    </w:p>
-    <w:p>
-      <w:pPr>
-        <w:numPr>
-          <w:ilvl w:val="0"/>
-          <w:numId w:val="0"/>
-        </w:numPr>
-        <w:rPr>
-          <w:rFonts w:hint="default"/>
-          <w:lang w:val="en-US"/>
-        </w:rPr>
-      </w:pPr>
-    </w:p>
-    <w:p>
-      <w:pPr>
-        <w:numPr>
-          <w:ilvl w:val="0"/>
-          <w:numId w:val="0"/>
-        </w:numPr>
-        <w:rPr>
-          <w:rFonts w:hint="default"/>
-          <w:lang w:val="en-US"/>
-        </w:rPr>
-      </w:pPr>
-    </w:p>
-    <w:p>
-      <w:pPr>
-        <w:numPr>
-          <w:ilvl w:val="0"/>
-          <w:numId w:val="0"/>
-        </w:numPr>
-        <w:rPr>
-          <w:rFonts w:hint="default"/>
-          <w:lang w:val="en-US"/>
-        </w:rPr>
-      </w:pPr>
-    </w:p>
-    <w:p>
-      <w:pPr>
-        <w:numPr>
-          <w:ilvl w:val="0"/>
-          <w:numId w:val="0"/>
-        </w:numPr>
-        <w:rPr>
-          <w:rFonts w:hint="default"/>
-          <w:lang w:val="en-US"/>
-        </w:rPr>
-      </w:pPr>
-    </w:p>
-    <w:p>
-      <w:pPr>
-        <w:numPr>
-          <w:ilvl w:val="0"/>
-          <w:numId w:val="0"/>
-        </w:numPr>
-        <w:rPr>
-          <w:rFonts w:hint="default"/>
-          <w:lang w:val="en-US"/>
-        </w:rPr>
-      </w:pPr>
-    </w:p>
-    <w:p>
-      <w:pPr>
-        <w:numPr>
-          <w:ilvl w:val="0"/>
-          <w:numId w:val="0"/>
-        </w:numPr>
-        <w:rPr>
-          <w:rFonts w:hint="default"/>
-          <w:lang w:val="en-US"/>
-        </w:rPr>
-      </w:pPr>
-    </w:p>
-    <w:p>
-      <w:pPr>
-        <w:numPr>
-          <w:ilvl w:val="0"/>
-          <w:numId w:val="0"/>
-        </w:numPr>
-        <w:rPr>
-          <w:rFonts w:hint="default"/>
-          <w:lang w:val="en-US"/>
-        </w:rPr>
-      </w:pPr>
-    </w:p>
-    <w:p>
-      <w:pPr>
-        <w:numPr>
-          <w:ilvl w:val="0"/>
-          <w:numId w:val="0"/>
-        </w:numPr>
-        <w:rPr>
-          <w:rFonts w:hint="default"/>
-          <w:lang w:val="en-US"/>
-        </w:rPr>
-      </w:pPr>
-    </w:p>
-    <w:p>
-      <w:pPr>
-        <w:numPr>
-          <w:ilvl w:val="0"/>
-          <w:numId w:val="0"/>
-        </w:numPr>
-        <w:rPr>
-          <w:rFonts w:hint="default"/>
-          <w:lang w:val="en-US"/>
-        </w:rPr>
-      </w:pPr>
-    </w:p>
-    <w:p>
-      <w:pPr>
-        <w:numPr>
-          <w:ilvl w:val="0"/>
-          <w:numId w:val="0"/>
-        </w:numPr>
-        <w:rPr>
-          <w:rFonts w:hint="default"/>
-          <w:lang w:val="en-US"/>
-        </w:rPr>
-      </w:pPr>
-    </w:p>
-    <w:p>
-      <w:pPr>
-        <w:numPr>
-          <w:ilvl w:val="0"/>
-          <w:numId w:val="0"/>
-        </w:numPr>
-        <w:rPr>
-          <w:rFonts w:hint="default"/>
-          <w:lang w:val="en-US"/>
-        </w:rPr>
-      </w:pPr>
-    </w:p>
-    <w:p>
-      <w:pPr>
-        <w:numPr>
-          <w:ilvl w:val="0"/>
-          <w:numId w:val="0"/>
-        </w:numPr>
-        <w:rPr>
-          <w:rFonts w:hint="default"/>
-          <w:lang w:val="en-US"/>
-        </w:rPr>
-      </w:pPr>
-    </w:p>
-    <w:p>
-      <w:pPr>
-        <w:numPr>
-          <w:ilvl w:val="0"/>
-          <w:numId w:val="0"/>
-        </w:numPr>
-        <w:rPr>
-          <w:rFonts w:hint="default"/>
-          <w:lang w:val="en-US"/>
-        </w:rPr>
-      </w:pPr>
+      <w:r>
+        <w:rPr>
+          <w:rFonts w:hint="default"/>
+          <w:lang w:val="en-US"/>
+        </w:rPr>
+        <w:t>Maven</w:t>
+      </w:r>
+    </w:p>
+    <w:p>
+      <w:pPr>
+        <w:numPr>
+          <w:numId w:val="0"/>
+        </w:numPr>
+        <w:ind w:leftChars="0"/>
+      </w:pPr>
+      <w:r>
+        <w:drawing>
+          <wp:inline distT="0" distB="0" distL="114300" distR="114300">
+            <wp:extent cx="2822575" cy="2826385"/>
+            <wp:effectExtent l="0" t="0" r="12065" b="8255"/>
+            <wp:docPr id="40" name="Picture 7"/>
+            <wp:cNvGraphicFramePr>
+              <a:graphicFrameLocks xmlns:a="http://schemas.openxmlformats.org/drawingml/2006/main" noChangeAspect="1"/>
+            </wp:cNvGraphicFramePr>
+            <a:graphic xmlns:a="http://schemas.openxmlformats.org/drawingml/2006/main">
+              <a:graphicData uri="http://schemas.openxmlformats.org/drawingml/2006/picture">
+                <pic:pic xmlns:pic="http://schemas.openxmlformats.org/drawingml/2006/picture">
+                  <pic:nvPicPr>
+                    <pic:cNvPr id="40" name="Picture 7"/>
+                    <pic:cNvPicPr>
+                      <a:picLocks noChangeAspect="1"/>
+                    </pic:cNvPicPr>
+                  </pic:nvPicPr>
+                  <pic:blipFill>
+                    <a:blip r:embed="rId40"/>
+                    <a:stretch>
+                      <a:fillRect/>
+                    </a:stretch>
+                  </pic:blipFill>
+                  <pic:spPr>
+                    <a:xfrm>
+                      <a:off x="0" y="0"/>
+                      <a:ext cx="2822575" cy="2826385"/>
+                    </a:xfrm>
+                    <a:prstGeom prst="rect">
+                      <a:avLst/>
+                    </a:prstGeom>
+                    <a:noFill/>
+                    <a:ln>
+                      <a:noFill/>
+                    </a:ln>
+                  </pic:spPr>
+                </pic:pic>
+              </a:graphicData>
+            </a:graphic>
+          </wp:inline>
+        </w:drawing>
+      </w:r>
+    </w:p>
+    <w:p>
+      <w:pPr>
+        <w:numPr>
+          <w:numId w:val="0"/>
+        </w:numPr>
+        <w:ind w:leftChars="0"/>
+        <w:rPr>
+          <w:rFonts w:hint="default"/>
+          <w:lang w:val="en-US"/>
+        </w:rPr>
+      </w:pPr>
+      <w:r>
+        <w:drawing>
+          <wp:inline distT="0" distB="0" distL="114300" distR="114300">
+            <wp:extent cx="2834640" cy="3028315"/>
+            <wp:effectExtent l="0" t="0" r="0" b="4445"/>
+            <wp:docPr id="41" name="Picture 8"/>
+            <wp:cNvGraphicFramePr>
+              <a:graphicFrameLocks xmlns:a="http://schemas.openxmlformats.org/drawingml/2006/main" noChangeAspect="1"/>
+            </wp:cNvGraphicFramePr>
+            <a:graphic xmlns:a="http://schemas.openxmlformats.org/drawingml/2006/main">
+              <a:graphicData uri="http://schemas.openxmlformats.org/drawingml/2006/picture">
+                <pic:pic xmlns:pic="http://schemas.openxmlformats.org/drawingml/2006/picture">
+                  <pic:nvPicPr>
+                    <pic:cNvPr id="41" name="Picture 8"/>
+                    <pic:cNvPicPr>
+                      <a:picLocks noChangeAspect="1"/>
+                    </pic:cNvPicPr>
+                  </pic:nvPicPr>
+                  <pic:blipFill>
+                    <a:blip r:embed="rId41"/>
+                    <a:stretch>
+                      <a:fillRect/>
+                    </a:stretch>
+                  </pic:blipFill>
+                  <pic:spPr>
+                    <a:xfrm>
+                      <a:off x="0" y="0"/>
+                      <a:ext cx="2834640" cy="3028315"/>
+                    </a:xfrm>
+                    <a:prstGeom prst="rect">
+                      <a:avLst/>
+                    </a:prstGeom>
+                    <a:noFill/>
+                    <a:ln>
+                      <a:noFill/>
+                    </a:ln>
+                  </pic:spPr>
+                </pic:pic>
+              </a:graphicData>
+            </a:graphic>
+          </wp:inline>
+        </w:drawing>
+      </w:r>
+    </w:p>
+    <w:p>
+      <w:pPr>
+        <w:numPr>
+          <w:ilvl w:val="0"/>
+          <w:numId w:val="0"/>
+        </w:numPr>
+        <w:rPr>
+          <w:rFonts w:hint="default"/>
+          <w:lang w:val="en-US"/>
+        </w:rPr>
+      </w:pPr>
+    </w:p>
+    <w:p>
+      <w:pPr>
+        <w:numPr>
+          <w:ilvl w:val="0"/>
+          <w:numId w:val="0"/>
+        </w:numPr>
+        <w:rPr>
+          <w:rFonts w:hint="default"/>
+          <w:lang w:val="en-US"/>
+        </w:rPr>
+      </w:pPr>
+    </w:p>
+    <w:p>
+      <w:pPr>
+        <w:numPr>
+          <w:ilvl w:val="0"/>
+          <w:numId w:val="0"/>
+        </w:numPr>
+        <w:rPr>
+          <w:rFonts w:hint="default"/>
+          <w:lang w:val="en-US"/>
+        </w:rPr>
+      </w:pPr>
+    </w:p>
+    <w:p>
+      <w:pPr>
+        <w:numPr>
+          <w:ilvl w:val="0"/>
+          <w:numId w:val="0"/>
+        </w:numPr>
+        <w:rPr>
+          <w:rFonts w:hint="default"/>
+          <w:lang w:val="en-US"/>
+        </w:rPr>
+      </w:pPr>
+    </w:p>
+    <w:p>
+      <w:pPr>
+        <w:numPr>
+          <w:ilvl w:val="0"/>
+          <w:numId w:val="0"/>
+        </w:numPr>
+        <w:rPr>
+          <w:rFonts w:hint="default"/>
+          <w:lang w:val="en-US"/>
+        </w:rPr>
+      </w:pPr>
+    </w:p>
+    <w:p>
+      <w:pPr>
+        <w:numPr>
+          <w:numId w:val="0"/>
+        </w:numPr>
+        <w:ind w:leftChars="0"/>
+      </w:pPr>
+      <w:r>
+        <w:drawing>
+          <wp:inline distT="0" distB="0" distL="114300" distR="114300">
+            <wp:extent cx="2514600" cy="1360805"/>
+            <wp:effectExtent l="0" t="0" r="0" b="10795"/>
+            <wp:docPr id="42" name="Picture 9"/>
+            <wp:cNvGraphicFramePr>
+              <a:graphicFrameLocks xmlns:a="http://schemas.openxmlformats.org/drawingml/2006/main" noChangeAspect="1"/>
+            </wp:cNvGraphicFramePr>
+            <a:graphic xmlns:a="http://schemas.openxmlformats.org/drawingml/2006/main">
+              <a:graphicData uri="http://schemas.openxmlformats.org/drawingml/2006/picture">
+                <pic:pic xmlns:pic="http://schemas.openxmlformats.org/drawingml/2006/picture">
+                  <pic:nvPicPr>
+                    <pic:cNvPr id="42" name="Picture 9"/>
+                    <pic:cNvPicPr>
+                      <a:picLocks noChangeAspect="1"/>
+                    </pic:cNvPicPr>
+                  </pic:nvPicPr>
+                  <pic:blipFill>
+                    <a:blip r:embed="rId42"/>
+                    <a:stretch>
+                      <a:fillRect/>
+                    </a:stretch>
+                  </pic:blipFill>
+                  <pic:spPr>
+                    <a:xfrm>
+                      <a:off x="0" y="0"/>
+                      <a:ext cx="2514600" cy="1360805"/>
+                    </a:xfrm>
+                    <a:prstGeom prst="rect">
+                      <a:avLst/>
+                    </a:prstGeom>
+                    <a:noFill/>
+                    <a:ln>
+                      <a:noFill/>
+                    </a:ln>
+                  </pic:spPr>
+                </pic:pic>
+              </a:graphicData>
+            </a:graphic>
+          </wp:inline>
+        </w:drawing>
+      </w:r>
+    </w:p>
+    <w:p>
+      <w:pPr>
+        <w:numPr>
+          <w:numId w:val="0"/>
+        </w:numPr>
+        <w:ind w:leftChars="0"/>
+      </w:pPr>
+    </w:p>
+    <w:p>
+      <w:pPr>
+        <w:numPr>
+          <w:ilvl w:val="0"/>
+          <w:numId w:val="1"/>
+        </w:numPr>
+        <w:ind w:left="0" w:leftChars="0" w:firstLine="0" w:firstLineChars="0"/>
+        <w:rPr>
+          <w:rFonts w:hint="default"/>
+          <w:lang w:val="en-US"/>
+        </w:rPr>
+      </w:pPr>
+    </w:p>
+    <w:p>
+      <w:pPr>
+        <w:numPr>
+          <w:ilvl w:val="0"/>
+          <w:numId w:val="0"/>
+        </w:numPr>
+      </w:pPr>
+      <w:r>
+        <w:drawing>
+          <wp:inline distT="0" distB="0" distL="114300" distR="114300">
+            <wp:extent cx="5263515" cy="314960"/>
+            <wp:effectExtent l="0" t="0" r="9525" b="5080"/>
+            <wp:docPr id="43" name="Picture 10"/>
+            <wp:cNvGraphicFramePr>
+              <a:graphicFrameLocks xmlns:a="http://schemas.openxmlformats.org/drawingml/2006/main" noChangeAspect="1"/>
+            </wp:cNvGraphicFramePr>
+            <a:graphic xmlns:a="http://schemas.openxmlformats.org/drawingml/2006/main">
+              <a:graphicData uri="http://schemas.openxmlformats.org/drawingml/2006/picture">
+                <pic:pic xmlns:pic="http://schemas.openxmlformats.org/drawingml/2006/picture">
+                  <pic:nvPicPr>
+                    <pic:cNvPr id="43" name="Picture 10"/>
+                    <pic:cNvPicPr>
+                      <a:picLocks noChangeAspect="1"/>
+                    </pic:cNvPicPr>
+                  </pic:nvPicPr>
+                  <pic:blipFill>
+                    <a:blip r:embed="rId43"/>
+                    <a:stretch>
+                      <a:fillRect/>
+                    </a:stretch>
+                  </pic:blipFill>
+                  <pic:spPr>
+                    <a:xfrm>
+                      <a:off x="0" y="0"/>
+                      <a:ext cx="5263515" cy="314960"/>
+                    </a:xfrm>
+                    <a:prstGeom prst="rect">
+                      <a:avLst/>
+                    </a:prstGeom>
+                    <a:noFill/>
+                    <a:ln>
+                      <a:noFill/>
+                    </a:ln>
+                  </pic:spPr>
+                </pic:pic>
+              </a:graphicData>
+            </a:graphic>
+          </wp:inline>
+        </w:drawing>
+      </w:r>
+    </w:p>
+    <w:p>
+      <w:pPr>
+        <w:numPr>
+          <w:ilvl w:val="0"/>
+          <w:numId w:val="0"/>
+        </w:numPr>
+      </w:pPr>
+    </w:p>
+    <w:p>
+      <w:pPr>
+        <w:numPr>
+          <w:ilvl w:val="0"/>
+          <w:numId w:val="1"/>
+        </w:numPr>
+        <w:ind w:left="0" w:leftChars="0" w:firstLine="0" w:firstLineChars="0"/>
+        <w:rPr>
+          <w:rFonts w:hint="default"/>
+          <w:lang w:val="en-US"/>
+        </w:rPr>
+      </w:pPr>
+    </w:p>
+    <w:p>
+      <w:pPr>
+        <w:numPr>
+          <w:ilvl w:val="0"/>
+          <w:numId w:val="0"/>
+        </w:numPr>
+      </w:pPr>
+      <w:r>
+        <w:drawing>
+          <wp:inline distT="0" distB="0" distL="114300" distR="114300">
+            <wp:extent cx="2480310" cy="1966595"/>
+            <wp:effectExtent l="0" t="0" r="3810" b="14605"/>
+            <wp:docPr id="44" name="Picture 11"/>
+            <wp:cNvGraphicFramePr>
+              <a:graphicFrameLocks xmlns:a="http://schemas.openxmlformats.org/drawingml/2006/main" noChangeAspect="1"/>
+            </wp:cNvGraphicFramePr>
+            <a:graphic xmlns:a="http://schemas.openxmlformats.org/drawingml/2006/main">
+              <a:graphicData uri="http://schemas.openxmlformats.org/drawingml/2006/picture">
+                <pic:pic xmlns:pic="http://schemas.openxmlformats.org/drawingml/2006/picture">
+                  <pic:nvPicPr>
+                    <pic:cNvPr id="44" name="Picture 11"/>
+                    <pic:cNvPicPr>
+                      <a:picLocks noChangeAspect="1"/>
+                    </pic:cNvPicPr>
+                  </pic:nvPicPr>
+                  <pic:blipFill>
+                    <a:blip r:embed="rId44"/>
+                    <a:stretch>
+                      <a:fillRect/>
+                    </a:stretch>
+                  </pic:blipFill>
+                  <pic:spPr>
+                    <a:xfrm>
+                      <a:off x="0" y="0"/>
+                      <a:ext cx="2480310" cy="1966595"/>
+                    </a:xfrm>
+                    <a:prstGeom prst="rect">
+                      <a:avLst/>
+                    </a:prstGeom>
+                    <a:noFill/>
+                    <a:ln>
+                      <a:noFill/>
+                    </a:ln>
+                  </pic:spPr>
+                </pic:pic>
+              </a:graphicData>
+            </a:graphic>
+          </wp:inline>
+        </w:drawing>
+      </w:r>
+    </w:p>
+    <w:p>
+      <w:pPr>
+        <w:numPr>
+          <w:ilvl w:val="0"/>
+          <w:numId w:val="0"/>
+        </w:numPr>
+      </w:pPr>
+    </w:p>
+    <w:p>
+      <w:pPr>
+        <w:numPr>
+          <w:ilvl w:val="0"/>
+          <w:numId w:val="1"/>
+        </w:numPr>
+        <w:ind w:left="0" w:leftChars="0" w:firstLine="0" w:firstLineChars="0"/>
+        <w:rPr>
+          <w:rFonts w:hint="default"/>
+          <w:lang w:val="en-US"/>
+        </w:rPr>
+      </w:pPr>
+    </w:p>
+    <w:p>
+      <w:pPr>
+        <w:numPr>
+          <w:ilvl w:val="0"/>
+          <w:numId w:val="0"/>
+        </w:numPr>
+      </w:pPr>
+      <w:r>
+        <w:drawing>
+          <wp:inline distT="0" distB="0" distL="114300" distR="114300">
+            <wp:extent cx="2456815" cy="1995170"/>
+            <wp:effectExtent l="0" t="0" r="12065" b="1270"/>
+            <wp:docPr id="45" name="Picture 12"/>
+            <wp:cNvGraphicFramePr>
+              <a:graphicFrameLocks xmlns:a="http://schemas.openxmlformats.org/drawingml/2006/main" noChangeAspect="1"/>
+            </wp:cNvGraphicFramePr>
+            <a:graphic xmlns:a="http://schemas.openxmlformats.org/drawingml/2006/main">
+              <a:graphicData uri="http://schemas.openxmlformats.org/drawingml/2006/picture">
+                <pic:pic xmlns:pic="http://schemas.openxmlformats.org/drawingml/2006/picture">
+                  <pic:nvPicPr>
+                    <pic:cNvPr id="45" name="Picture 12"/>
+                    <pic:cNvPicPr>
+                      <a:picLocks noChangeAspect="1"/>
+                    </pic:cNvPicPr>
+                  </pic:nvPicPr>
+                  <pic:blipFill>
+                    <a:blip r:embed="rId45"/>
+                    <a:stretch>
+                      <a:fillRect/>
+                    </a:stretch>
+                  </pic:blipFill>
+                  <pic:spPr>
+                    <a:xfrm>
+                      <a:off x="0" y="0"/>
+                      <a:ext cx="2456815" cy="1995170"/>
+                    </a:xfrm>
+                    <a:prstGeom prst="rect">
+                      <a:avLst/>
+                    </a:prstGeom>
+                    <a:noFill/>
+                    <a:ln>
+                      <a:noFill/>
+                    </a:ln>
+                  </pic:spPr>
+                </pic:pic>
+              </a:graphicData>
+            </a:graphic>
+          </wp:inline>
+        </w:drawing>
+      </w:r>
+    </w:p>
+    <w:p>
+      <w:pPr>
+        <w:numPr>
+          <w:ilvl w:val="0"/>
+          <w:numId w:val="0"/>
+        </w:numPr>
+      </w:pPr>
+    </w:p>
+    <w:p>
+      <w:pPr>
+        <w:numPr>
+          <w:ilvl w:val="0"/>
+          <w:numId w:val="1"/>
+        </w:numPr>
+        <w:ind w:left="0" w:leftChars="0" w:firstLine="0" w:firstLineChars="0"/>
+        <w:rPr>
+          <w:rFonts w:hint="default"/>
+          <w:lang w:val="en-US"/>
+        </w:rPr>
+      </w:pPr>
+    </w:p>
+    <w:p>
+      <w:pPr>
+        <w:numPr>
+          <w:ilvl w:val="0"/>
+          <w:numId w:val="0"/>
+        </w:numPr>
+      </w:pPr>
+      <w:r>
+        <w:drawing>
+          <wp:inline distT="0" distB="0" distL="114300" distR="114300">
+            <wp:extent cx="2798445" cy="1415415"/>
+            <wp:effectExtent l="0" t="0" r="5715" b="1905"/>
+            <wp:docPr id="46" name="Picture 13"/>
+            <wp:cNvGraphicFramePr>
+              <a:graphicFrameLocks xmlns:a="http://schemas.openxmlformats.org/drawingml/2006/main" noChangeAspect="1"/>
+            </wp:cNvGraphicFramePr>
+            <a:graphic xmlns:a="http://schemas.openxmlformats.org/drawingml/2006/main">
+              <a:graphicData uri="http://schemas.openxmlformats.org/drawingml/2006/picture">
+                <pic:pic xmlns:pic="http://schemas.openxmlformats.org/drawingml/2006/picture">
+                  <pic:nvPicPr>
+                    <pic:cNvPr id="46" name="Picture 13"/>
+                    <pic:cNvPicPr>
+                      <a:picLocks noChangeAspect="1"/>
+                    </pic:cNvPicPr>
+                  </pic:nvPicPr>
+                  <pic:blipFill>
+                    <a:blip r:embed="rId46"/>
+                    <a:stretch>
+                      <a:fillRect/>
+                    </a:stretch>
+                  </pic:blipFill>
+                  <pic:spPr>
+                    <a:xfrm>
+                      <a:off x="0" y="0"/>
+                      <a:ext cx="2798445" cy="1415415"/>
+                    </a:xfrm>
+                    <a:prstGeom prst="rect">
+                      <a:avLst/>
+                    </a:prstGeom>
+                    <a:noFill/>
+                    <a:ln>
+                      <a:noFill/>
+                    </a:ln>
+                  </pic:spPr>
+                </pic:pic>
+              </a:graphicData>
+            </a:graphic>
+          </wp:inline>
+        </w:drawing>
+      </w:r>
+    </w:p>
+    <w:p>
+      <w:pPr>
+        <w:numPr>
+          <w:ilvl w:val="0"/>
+          <w:numId w:val="0"/>
+        </w:numPr>
+      </w:pPr>
+    </w:p>
+    <w:p>
+      <w:pPr>
+        <w:numPr>
+          <w:ilvl w:val="0"/>
+          <w:numId w:val="0"/>
+        </w:numPr>
+      </w:pPr>
+    </w:p>
+    <w:p>
+      <w:pPr>
+        <w:numPr>
+          <w:ilvl w:val="0"/>
+          <w:numId w:val="0"/>
+        </w:numPr>
+      </w:pPr>
+    </w:p>
+    <w:p>
+      <w:pPr>
+        <w:numPr>
+          <w:ilvl w:val="0"/>
+          <w:numId w:val="1"/>
+        </w:numPr>
+        <w:ind w:left="0" w:leftChars="0" w:firstLine="0" w:firstLineChars="0"/>
+        <w:rPr>
+          <w:rFonts w:hint="default"/>
+          <w:lang w:val="en-US"/>
+        </w:rPr>
+      </w:pPr>
+    </w:p>
+    <w:p>
+      <w:pPr>
+        <w:numPr>
+          <w:ilvl w:val="0"/>
+          <w:numId w:val="0"/>
+        </w:numPr>
+      </w:pPr>
+      <w:r>
+        <w:drawing>
+          <wp:inline distT="0" distB="0" distL="114300" distR="114300">
+            <wp:extent cx="3200400" cy="1097915"/>
+            <wp:effectExtent l="0" t="0" r="0" b="14605"/>
+            <wp:docPr id="47" name="Picture 14"/>
+            <wp:cNvGraphicFramePr>
+              <a:graphicFrameLocks xmlns:a="http://schemas.openxmlformats.org/drawingml/2006/main" noChangeAspect="1"/>
+            </wp:cNvGraphicFramePr>
+            <a:graphic xmlns:a="http://schemas.openxmlformats.org/drawingml/2006/main">
+              <a:graphicData uri="http://schemas.openxmlformats.org/drawingml/2006/picture">
+                <pic:pic xmlns:pic="http://schemas.openxmlformats.org/drawingml/2006/picture">
+                  <pic:nvPicPr>
+                    <pic:cNvPr id="47" name="Picture 14"/>
+                    <pic:cNvPicPr>
+                      <a:picLocks noChangeAspect="1"/>
+                    </pic:cNvPicPr>
+                  </pic:nvPicPr>
+                  <pic:blipFill>
+                    <a:blip r:embed="rId47"/>
+                    <a:stretch>
+                      <a:fillRect/>
+                    </a:stretch>
+                  </pic:blipFill>
+                  <pic:spPr>
+                    <a:xfrm>
+                      <a:off x="0" y="0"/>
+                      <a:ext cx="3200400" cy="1097915"/>
+                    </a:xfrm>
+                    <a:prstGeom prst="rect">
+                      <a:avLst/>
+                    </a:prstGeom>
+                    <a:noFill/>
+                    <a:ln>
+                      <a:noFill/>
+                    </a:ln>
+                  </pic:spPr>
+                </pic:pic>
+              </a:graphicData>
+            </a:graphic>
+          </wp:inline>
+        </w:drawing>
+      </w:r>
+    </w:p>
+    <w:p>
+      <w:pPr>
+        <w:numPr>
+          <w:ilvl w:val="0"/>
+          <w:numId w:val="0"/>
+        </w:numPr>
+      </w:pPr>
+    </w:p>
+    <w:p>
+      <w:pPr>
+        <w:numPr>
+          <w:ilvl w:val="0"/>
+          <w:numId w:val="1"/>
+        </w:numPr>
+        <w:ind w:left="0" w:leftChars="0" w:firstLine="0" w:firstLineChars="0"/>
+        <w:rPr>
+          <w:rFonts w:hint="default"/>
+          <w:lang w:val="en-US"/>
+        </w:rPr>
+      </w:pPr>
+    </w:p>
+    <w:p>
+      <w:pPr>
+        <w:numPr>
+          <w:ilvl w:val="0"/>
+          <w:numId w:val="0"/>
+        </w:numPr>
+        <w:rPr>
+          <w:rFonts w:hint="default"/>
+          <w:lang w:val="en-US"/>
+        </w:rPr>
+      </w:pPr>
+      <w:r>
+        <w:drawing>
+          <wp:inline distT="0" distB="0" distL="114300" distR="114300">
+            <wp:extent cx="5272405" cy="2515235"/>
+            <wp:effectExtent l="0" t="0" r="635" b="14605"/>
+            <wp:docPr id="48" name="Picture 15"/>
+            <wp:cNvGraphicFramePr>
+              <a:graphicFrameLocks xmlns:a="http://schemas.openxmlformats.org/drawingml/2006/main" noChangeAspect="1"/>
+            </wp:cNvGraphicFramePr>
+            <a:graphic xmlns:a="http://schemas.openxmlformats.org/drawingml/2006/main">
+              <a:graphicData uri="http://schemas.openxmlformats.org/drawingml/2006/picture">
+                <pic:pic xmlns:pic="http://schemas.openxmlformats.org/drawingml/2006/picture">
+                  <pic:nvPicPr>
+                    <pic:cNvPr id="48" name="Picture 15"/>
+                    <pic:cNvPicPr>
+                      <a:picLocks noChangeAspect="1"/>
+                    </pic:cNvPicPr>
+                  </pic:nvPicPr>
+                  <pic:blipFill>
+                    <a:blip r:embed="rId48"/>
+                    <a:stretch>
+                      <a:fillRect/>
+                    </a:stretch>
+                  </pic:blipFill>
+                  <pic:spPr>
+                    <a:xfrm>
+                      <a:off x="0" y="0"/>
+                      <a:ext cx="5272405" cy="2515235"/>
+                    </a:xfrm>
+                    <a:prstGeom prst="rect">
+                      <a:avLst/>
+                    </a:prstGeom>
+                    <a:noFill/>
+                    <a:ln>
+                      <a:noFill/>
+                    </a:ln>
+                  </pic:spPr>
+                </pic:pic>
+              </a:graphicData>
+            </a:graphic>
+          </wp:inline>
+        </w:drawing>
+      </w:r>
+    </w:p>
+    <w:p>
+      <w:pPr>
+        <w:numPr>
+          <w:ilvl w:val="0"/>
+          <w:numId w:val="0"/>
+        </w:numPr>
+        <w:rPr>
+          <w:rFonts w:hint="default"/>
+          <w:lang w:val="en-US"/>
+        </w:rPr>
+      </w:pPr>
+    </w:p>
+    <w:p>
+      <w:pPr>
+        <w:numPr>
+          <w:ilvl w:val="0"/>
+          <w:numId w:val="1"/>
+        </w:numPr>
+        <w:ind w:left="0" w:leftChars="0" w:firstLine="0" w:firstLineChars="0"/>
+        <w:rPr>
+          <w:rFonts w:hint="default"/>
+          <w:lang w:val="en-US"/>
+        </w:rPr>
+      </w:pPr>
+    </w:p>
+    <w:p>
+      <w:pPr>
+        <w:numPr>
+          <w:ilvl w:val="0"/>
+          <w:numId w:val="0"/>
+        </w:numPr>
+      </w:pPr>
+      <w:r>
+        <w:drawing>
+          <wp:inline distT="0" distB="0" distL="114300" distR="114300">
+            <wp:extent cx="2367915" cy="3077210"/>
+            <wp:effectExtent l="0" t="0" r="9525" b="1270"/>
+            <wp:docPr id="52" name="Picture 19"/>
+            <wp:cNvGraphicFramePr>
+              <a:graphicFrameLocks xmlns:a="http://schemas.openxmlformats.org/drawingml/2006/main" noChangeAspect="1"/>
+            </wp:cNvGraphicFramePr>
+            <a:graphic xmlns:a="http://schemas.openxmlformats.org/drawingml/2006/main">
+              <a:graphicData uri="http://schemas.openxmlformats.org/drawingml/2006/picture">
+                <pic:pic xmlns:pic="http://schemas.openxmlformats.org/drawingml/2006/picture">
+                  <pic:nvPicPr>
+                    <pic:cNvPr id="52" name="Picture 19"/>
+                    <pic:cNvPicPr>
+                      <a:picLocks noChangeAspect="1"/>
+                    </pic:cNvPicPr>
+                  </pic:nvPicPr>
+                  <pic:blipFill>
+                    <a:blip r:embed="rId49"/>
+                    <a:stretch>
+                      <a:fillRect/>
+                    </a:stretch>
+                  </pic:blipFill>
+                  <pic:spPr>
+                    <a:xfrm>
+                      <a:off x="0" y="0"/>
+                      <a:ext cx="2367915" cy="3077210"/>
+                    </a:xfrm>
+                    <a:prstGeom prst="rect">
+                      <a:avLst/>
+                    </a:prstGeom>
+                    <a:noFill/>
+                    <a:ln>
+                      <a:noFill/>
+                    </a:ln>
+                  </pic:spPr>
+                </pic:pic>
+              </a:graphicData>
+            </a:graphic>
+          </wp:inline>
+        </w:drawing>
+      </w:r>
+    </w:p>
+    <w:p>
+      <w:pPr>
+        <w:numPr>
+          <w:ilvl w:val="0"/>
+          <w:numId w:val="0"/>
+        </w:numPr>
+      </w:pPr>
+    </w:p>
+    <w:p>
+      <w:pPr>
+        <w:numPr>
+          <w:ilvl w:val="0"/>
+          <w:numId w:val="0"/>
+        </w:numPr>
+      </w:pPr>
+    </w:p>
+    <w:p>
+      <w:pPr>
+        <w:numPr>
+          <w:ilvl w:val="0"/>
+          <w:numId w:val="0"/>
+        </w:numPr>
+      </w:pPr>
+    </w:p>
+    <w:p>
+      <w:pPr>
+        <w:numPr>
+          <w:ilvl w:val="0"/>
+          <w:numId w:val="0"/>
+        </w:numPr>
+      </w:pPr>
+    </w:p>
+    <w:p>
+      <w:pPr>
+        <w:numPr>
+          <w:ilvl w:val="0"/>
+          <w:numId w:val="0"/>
+        </w:numPr>
+      </w:pPr>
+    </w:p>
+    <w:p>
+      <w:pPr>
+        <w:numPr>
+          <w:ilvl w:val="0"/>
+          <w:numId w:val="0"/>
+        </w:numPr>
+      </w:pPr>
+    </w:p>
+    <w:p>
+      <w:pPr>
+        <w:numPr>
+          <w:ilvl w:val="0"/>
+          <w:numId w:val="0"/>
+        </w:numPr>
+      </w:pPr>
+    </w:p>
+    <w:p>
+      <w:pPr>
+        <w:numPr>
+          <w:numId w:val="0"/>
+        </w:numPr>
+        <w:ind w:leftChars="0"/>
+        <w:rPr>
+          <w:rFonts w:hint="default"/>
+          <w:lang w:val="en-US"/>
+        </w:rPr>
+      </w:pPr>
+    </w:p>
+    <w:p>
+      <w:pPr>
+        <w:numPr>
+          <w:ilvl w:val="0"/>
+          <w:numId w:val="1"/>
+        </w:numPr>
+        <w:ind w:left="0" w:leftChars="0" w:firstLine="0" w:firstLineChars="0"/>
+        <w:rPr>
+          <w:rFonts w:hint="default"/>
+          <w:lang w:val="en-US"/>
+        </w:rPr>
+      </w:pPr>
+      <w:r>
+        <w:rPr>
+          <w:rFonts w:hint="default"/>
+          <w:lang w:val="en-US"/>
+        </w:rPr>
+        <w:t>Scope</w:t>
+      </w:r>
+    </w:p>
+    <w:p>
+      <w:pPr>
+        <w:numPr>
+          <w:numId w:val="0"/>
+        </w:numPr>
+        <w:ind w:leftChars="0"/>
+      </w:pPr>
+      <w:r>
+        <w:drawing>
+          <wp:inline distT="0" distB="0" distL="114300" distR="114300">
+            <wp:extent cx="3587750" cy="1041400"/>
+            <wp:effectExtent l="0" t="0" r="8890" b="10160"/>
+            <wp:docPr id="53" name="Picture 20"/>
+            <wp:cNvGraphicFramePr>
+              <a:graphicFrameLocks xmlns:a="http://schemas.openxmlformats.org/drawingml/2006/main" noChangeAspect="1"/>
+            </wp:cNvGraphicFramePr>
+            <a:graphic xmlns:a="http://schemas.openxmlformats.org/drawingml/2006/main">
+              <a:graphicData uri="http://schemas.openxmlformats.org/drawingml/2006/picture">
+                <pic:pic xmlns:pic="http://schemas.openxmlformats.org/drawingml/2006/picture">
+                  <pic:nvPicPr>
+                    <pic:cNvPr id="53" name="Picture 20"/>
+                    <pic:cNvPicPr>
+                      <a:picLocks noChangeAspect="1"/>
+                    </pic:cNvPicPr>
+                  </pic:nvPicPr>
+                  <pic:blipFill>
+                    <a:blip r:embed="rId50"/>
+                    <a:stretch>
+                      <a:fillRect/>
+                    </a:stretch>
+                  </pic:blipFill>
+                  <pic:spPr>
+                    <a:xfrm>
+                      <a:off x="0" y="0"/>
+                      <a:ext cx="3587750" cy="1041400"/>
+                    </a:xfrm>
+                    <a:prstGeom prst="rect">
+                      <a:avLst/>
+                    </a:prstGeom>
+                    <a:noFill/>
+                    <a:ln>
+                      <a:noFill/>
+                    </a:ln>
+                  </pic:spPr>
+                </pic:pic>
+              </a:graphicData>
+            </a:graphic>
+          </wp:inline>
+        </w:drawing>
+      </w:r>
+    </w:p>
+    <w:p>
+      <w:pPr>
+        <w:numPr>
+          <w:numId w:val="0"/>
+        </w:numPr>
+        <w:ind w:leftChars="0"/>
+      </w:pPr>
+      <w:r>
+        <w:drawing>
+          <wp:inline distT="0" distB="0" distL="114300" distR="114300">
+            <wp:extent cx="3593465" cy="1043305"/>
+            <wp:effectExtent l="0" t="0" r="3175" b="8255"/>
+            <wp:docPr id="54" name="Picture 21"/>
+            <wp:cNvGraphicFramePr>
+              <a:graphicFrameLocks xmlns:a="http://schemas.openxmlformats.org/drawingml/2006/main" noChangeAspect="1"/>
+            </wp:cNvGraphicFramePr>
+            <a:graphic xmlns:a="http://schemas.openxmlformats.org/drawingml/2006/main">
+              <a:graphicData uri="http://schemas.openxmlformats.org/drawingml/2006/picture">
+                <pic:pic xmlns:pic="http://schemas.openxmlformats.org/drawingml/2006/picture">
+                  <pic:nvPicPr>
+                    <pic:cNvPr id="54" name="Picture 21"/>
+                    <pic:cNvPicPr>
+                      <a:picLocks noChangeAspect="1"/>
+                    </pic:cNvPicPr>
+                  </pic:nvPicPr>
+                  <pic:blipFill>
+                    <a:blip r:embed="rId50"/>
+                    <a:stretch>
+                      <a:fillRect/>
+                    </a:stretch>
+                  </pic:blipFill>
+                  <pic:spPr>
+                    <a:xfrm>
+                      <a:off x="0" y="0"/>
+                      <a:ext cx="3593465" cy="1043305"/>
+                    </a:xfrm>
+                    <a:prstGeom prst="rect">
+                      <a:avLst/>
+                    </a:prstGeom>
+                    <a:noFill/>
+                    <a:ln>
+                      <a:noFill/>
+                    </a:ln>
+                  </pic:spPr>
+                </pic:pic>
+              </a:graphicData>
+            </a:graphic>
+          </wp:inline>
+        </w:drawing>
+      </w:r>
+    </w:p>
+    <w:p>
+      <w:pPr>
+        <w:numPr>
+          <w:numId w:val="0"/>
+        </w:numPr>
+        <w:ind w:leftChars="0"/>
+      </w:pPr>
+    </w:p>
+    <w:p>
+      <w:pPr>
+        <w:numPr>
+          <w:ilvl w:val="0"/>
+          <w:numId w:val="1"/>
+        </w:numPr>
+        <w:ind w:left="0" w:leftChars="0" w:firstLine="0" w:firstLineChars="0"/>
+        <w:rPr>
+          <w:rFonts w:hint="default"/>
+          <w:lang w:val="en-US"/>
+        </w:rPr>
+      </w:pPr>
+    </w:p>
+    <w:p>
+      <w:pPr>
+        <w:numPr>
+          <w:ilvl w:val="0"/>
+          <w:numId w:val="0"/>
+        </w:numPr>
+      </w:pPr>
+      <w:r>
+        <w:rPr>
+          <w:rFonts w:hint="default"/>
+          <w:lang w:val="en-US"/>
+        </w:rPr>
+        <w:t xml:space="preserve"> </w:t>
+      </w:r>
+      <w:r>
+        <w:drawing>
+          <wp:inline distT="0" distB="0" distL="114300" distR="114300">
+            <wp:extent cx="3128645" cy="3201035"/>
+            <wp:effectExtent l="0" t="0" r="10795" b="14605"/>
+            <wp:docPr id="55" name="Picture 22"/>
+            <wp:cNvGraphicFramePr>
+              <a:graphicFrameLocks xmlns:a="http://schemas.openxmlformats.org/drawingml/2006/main" noChangeAspect="1"/>
+            </wp:cNvGraphicFramePr>
+            <a:graphic xmlns:a="http://schemas.openxmlformats.org/drawingml/2006/main">
+              <a:graphicData uri="http://schemas.openxmlformats.org/drawingml/2006/picture">
+                <pic:pic xmlns:pic="http://schemas.openxmlformats.org/drawingml/2006/picture">
+                  <pic:nvPicPr>
+                    <pic:cNvPr id="55" name="Picture 22"/>
+                    <pic:cNvPicPr>
+                      <a:picLocks noChangeAspect="1"/>
+                    </pic:cNvPicPr>
+                  </pic:nvPicPr>
+                  <pic:blipFill>
+                    <a:blip r:embed="rId51"/>
+                    <a:stretch>
+                      <a:fillRect/>
+                    </a:stretch>
+                  </pic:blipFill>
+                  <pic:spPr>
+                    <a:xfrm>
+                      <a:off x="0" y="0"/>
+                      <a:ext cx="3128645" cy="3201035"/>
+                    </a:xfrm>
+                    <a:prstGeom prst="rect">
+                      <a:avLst/>
+                    </a:prstGeom>
+                    <a:noFill/>
+                    <a:ln>
+                      <a:noFill/>
+                    </a:ln>
+                  </pic:spPr>
+                </pic:pic>
+              </a:graphicData>
+            </a:graphic>
+          </wp:inline>
+        </w:drawing>
+      </w:r>
+    </w:p>
+    <w:p>
+      <w:pPr>
+        <w:numPr>
+          <w:ilvl w:val="0"/>
+          <w:numId w:val="0"/>
+        </w:numPr>
+      </w:pPr>
+    </w:p>
+    <w:p>
+      <w:pPr>
+        <w:numPr>
+          <w:ilvl w:val="0"/>
+          <w:numId w:val="1"/>
+        </w:numPr>
+        <w:ind w:left="0" w:leftChars="0" w:firstLine="0" w:firstLineChars="0"/>
+        <w:rPr>
+          <w:rFonts w:hint="default"/>
+          <w:lang w:val="en-US"/>
+        </w:rPr>
+      </w:pPr>
+      <w:bookmarkStart w:id="0" w:name="_GoBack"/>
+      <w:bookmarkEnd w:id="0"/>
     </w:p>
     <w:p>
       <w:pPr>
@@ -3726,7 +4621,7 @@
                     </pic:cNvPicPr>
                   </pic:nvPicPr>
                   <pic:blipFill>
-                    <a:blip r:embed="rId40"/>
+                    <a:blip r:embed="rId52"/>
                     <a:stretch>
                       <a:fillRect/>
                     </a:stretch>
@@ -3756,17 +4651,12 @@
         <w:numPr>
           <w:numId w:val="0"/>
         </w:numPr>
-        <w:rPr>
-          <w:rFonts w:hint="default"/>
-          <w:lang w:val="en-US"/>
-        </w:rPr>
-      </w:pPr>
-      <w:bookmarkStart w:id="0" w:name="_GoBack"/>
+      </w:pPr>
       <w:r>
         <w:drawing>
           <wp:inline distT="0" distB="0" distL="114300" distR="114300">
-            <wp:extent cx="3136900" cy="2412365"/>
-            <wp:effectExtent l="0" t="0" r="2540" b="10795"/>
+            <wp:extent cx="2981960" cy="2292985"/>
+            <wp:effectExtent l="0" t="0" r="5080" b="8255"/>
             <wp:docPr id="39" name="Picture 6"/>
             <wp:cNvGraphicFramePr>
               <a:graphicFrameLocks xmlns:a="http://schemas.openxmlformats.org/drawingml/2006/main" noChangeAspect="1"/>
@@ -3781,7 +4671,7 @@
                     </pic:cNvPicPr>
                   </pic:nvPicPr>
                   <pic:blipFill>
-                    <a:blip r:embed="rId41"/>
+                    <a:blip r:embed="rId53"/>
                     <a:stretch>
                       <a:fillRect/>
                     </a:stretch>
@@ -3789,7 +4679,7 @@
                   <pic:spPr>
                     <a:xfrm>
                       <a:off x="0" y="0"/>
-                      <a:ext cx="3136900" cy="2412365"/>
+                      <a:ext cx="2981960" cy="2292985"/>
                     </a:xfrm>
                     <a:prstGeom prst="rect">
                       <a:avLst/>
@@ -3805,7 +4695,31 @@
           </wp:inline>
         </w:drawing>
       </w:r>
-      <w:bookmarkEnd w:id="0"/>
+    </w:p>
+    <w:p>
+      <w:pPr>
+        <w:numPr>
+          <w:numId w:val="0"/>
+        </w:numPr>
+      </w:pPr>
+    </w:p>
+    <w:p>
+      <w:pPr>
+        <w:numPr>
+          <w:numId w:val="0"/>
+        </w:numPr>
+      </w:pPr>
+    </w:p>
+    <w:p>
+      <w:pPr>
+        <w:numPr>
+          <w:numId w:val="0"/>
+        </w:numPr>
+        <w:rPr>
+          <w:rFonts w:hint="default"/>
+          <w:lang w:val="en-US"/>
+        </w:rPr>
+      </w:pPr>
     </w:p>
     <w:sectPr>
       <w:pgSz w:w="11906" w:h="16838"/>

--- a/In java.docx
+++ b/In java.docx
@@ -4001,8 +4001,8 @@
       <w:r>
         <w:drawing>
           <wp:inline distT="0" distB="0" distL="114300" distR="114300">
-            <wp:extent cx="3128645" cy="3201035"/>
-            <wp:effectExtent l="0" t="0" r="10795" b="14605"/>
+            <wp:extent cx="2573655" cy="2633345"/>
+            <wp:effectExtent l="0" t="0" r="1905" b="3175"/>
             <wp:docPr id="55" name="Picture 22"/>
             <wp:cNvGraphicFramePr>
               <a:graphicFrameLocks xmlns:a="http://schemas.openxmlformats.org/drawingml/2006/main" noChangeAspect="1"/>
@@ -4025,7 +4025,7 @@
                   <pic:spPr>
                     <a:xfrm>
                       <a:off x="0" y="0"/>
-                      <a:ext cx="3128645" cy="3201035"/>
+                      <a:ext cx="2573655" cy="2633345"/>
                     </a:xfrm>
                     <a:prstGeom prst="rect">
                       <a:avLst/>
@@ -4062,44 +4062,72 @@
           <w:lang w:val="en-US"/>
         </w:rPr>
       </w:pPr>
+    </w:p>
+    <w:p>
+      <w:pPr>
+        <w:numPr>
+          <w:ilvl w:val="0"/>
+          <w:numId w:val="0"/>
+        </w:numPr>
+      </w:pPr>
+      <w:r>
+        <w:drawing>
+          <wp:inline distT="0" distB="0" distL="114300" distR="114300">
+            <wp:extent cx="2166620" cy="3217545"/>
+            <wp:effectExtent l="0" t="0" r="12700" b="13335"/>
+            <wp:docPr id="56" name="Picture 23"/>
+            <wp:cNvGraphicFramePr>
+              <a:graphicFrameLocks xmlns:a="http://schemas.openxmlformats.org/drawingml/2006/main" noChangeAspect="1"/>
+            </wp:cNvGraphicFramePr>
+            <a:graphic xmlns:a="http://schemas.openxmlformats.org/drawingml/2006/main">
+              <a:graphicData uri="http://schemas.openxmlformats.org/drawingml/2006/picture">
+                <pic:pic xmlns:pic="http://schemas.openxmlformats.org/drawingml/2006/picture">
+                  <pic:nvPicPr>
+                    <pic:cNvPr id="56" name="Picture 23"/>
+                    <pic:cNvPicPr>
+                      <a:picLocks noChangeAspect="1"/>
+                    </pic:cNvPicPr>
+                  </pic:nvPicPr>
+                  <pic:blipFill>
+                    <a:blip r:embed="rId52"/>
+                    <a:stretch>
+                      <a:fillRect/>
+                    </a:stretch>
+                  </pic:blipFill>
+                  <pic:spPr>
+                    <a:xfrm>
+                      <a:off x="0" y="0"/>
+                      <a:ext cx="2166620" cy="3217545"/>
+                    </a:xfrm>
+                    <a:prstGeom prst="rect">
+                      <a:avLst/>
+                    </a:prstGeom>
+                    <a:noFill/>
+                    <a:ln>
+                      <a:noFill/>
+                    </a:ln>
+                  </pic:spPr>
+                </pic:pic>
+              </a:graphicData>
+            </a:graphic>
+          </wp:inline>
+        </w:drawing>
+      </w:r>
+    </w:p>
+    <w:p>
+      <w:pPr>
+        <w:numPr>
+          <w:ilvl w:val="0"/>
+          <w:numId w:val="1"/>
+        </w:numPr>
+        <w:ind w:left="0" w:leftChars="0" w:firstLine="0" w:firstLineChars="0"/>
+        <w:rPr>
+          <w:rFonts w:hint="default"/>
+          <w:lang w:val="en-US"/>
+        </w:rPr>
+      </w:pPr>
       <w:bookmarkStart w:id="0" w:name="_GoBack"/>
       <w:bookmarkEnd w:id="0"/>
-    </w:p>
-    <w:p>
-      <w:pPr>
-        <w:numPr>
-          <w:ilvl w:val="0"/>
-          <w:numId w:val="0"/>
-        </w:numPr>
-        <w:rPr>
-          <w:rFonts w:hint="default"/>
-          <w:lang w:val="en-US"/>
-        </w:rPr>
-      </w:pPr>
-    </w:p>
-    <w:p>
-      <w:pPr>
-        <w:numPr>
-          <w:ilvl w:val="0"/>
-          <w:numId w:val="0"/>
-        </w:numPr>
-        <w:rPr>
-          <w:rFonts w:hint="default"/>
-          <w:lang w:val="en-US"/>
-        </w:rPr>
-      </w:pPr>
-    </w:p>
-    <w:p>
-      <w:pPr>
-        <w:numPr>
-          <w:ilvl w:val="0"/>
-          <w:numId w:val="0"/>
-        </w:numPr>
-        <w:rPr>
-          <w:rFonts w:hint="default"/>
-          <w:lang w:val="en-US"/>
-        </w:rPr>
-      </w:pPr>
     </w:p>
     <w:p>
       <w:pPr>
@@ -4621,7 +4649,7 @@
                     </pic:cNvPicPr>
                   </pic:nvPicPr>
                   <pic:blipFill>
-                    <a:blip r:embed="rId52"/>
+                    <a:blip r:embed="rId53"/>
                     <a:stretch>
                       <a:fillRect/>
                     </a:stretch>
@@ -4671,7 +4699,7 @@
                     </pic:cNvPicPr>
                   </pic:nvPicPr>
                   <pic:blipFill>
-                    <a:blip r:embed="rId53"/>
+                    <a:blip r:embed="rId54"/>
                     <a:stretch>
                       <a:fillRect/>
                     </a:stretch>

--- a/In java.docx
+++ b/In java.docx
@@ -4118,482 +4118,932 @@
       <w:pPr>
         <w:numPr>
           <w:ilvl w:val="0"/>
-          <w:numId w:val="1"/>
-        </w:numPr>
-        <w:ind w:left="0" w:leftChars="0" w:firstLine="0" w:firstLineChars="0"/>
-        <w:rPr>
-          <w:rFonts w:hint="default"/>
-          <w:lang w:val="en-US"/>
-        </w:rPr>
-      </w:pPr>
-      <w:bookmarkStart w:id="0" w:name="_GoBack"/>
-      <w:bookmarkEnd w:id="0"/>
-    </w:p>
-    <w:p>
-      <w:pPr>
-        <w:numPr>
-          <w:ilvl w:val="0"/>
-          <w:numId w:val="0"/>
-        </w:numPr>
-        <w:rPr>
-          <w:rFonts w:hint="default"/>
-          <w:lang w:val="en-US"/>
-        </w:rPr>
-      </w:pPr>
-    </w:p>
-    <w:p>
-      <w:pPr>
-        <w:numPr>
-          <w:ilvl w:val="0"/>
-          <w:numId w:val="0"/>
-        </w:numPr>
-        <w:rPr>
-          <w:rFonts w:hint="default"/>
-          <w:lang w:val="en-US"/>
-        </w:rPr>
-      </w:pPr>
-    </w:p>
-    <w:p>
-      <w:pPr>
-        <w:numPr>
-          <w:ilvl w:val="0"/>
-          <w:numId w:val="0"/>
-        </w:numPr>
-        <w:rPr>
-          <w:rFonts w:hint="default"/>
-          <w:lang w:val="en-US"/>
-        </w:rPr>
-      </w:pPr>
-    </w:p>
-    <w:p>
-      <w:pPr>
-        <w:numPr>
-          <w:ilvl w:val="0"/>
-          <w:numId w:val="0"/>
-        </w:numPr>
-        <w:rPr>
-          <w:rFonts w:hint="default"/>
-          <w:lang w:val="en-US"/>
-        </w:rPr>
-      </w:pPr>
-    </w:p>
-    <w:p>
-      <w:pPr>
-        <w:numPr>
-          <w:ilvl w:val="0"/>
-          <w:numId w:val="0"/>
-        </w:numPr>
-        <w:rPr>
-          <w:rFonts w:hint="default"/>
-          <w:lang w:val="en-US"/>
-        </w:rPr>
-      </w:pPr>
-    </w:p>
-    <w:p>
-      <w:pPr>
-        <w:numPr>
-          <w:ilvl w:val="0"/>
-          <w:numId w:val="0"/>
-        </w:numPr>
-        <w:rPr>
-          <w:rFonts w:hint="default"/>
-          <w:lang w:val="en-US"/>
-        </w:rPr>
-      </w:pPr>
-    </w:p>
-    <w:p>
-      <w:pPr>
-        <w:numPr>
-          <w:ilvl w:val="0"/>
-          <w:numId w:val="0"/>
-        </w:numPr>
-        <w:rPr>
-          <w:rFonts w:hint="default"/>
-          <w:lang w:val="en-US"/>
-        </w:rPr>
-      </w:pPr>
-    </w:p>
-    <w:p>
-      <w:pPr>
-        <w:numPr>
-          <w:ilvl w:val="0"/>
-          <w:numId w:val="0"/>
-        </w:numPr>
-        <w:rPr>
-          <w:rFonts w:hint="default"/>
-          <w:lang w:val="en-US"/>
-        </w:rPr>
-      </w:pPr>
-    </w:p>
-    <w:p>
-      <w:pPr>
-        <w:numPr>
-          <w:ilvl w:val="0"/>
-          <w:numId w:val="0"/>
-        </w:numPr>
-        <w:rPr>
-          <w:rFonts w:hint="default"/>
-          <w:lang w:val="en-US"/>
-        </w:rPr>
-      </w:pPr>
-    </w:p>
-    <w:p>
-      <w:pPr>
-        <w:numPr>
-          <w:ilvl w:val="0"/>
-          <w:numId w:val="0"/>
-        </w:numPr>
-        <w:rPr>
-          <w:rFonts w:hint="default"/>
-          <w:lang w:val="en-US"/>
-        </w:rPr>
-      </w:pPr>
-    </w:p>
-    <w:p>
-      <w:pPr>
-        <w:numPr>
-          <w:ilvl w:val="0"/>
-          <w:numId w:val="0"/>
-        </w:numPr>
-        <w:rPr>
-          <w:rFonts w:hint="default"/>
-          <w:lang w:val="en-US"/>
-        </w:rPr>
-      </w:pPr>
-    </w:p>
-    <w:p>
-      <w:pPr>
-        <w:numPr>
-          <w:ilvl w:val="0"/>
-          <w:numId w:val="0"/>
-        </w:numPr>
-        <w:rPr>
-          <w:rFonts w:hint="default"/>
-          <w:lang w:val="en-US"/>
-        </w:rPr>
-      </w:pPr>
-    </w:p>
-    <w:p>
-      <w:pPr>
-        <w:numPr>
-          <w:ilvl w:val="0"/>
-          <w:numId w:val="0"/>
-        </w:numPr>
-        <w:rPr>
-          <w:rFonts w:hint="default"/>
-          <w:lang w:val="en-US"/>
-        </w:rPr>
-      </w:pPr>
-    </w:p>
-    <w:p>
-      <w:pPr>
-        <w:numPr>
-          <w:ilvl w:val="0"/>
-          <w:numId w:val="0"/>
-        </w:numPr>
-        <w:rPr>
-          <w:rFonts w:hint="default"/>
-          <w:lang w:val="en-US"/>
-        </w:rPr>
-      </w:pPr>
-    </w:p>
-    <w:p>
-      <w:pPr>
-        <w:numPr>
-          <w:ilvl w:val="0"/>
-          <w:numId w:val="0"/>
-        </w:numPr>
-        <w:rPr>
-          <w:rFonts w:hint="default"/>
-          <w:lang w:val="en-US"/>
-        </w:rPr>
-      </w:pPr>
-    </w:p>
-    <w:p>
-      <w:pPr>
-        <w:numPr>
-          <w:ilvl w:val="0"/>
-          <w:numId w:val="0"/>
-        </w:numPr>
-        <w:rPr>
-          <w:rFonts w:hint="default"/>
-          <w:lang w:val="en-US"/>
-        </w:rPr>
-      </w:pPr>
-    </w:p>
-    <w:p>
-      <w:pPr>
-        <w:numPr>
-          <w:ilvl w:val="0"/>
-          <w:numId w:val="0"/>
-        </w:numPr>
-        <w:rPr>
-          <w:rFonts w:hint="default"/>
-          <w:lang w:val="en-US"/>
-        </w:rPr>
-      </w:pPr>
-    </w:p>
-    <w:p>
-      <w:pPr>
-        <w:numPr>
-          <w:ilvl w:val="0"/>
-          <w:numId w:val="0"/>
-        </w:numPr>
-        <w:rPr>
-          <w:rFonts w:hint="default"/>
-          <w:lang w:val="en-US"/>
-        </w:rPr>
-      </w:pPr>
-    </w:p>
-    <w:p>
-      <w:pPr>
-        <w:numPr>
-          <w:ilvl w:val="0"/>
-          <w:numId w:val="0"/>
-        </w:numPr>
-        <w:rPr>
-          <w:rFonts w:hint="default"/>
-          <w:lang w:val="en-US"/>
-        </w:rPr>
-      </w:pPr>
-    </w:p>
-    <w:p>
-      <w:pPr>
-        <w:numPr>
-          <w:ilvl w:val="0"/>
-          <w:numId w:val="0"/>
-        </w:numPr>
-        <w:rPr>
-          <w:rFonts w:hint="default"/>
-          <w:lang w:val="en-US"/>
-        </w:rPr>
-      </w:pPr>
-    </w:p>
-    <w:p>
-      <w:pPr>
-        <w:numPr>
-          <w:ilvl w:val="0"/>
-          <w:numId w:val="0"/>
-        </w:numPr>
-        <w:rPr>
-          <w:rFonts w:hint="default"/>
-          <w:lang w:val="en-US"/>
-        </w:rPr>
-      </w:pPr>
-    </w:p>
-    <w:p>
-      <w:pPr>
-        <w:numPr>
-          <w:ilvl w:val="0"/>
-          <w:numId w:val="0"/>
-        </w:numPr>
-        <w:rPr>
-          <w:rFonts w:hint="default"/>
-          <w:lang w:val="en-US"/>
-        </w:rPr>
-      </w:pPr>
-    </w:p>
-    <w:p>
-      <w:pPr>
-        <w:numPr>
-          <w:ilvl w:val="0"/>
-          <w:numId w:val="0"/>
-        </w:numPr>
-        <w:rPr>
-          <w:rFonts w:hint="default"/>
-          <w:lang w:val="en-US"/>
-        </w:rPr>
-      </w:pPr>
-    </w:p>
-    <w:p>
-      <w:pPr>
-        <w:numPr>
-          <w:ilvl w:val="0"/>
-          <w:numId w:val="0"/>
-        </w:numPr>
-        <w:rPr>
-          <w:rFonts w:hint="default"/>
-          <w:lang w:val="en-US"/>
-        </w:rPr>
-      </w:pPr>
-    </w:p>
-    <w:p>
-      <w:pPr>
-        <w:numPr>
-          <w:ilvl w:val="0"/>
-          <w:numId w:val="0"/>
-        </w:numPr>
-        <w:rPr>
-          <w:rFonts w:hint="default"/>
-          <w:lang w:val="en-US"/>
-        </w:rPr>
-      </w:pPr>
-    </w:p>
-    <w:p>
-      <w:pPr>
-        <w:numPr>
-          <w:ilvl w:val="0"/>
-          <w:numId w:val="0"/>
-        </w:numPr>
-        <w:rPr>
-          <w:rFonts w:hint="default"/>
-          <w:lang w:val="en-US"/>
-        </w:rPr>
-      </w:pPr>
-    </w:p>
-    <w:p>
-      <w:pPr>
-        <w:numPr>
-          <w:ilvl w:val="0"/>
-          <w:numId w:val="0"/>
-        </w:numPr>
-        <w:rPr>
-          <w:rFonts w:hint="default"/>
-          <w:lang w:val="en-US"/>
-        </w:rPr>
-      </w:pPr>
-    </w:p>
-    <w:p>
-      <w:pPr>
-        <w:numPr>
-          <w:ilvl w:val="0"/>
-          <w:numId w:val="0"/>
-        </w:numPr>
-        <w:rPr>
-          <w:rFonts w:hint="default"/>
-          <w:lang w:val="en-US"/>
-        </w:rPr>
-      </w:pPr>
-    </w:p>
-    <w:p>
-      <w:pPr>
-        <w:numPr>
-          <w:ilvl w:val="0"/>
-          <w:numId w:val="0"/>
-        </w:numPr>
-        <w:rPr>
-          <w:rFonts w:hint="default"/>
-          <w:lang w:val="en-US"/>
-        </w:rPr>
-      </w:pPr>
-    </w:p>
-    <w:p>
-      <w:pPr>
-        <w:numPr>
-          <w:ilvl w:val="0"/>
-          <w:numId w:val="0"/>
-        </w:numPr>
-        <w:rPr>
-          <w:rFonts w:hint="default"/>
-          <w:lang w:val="en-US"/>
-        </w:rPr>
-      </w:pPr>
-    </w:p>
-    <w:p>
-      <w:pPr>
-        <w:numPr>
-          <w:ilvl w:val="0"/>
-          <w:numId w:val="0"/>
-        </w:numPr>
-        <w:rPr>
-          <w:rFonts w:hint="default"/>
-          <w:lang w:val="en-US"/>
-        </w:rPr>
-      </w:pPr>
-    </w:p>
-    <w:p>
-      <w:pPr>
-        <w:numPr>
-          <w:ilvl w:val="0"/>
-          <w:numId w:val="0"/>
-        </w:numPr>
-        <w:rPr>
-          <w:rFonts w:hint="default"/>
-          <w:lang w:val="en-US"/>
-        </w:rPr>
-      </w:pPr>
-    </w:p>
-    <w:p>
-      <w:pPr>
-        <w:numPr>
-          <w:ilvl w:val="0"/>
-          <w:numId w:val="0"/>
-        </w:numPr>
-        <w:rPr>
-          <w:rFonts w:hint="default"/>
-          <w:lang w:val="en-US"/>
-        </w:rPr>
-      </w:pPr>
-    </w:p>
-    <w:p>
-      <w:pPr>
-        <w:numPr>
-          <w:ilvl w:val="0"/>
-          <w:numId w:val="0"/>
-        </w:numPr>
-        <w:rPr>
-          <w:rFonts w:hint="default"/>
-          <w:lang w:val="en-US"/>
-        </w:rPr>
-      </w:pPr>
-    </w:p>
-    <w:p>
-      <w:pPr>
-        <w:numPr>
-          <w:ilvl w:val="0"/>
-          <w:numId w:val="0"/>
-        </w:numPr>
-        <w:rPr>
-          <w:rFonts w:hint="default"/>
-          <w:lang w:val="en-US"/>
-        </w:rPr>
-      </w:pPr>
-    </w:p>
-    <w:p>
-      <w:pPr>
-        <w:numPr>
-          <w:ilvl w:val="0"/>
-          <w:numId w:val="0"/>
-        </w:numPr>
-        <w:rPr>
-          <w:rFonts w:hint="default"/>
-          <w:lang w:val="en-US"/>
-        </w:rPr>
-      </w:pPr>
-    </w:p>
-    <w:p>
-      <w:pPr>
-        <w:numPr>
-          <w:ilvl w:val="0"/>
-          <w:numId w:val="0"/>
-        </w:numPr>
-        <w:rPr>
-          <w:rFonts w:hint="default"/>
-          <w:lang w:val="en-US"/>
-        </w:rPr>
-      </w:pPr>
-    </w:p>
-    <w:p>
-      <w:pPr>
-        <w:numPr>
-          <w:ilvl w:val="0"/>
-          <w:numId w:val="0"/>
-        </w:numPr>
-        <w:rPr>
-          <w:rFonts w:hint="default"/>
-          <w:lang w:val="en-US"/>
-        </w:rPr>
-      </w:pPr>
-    </w:p>
-    <w:p>
-      <w:pPr>
-        <w:numPr>
-          <w:ilvl w:val="0"/>
           <w:numId w:val="0"/>
         </w:numPr>
         <w:pBdr>
           <w:bottom w:val="single" w:color="auto" w:sz="4" w:space="0"/>
         </w:pBdr>
+      </w:pPr>
+    </w:p>
+    <w:p>
+      <w:pPr>
+        <w:numPr>
+          <w:ilvl w:val="0"/>
+          <w:numId w:val="0"/>
+        </w:numPr>
+        <w:rPr>
+          <w:rFonts w:hint="default"/>
+          <w:lang w:val="en-US"/>
+        </w:rPr>
+      </w:pPr>
+    </w:p>
+    <w:p>
+      <w:pPr>
+        <w:numPr>
+          <w:ilvl w:val="0"/>
+          <w:numId w:val="1"/>
+        </w:numPr>
+        <w:ind w:left="0" w:leftChars="0" w:firstLine="0" w:firstLineChars="0"/>
+        <w:rPr>
+          <w:rFonts w:hint="default"/>
+          <w:lang w:val="en-US"/>
+        </w:rPr>
+      </w:pPr>
+    </w:p>
+    <w:p>
+      <w:pPr>
+        <w:numPr>
+          <w:ilvl w:val="0"/>
+          <w:numId w:val="0"/>
+        </w:numPr>
+      </w:pPr>
+      <w:r>
+        <w:drawing>
+          <wp:inline distT="0" distB="0" distL="114300" distR="114300">
+            <wp:extent cx="3232785" cy="3300730"/>
+            <wp:effectExtent l="0" t="0" r="13335" b="6350"/>
+            <wp:docPr id="57" name="Picture 24"/>
+            <wp:cNvGraphicFramePr>
+              <a:graphicFrameLocks xmlns:a="http://schemas.openxmlformats.org/drawingml/2006/main" noChangeAspect="1"/>
+            </wp:cNvGraphicFramePr>
+            <a:graphic xmlns:a="http://schemas.openxmlformats.org/drawingml/2006/main">
+              <a:graphicData uri="http://schemas.openxmlformats.org/drawingml/2006/picture">
+                <pic:pic xmlns:pic="http://schemas.openxmlformats.org/drawingml/2006/picture">
+                  <pic:nvPicPr>
+                    <pic:cNvPr id="57" name="Picture 24"/>
+                    <pic:cNvPicPr>
+                      <a:picLocks noChangeAspect="1"/>
+                    </pic:cNvPicPr>
+                  </pic:nvPicPr>
+                  <pic:blipFill>
+                    <a:blip r:embed="rId53"/>
+                    <a:stretch>
+                      <a:fillRect/>
+                    </a:stretch>
+                  </pic:blipFill>
+                  <pic:spPr>
+                    <a:xfrm>
+                      <a:off x="0" y="0"/>
+                      <a:ext cx="3232785" cy="3300730"/>
+                    </a:xfrm>
+                    <a:prstGeom prst="rect">
+                      <a:avLst/>
+                    </a:prstGeom>
+                    <a:noFill/>
+                    <a:ln>
+                      <a:noFill/>
+                    </a:ln>
+                  </pic:spPr>
+                </pic:pic>
+              </a:graphicData>
+            </a:graphic>
+          </wp:inline>
+        </w:drawing>
+      </w:r>
+    </w:p>
+    <w:p>
+      <w:pPr>
+        <w:numPr>
+          <w:ilvl w:val="0"/>
+          <w:numId w:val="0"/>
+        </w:numPr>
+      </w:pPr>
+    </w:p>
+    <w:p>
+      <w:pPr>
+        <w:numPr>
+          <w:ilvl w:val="0"/>
+          <w:numId w:val="1"/>
+        </w:numPr>
+        <w:ind w:left="0" w:leftChars="0" w:firstLine="0" w:firstLineChars="0"/>
+        <w:rPr>
+          <w:rFonts w:hint="default"/>
+          <w:lang w:val="en-US"/>
+        </w:rPr>
+      </w:pPr>
+    </w:p>
+    <w:p>
+      <w:pPr>
+        <w:numPr>
+          <w:ilvl w:val="0"/>
+          <w:numId w:val="0"/>
+        </w:numPr>
+      </w:pPr>
+      <w:r>
+        <w:drawing>
+          <wp:inline distT="0" distB="0" distL="114300" distR="114300">
+            <wp:extent cx="3326765" cy="3169920"/>
+            <wp:effectExtent l="0" t="0" r="10795" b="0"/>
+            <wp:docPr id="58" name="Picture 25"/>
+            <wp:cNvGraphicFramePr>
+              <a:graphicFrameLocks xmlns:a="http://schemas.openxmlformats.org/drawingml/2006/main" noChangeAspect="1"/>
+            </wp:cNvGraphicFramePr>
+            <a:graphic xmlns:a="http://schemas.openxmlformats.org/drawingml/2006/main">
+              <a:graphicData uri="http://schemas.openxmlformats.org/drawingml/2006/picture">
+                <pic:pic xmlns:pic="http://schemas.openxmlformats.org/drawingml/2006/picture">
+                  <pic:nvPicPr>
+                    <pic:cNvPr id="58" name="Picture 25"/>
+                    <pic:cNvPicPr>
+                      <a:picLocks noChangeAspect="1"/>
+                    </pic:cNvPicPr>
+                  </pic:nvPicPr>
+                  <pic:blipFill>
+                    <a:blip r:embed="rId54"/>
+                    <a:stretch>
+                      <a:fillRect/>
+                    </a:stretch>
+                  </pic:blipFill>
+                  <pic:spPr>
+                    <a:xfrm>
+                      <a:off x="0" y="0"/>
+                      <a:ext cx="3326765" cy="3169920"/>
+                    </a:xfrm>
+                    <a:prstGeom prst="rect">
+                      <a:avLst/>
+                    </a:prstGeom>
+                    <a:noFill/>
+                    <a:ln>
+                      <a:noFill/>
+                    </a:ln>
+                  </pic:spPr>
+                </pic:pic>
+              </a:graphicData>
+            </a:graphic>
+          </wp:inline>
+        </w:drawing>
+      </w:r>
+    </w:p>
+    <w:p>
+      <w:pPr>
+        <w:numPr>
+          <w:ilvl w:val="0"/>
+          <w:numId w:val="0"/>
+        </w:numPr>
+      </w:pPr>
+      <w:r>
+        <w:drawing>
+          <wp:inline distT="0" distB="0" distL="114300" distR="114300">
+            <wp:extent cx="5271770" cy="1093470"/>
+            <wp:effectExtent l="0" t="0" r="1270" b="3810"/>
+            <wp:docPr id="59" name="Picture 26"/>
+            <wp:cNvGraphicFramePr>
+              <a:graphicFrameLocks xmlns:a="http://schemas.openxmlformats.org/drawingml/2006/main" noChangeAspect="1"/>
+            </wp:cNvGraphicFramePr>
+            <a:graphic xmlns:a="http://schemas.openxmlformats.org/drawingml/2006/main">
+              <a:graphicData uri="http://schemas.openxmlformats.org/drawingml/2006/picture">
+                <pic:pic xmlns:pic="http://schemas.openxmlformats.org/drawingml/2006/picture">
+                  <pic:nvPicPr>
+                    <pic:cNvPr id="59" name="Picture 26"/>
+                    <pic:cNvPicPr>
+                      <a:picLocks noChangeAspect="1"/>
+                    </pic:cNvPicPr>
+                  </pic:nvPicPr>
+                  <pic:blipFill>
+                    <a:blip r:embed="rId55"/>
+                    <a:stretch>
+                      <a:fillRect/>
+                    </a:stretch>
+                  </pic:blipFill>
+                  <pic:spPr>
+                    <a:xfrm>
+                      <a:off x="0" y="0"/>
+                      <a:ext cx="5271770" cy="1093470"/>
+                    </a:xfrm>
+                    <a:prstGeom prst="rect">
+                      <a:avLst/>
+                    </a:prstGeom>
+                    <a:noFill/>
+                    <a:ln>
+                      <a:noFill/>
+                    </a:ln>
+                  </pic:spPr>
+                </pic:pic>
+              </a:graphicData>
+            </a:graphic>
+          </wp:inline>
+        </w:drawing>
+      </w:r>
+    </w:p>
+    <w:p>
+      <w:pPr>
+        <w:numPr>
+          <w:ilvl w:val="0"/>
+          <w:numId w:val="0"/>
+        </w:numPr>
+      </w:pPr>
+    </w:p>
+    <w:p>
+      <w:pPr>
+        <w:numPr>
+          <w:ilvl w:val="0"/>
+          <w:numId w:val="0"/>
+        </w:numPr>
+      </w:pPr>
+    </w:p>
+    <w:p>
+      <w:pPr>
+        <w:numPr>
+          <w:ilvl w:val="0"/>
+          <w:numId w:val="0"/>
+        </w:numPr>
+      </w:pPr>
+    </w:p>
+    <w:p>
+      <w:pPr>
+        <w:numPr>
+          <w:ilvl w:val="0"/>
+          <w:numId w:val="1"/>
+        </w:numPr>
+        <w:ind w:left="0" w:leftChars="0" w:firstLine="0" w:firstLineChars="0"/>
+        <w:rPr>
+          <w:rFonts w:hint="default"/>
+          <w:lang w:val="en-US"/>
+        </w:rPr>
+      </w:pPr>
+    </w:p>
+    <w:p>
+      <w:pPr>
+        <w:numPr>
+          <w:ilvl w:val="0"/>
+          <w:numId w:val="0"/>
+        </w:numPr>
+      </w:pPr>
+      <w:r>
+        <w:drawing>
+          <wp:inline distT="0" distB="0" distL="114300" distR="114300">
+            <wp:extent cx="1790065" cy="3304540"/>
+            <wp:effectExtent l="0" t="0" r="8255" b="2540"/>
+            <wp:docPr id="60" name="Picture 27"/>
+            <wp:cNvGraphicFramePr>
+              <a:graphicFrameLocks xmlns:a="http://schemas.openxmlformats.org/drawingml/2006/main" noChangeAspect="1"/>
+            </wp:cNvGraphicFramePr>
+            <a:graphic xmlns:a="http://schemas.openxmlformats.org/drawingml/2006/main">
+              <a:graphicData uri="http://schemas.openxmlformats.org/drawingml/2006/picture">
+                <pic:pic xmlns:pic="http://schemas.openxmlformats.org/drawingml/2006/picture">
+                  <pic:nvPicPr>
+                    <pic:cNvPr id="60" name="Picture 27"/>
+                    <pic:cNvPicPr>
+                      <a:picLocks noChangeAspect="1"/>
+                    </pic:cNvPicPr>
+                  </pic:nvPicPr>
+                  <pic:blipFill>
+                    <a:blip r:embed="rId56"/>
+                    <a:stretch>
+                      <a:fillRect/>
+                    </a:stretch>
+                  </pic:blipFill>
+                  <pic:spPr>
+                    <a:xfrm>
+                      <a:off x="0" y="0"/>
+                      <a:ext cx="1790065" cy="3304540"/>
+                    </a:xfrm>
+                    <a:prstGeom prst="rect">
+                      <a:avLst/>
+                    </a:prstGeom>
+                    <a:noFill/>
+                    <a:ln>
+                      <a:noFill/>
+                    </a:ln>
+                  </pic:spPr>
+                </pic:pic>
+              </a:graphicData>
+            </a:graphic>
+          </wp:inline>
+        </w:drawing>
+      </w:r>
+    </w:p>
+    <w:p>
+      <w:pPr>
+        <w:numPr>
+          <w:ilvl w:val="0"/>
+          <w:numId w:val="0"/>
+        </w:numPr>
+      </w:pPr>
+    </w:p>
+    <w:p>
+      <w:pPr>
+        <w:numPr>
+          <w:ilvl w:val="0"/>
+          <w:numId w:val="1"/>
+        </w:numPr>
+        <w:ind w:left="0" w:leftChars="0" w:firstLine="0" w:firstLineChars="0"/>
+        <w:rPr>
+          <w:rFonts w:hint="default"/>
+          <w:lang w:val="en-US"/>
+        </w:rPr>
+      </w:pPr>
+    </w:p>
+    <w:p>
+      <w:pPr>
+        <w:numPr>
+          <w:ilvl w:val="0"/>
+          <w:numId w:val="0"/>
+        </w:numPr>
+      </w:pPr>
+      <w:r>
+        <w:drawing>
+          <wp:inline distT="0" distB="0" distL="114300" distR="114300">
+            <wp:extent cx="3007995" cy="1524000"/>
+            <wp:effectExtent l="0" t="0" r="9525" b="0"/>
+            <wp:docPr id="61" name="Picture 28"/>
+            <wp:cNvGraphicFramePr>
+              <a:graphicFrameLocks xmlns:a="http://schemas.openxmlformats.org/drawingml/2006/main" noChangeAspect="1"/>
+            </wp:cNvGraphicFramePr>
+            <a:graphic xmlns:a="http://schemas.openxmlformats.org/drawingml/2006/main">
+              <a:graphicData uri="http://schemas.openxmlformats.org/drawingml/2006/picture">
+                <pic:pic xmlns:pic="http://schemas.openxmlformats.org/drawingml/2006/picture">
+                  <pic:nvPicPr>
+                    <pic:cNvPr id="61" name="Picture 28"/>
+                    <pic:cNvPicPr>
+                      <a:picLocks noChangeAspect="1"/>
+                    </pic:cNvPicPr>
+                  </pic:nvPicPr>
+                  <pic:blipFill>
+                    <a:blip r:embed="rId57"/>
+                    <a:stretch>
+                      <a:fillRect/>
+                    </a:stretch>
+                  </pic:blipFill>
+                  <pic:spPr>
+                    <a:xfrm>
+                      <a:off x="0" y="0"/>
+                      <a:ext cx="3007995" cy="1524000"/>
+                    </a:xfrm>
+                    <a:prstGeom prst="rect">
+                      <a:avLst/>
+                    </a:prstGeom>
+                    <a:noFill/>
+                    <a:ln>
+                      <a:noFill/>
+                    </a:ln>
+                  </pic:spPr>
+                </pic:pic>
+              </a:graphicData>
+            </a:graphic>
+          </wp:inline>
+        </w:drawing>
+      </w:r>
+    </w:p>
+    <w:p>
+      <w:pPr>
+        <w:numPr>
+          <w:ilvl w:val="0"/>
+          <w:numId w:val="0"/>
+        </w:numPr>
+      </w:pPr>
+    </w:p>
+    <w:p>
+      <w:pPr>
+        <w:numPr>
+          <w:ilvl w:val="0"/>
+          <w:numId w:val="1"/>
+        </w:numPr>
+        <w:ind w:left="0" w:leftChars="0" w:firstLine="0" w:firstLineChars="0"/>
+        <w:rPr>
+          <w:rFonts w:hint="default"/>
+          <w:lang w:val="en-US"/>
+        </w:rPr>
+      </w:pPr>
+    </w:p>
+    <w:p>
+      <w:pPr>
+        <w:numPr>
+          <w:ilvl w:val="0"/>
+          <w:numId w:val="0"/>
+        </w:numPr>
+      </w:pPr>
+      <w:r>
+        <w:drawing>
+          <wp:inline distT="0" distB="0" distL="114300" distR="114300">
+            <wp:extent cx="2974340" cy="2955290"/>
+            <wp:effectExtent l="0" t="0" r="12700" b="1270"/>
+            <wp:docPr id="62" name="Picture 29"/>
+            <wp:cNvGraphicFramePr>
+              <a:graphicFrameLocks xmlns:a="http://schemas.openxmlformats.org/drawingml/2006/main" noChangeAspect="1"/>
+            </wp:cNvGraphicFramePr>
+            <a:graphic xmlns:a="http://schemas.openxmlformats.org/drawingml/2006/main">
+              <a:graphicData uri="http://schemas.openxmlformats.org/drawingml/2006/picture">
+                <pic:pic xmlns:pic="http://schemas.openxmlformats.org/drawingml/2006/picture">
+                  <pic:nvPicPr>
+                    <pic:cNvPr id="62" name="Picture 29"/>
+                    <pic:cNvPicPr>
+                      <a:picLocks noChangeAspect="1"/>
+                    </pic:cNvPicPr>
+                  </pic:nvPicPr>
+                  <pic:blipFill>
+                    <a:blip r:embed="rId58"/>
+                    <a:stretch>
+                      <a:fillRect/>
+                    </a:stretch>
+                  </pic:blipFill>
+                  <pic:spPr>
+                    <a:xfrm>
+                      <a:off x="0" y="0"/>
+                      <a:ext cx="2974340" cy="2955290"/>
+                    </a:xfrm>
+                    <a:prstGeom prst="rect">
+                      <a:avLst/>
+                    </a:prstGeom>
+                    <a:noFill/>
+                    <a:ln>
+                      <a:noFill/>
+                    </a:ln>
+                  </pic:spPr>
+                </pic:pic>
+              </a:graphicData>
+            </a:graphic>
+          </wp:inline>
+        </w:drawing>
+      </w:r>
+    </w:p>
+    <w:p>
+      <w:pPr>
+        <w:numPr>
+          <w:ilvl w:val="0"/>
+          <w:numId w:val="0"/>
+        </w:numPr>
+      </w:pPr>
+    </w:p>
+    <w:p>
+      <w:pPr>
+        <w:numPr>
+          <w:ilvl w:val="0"/>
+          <w:numId w:val="1"/>
+        </w:numPr>
+        <w:ind w:left="0" w:leftChars="0" w:firstLine="0" w:firstLineChars="0"/>
+        <w:rPr>
+          <w:rFonts w:hint="default"/>
+          <w:lang w:val="en-US"/>
+        </w:rPr>
+      </w:pPr>
+    </w:p>
+    <w:p>
+      <w:pPr>
+        <w:numPr>
+          <w:ilvl w:val="0"/>
+          <w:numId w:val="0"/>
+        </w:numPr>
+      </w:pPr>
+      <w:r>
+        <w:drawing>
+          <wp:inline distT="0" distB="0" distL="114300" distR="114300">
+            <wp:extent cx="2568575" cy="3032760"/>
+            <wp:effectExtent l="0" t="0" r="6985" b="0"/>
+            <wp:docPr id="63" name="Picture 30"/>
+            <wp:cNvGraphicFramePr>
+              <a:graphicFrameLocks xmlns:a="http://schemas.openxmlformats.org/drawingml/2006/main" noChangeAspect="1"/>
+            </wp:cNvGraphicFramePr>
+            <a:graphic xmlns:a="http://schemas.openxmlformats.org/drawingml/2006/main">
+              <a:graphicData uri="http://schemas.openxmlformats.org/drawingml/2006/picture">
+                <pic:pic xmlns:pic="http://schemas.openxmlformats.org/drawingml/2006/picture">
+                  <pic:nvPicPr>
+                    <pic:cNvPr id="63" name="Picture 30"/>
+                    <pic:cNvPicPr>
+                      <a:picLocks noChangeAspect="1"/>
+                    </pic:cNvPicPr>
+                  </pic:nvPicPr>
+                  <pic:blipFill>
+                    <a:blip r:embed="rId59"/>
+                    <a:stretch>
+                      <a:fillRect/>
+                    </a:stretch>
+                  </pic:blipFill>
+                  <pic:spPr>
+                    <a:xfrm>
+                      <a:off x="0" y="0"/>
+                      <a:ext cx="2568575" cy="3032760"/>
+                    </a:xfrm>
+                    <a:prstGeom prst="rect">
+                      <a:avLst/>
+                    </a:prstGeom>
+                    <a:noFill/>
+                    <a:ln>
+                      <a:noFill/>
+                    </a:ln>
+                  </pic:spPr>
+                </pic:pic>
+              </a:graphicData>
+            </a:graphic>
+          </wp:inline>
+        </w:drawing>
+      </w:r>
+    </w:p>
+    <w:p>
+      <w:pPr>
+        <w:numPr>
+          <w:ilvl w:val="0"/>
+          <w:numId w:val="0"/>
+        </w:numPr>
+      </w:pPr>
+    </w:p>
+    <w:p>
+      <w:pPr>
+        <w:numPr>
+          <w:ilvl w:val="0"/>
+          <w:numId w:val="1"/>
+        </w:numPr>
+        <w:ind w:left="0" w:leftChars="0" w:firstLine="0" w:firstLineChars="0"/>
+        <w:rPr>
+          <w:rFonts w:hint="default"/>
+          <w:lang w:val="en-US"/>
+        </w:rPr>
+      </w:pPr>
+    </w:p>
+    <w:p>
+      <w:pPr>
+        <w:numPr>
+          <w:ilvl w:val="0"/>
+          <w:numId w:val="0"/>
+        </w:numPr>
+        <w:rPr>
+          <w:rFonts w:hint="default"/>
+          <w:lang w:val="en-US"/>
+        </w:rPr>
+      </w:pPr>
+      <w:bookmarkStart w:id="0" w:name="_GoBack"/>
+      <w:bookmarkEnd w:id="0"/>
+    </w:p>
+    <w:p>
+      <w:pPr>
+        <w:numPr>
+          <w:ilvl w:val="0"/>
+          <w:numId w:val="0"/>
+        </w:numPr>
+        <w:rPr>
+          <w:rFonts w:hint="default"/>
+          <w:lang w:val="en-US"/>
+        </w:rPr>
+      </w:pPr>
+    </w:p>
+    <w:p>
+      <w:pPr>
+        <w:numPr>
+          <w:ilvl w:val="0"/>
+          <w:numId w:val="0"/>
+        </w:numPr>
+        <w:rPr>
+          <w:rFonts w:hint="default"/>
+          <w:lang w:val="en-US"/>
+        </w:rPr>
+      </w:pPr>
+    </w:p>
+    <w:p>
+      <w:pPr>
+        <w:numPr>
+          <w:ilvl w:val="0"/>
+          <w:numId w:val="0"/>
+        </w:numPr>
+        <w:rPr>
+          <w:rFonts w:hint="default"/>
+          <w:lang w:val="en-US"/>
+        </w:rPr>
+      </w:pPr>
+    </w:p>
+    <w:p>
+      <w:pPr>
+        <w:numPr>
+          <w:ilvl w:val="0"/>
+          <w:numId w:val="0"/>
+        </w:numPr>
+        <w:rPr>
+          <w:rFonts w:hint="default"/>
+          <w:lang w:val="en-US"/>
+        </w:rPr>
+      </w:pPr>
+    </w:p>
+    <w:p>
+      <w:pPr>
+        <w:numPr>
+          <w:ilvl w:val="0"/>
+          <w:numId w:val="0"/>
+        </w:numPr>
+        <w:rPr>
+          <w:rFonts w:hint="default"/>
+          <w:lang w:val="en-US"/>
+        </w:rPr>
+      </w:pPr>
+    </w:p>
+    <w:p>
+      <w:pPr>
+        <w:numPr>
+          <w:ilvl w:val="0"/>
+          <w:numId w:val="0"/>
+        </w:numPr>
+        <w:rPr>
+          <w:rFonts w:hint="default"/>
+          <w:lang w:val="en-US"/>
+        </w:rPr>
+      </w:pPr>
+    </w:p>
+    <w:p>
+      <w:pPr>
+        <w:numPr>
+          <w:ilvl w:val="0"/>
+          <w:numId w:val="0"/>
+        </w:numPr>
+        <w:rPr>
+          <w:rFonts w:hint="default"/>
+          <w:lang w:val="en-US"/>
+        </w:rPr>
+      </w:pPr>
+    </w:p>
+    <w:p>
+      <w:pPr>
+        <w:numPr>
+          <w:ilvl w:val="0"/>
+          <w:numId w:val="0"/>
+        </w:numPr>
+        <w:rPr>
+          <w:rFonts w:hint="default"/>
+          <w:lang w:val="en-US"/>
+        </w:rPr>
+      </w:pPr>
+    </w:p>
+    <w:p>
+      <w:pPr>
+        <w:numPr>
+          <w:ilvl w:val="0"/>
+          <w:numId w:val="0"/>
+        </w:numPr>
+        <w:rPr>
+          <w:rFonts w:hint="default"/>
+          <w:lang w:val="en-US"/>
+        </w:rPr>
+      </w:pPr>
+    </w:p>
+    <w:p>
+      <w:pPr>
+        <w:numPr>
+          <w:ilvl w:val="0"/>
+          <w:numId w:val="0"/>
+        </w:numPr>
+        <w:rPr>
+          <w:rFonts w:hint="default"/>
+          <w:lang w:val="en-US"/>
+        </w:rPr>
+      </w:pPr>
+    </w:p>
+    <w:p>
+      <w:pPr>
+        <w:numPr>
+          <w:ilvl w:val="0"/>
+          <w:numId w:val="0"/>
+        </w:numPr>
+        <w:rPr>
+          <w:rFonts w:hint="default"/>
+          <w:lang w:val="en-US"/>
+        </w:rPr>
+      </w:pPr>
+    </w:p>
+    <w:p>
+      <w:pPr>
+        <w:numPr>
+          <w:ilvl w:val="0"/>
+          <w:numId w:val="0"/>
+        </w:numPr>
+        <w:rPr>
+          <w:rFonts w:hint="default"/>
+          <w:lang w:val="en-US"/>
+        </w:rPr>
+      </w:pPr>
+    </w:p>
+    <w:p>
+      <w:pPr>
+        <w:numPr>
+          <w:ilvl w:val="0"/>
+          <w:numId w:val="0"/>
+        </w:numPr>
+        <w:rPr>
+          <w:rFonts w:hint="default"/>
+          <w:lang w:val="en-US"/>
+        </w:rPr>
+      </w:pPr>
+    </w:p>
+    <w:p>
+      <w:pPr>
+        <w:numPr>
+          <w:ilvl w:val="0"/>
+          <w:numId w:val="0"/>
+        </w:numPr>
+        <w:rPr>
+          <w:rFonts w:hint="default"/>
+          <w:lang w:val="en-US"/>
+        </w:rPr>
+      </w:pPr>
+    </w:p>
+    <w:p>
+      <w:pPr>
+        <w:numPr>
+          <w:ilvl w:val="0"/>
+          <w:numId w:val="0"/>
+        </w:numPr>
+        <w:rPr>
+          <w:rFonts w:hint="default"/>
+          <w:lang w:val="en-US"/>
+        </w:rPr>
+      </w:pPr>
+    </w:p>
+    <w:p>
+      <w:pPr>
+        <w:numPr>
+          <w:ilvl w:val="0"/>
+          <w:numId w:val="0"/>
+        </w:numPr>
+        <w:rPr>
+          <w:rFonts w:hint="default"/>
+          <w:lang w:val="en-US"/>
+        </w:rPr>
+      </w:pPr>
+    </w:p>
+    <w:p>
+      <w:pPr>
+        <w:numPr>
+          <w:ilvl w:val="0"/>
+          <w:numId w:val="0"/>
+        </w:numPr>
+        <w:rPr>
+          <w:rFonts w:hint="default"/>
+          <w:lang w:val="en-US"/>
+        </w:rPr>
+      </w:pPr>
+    </w:p>
+    <w:p>
+      <w:pPr>
+        <w:numPr>
+          <w:ilvl w:val="0"/>
+          <w:numId w:val="0"/>
+        </w:numPr>
+        <w:rPr>
+          <w:rFonts w:hint="default"/>
+          <w:lang w:val="en-US"/>
+        </w:rPr>
+      </w:pPr>
+    </w:p>
+    <w:p>
+      <w:pPr>
+        <w:numPr>
+          <w:ilvl w:val="0"/>
+          <w:numId w:val="0"/>
+        </w:numPr>
+        <w:rPr>
+          <w:rFonts w:hint="default"/>
+          <w:lang w:val="en-US"/>
+        </w:rPr>
+      </w:pPr>
+    </w:p>
+    <w:p>
+      <w:pPr>
+        <w:numPr>
+          <w:ilvl w:val="0"/>
+          <w:numId w:val="0"/>
+        </w:numPr>
+        <w:rPr>
+          <w:rFonts w:hint="default"/>
+          <w:lang w:val="en-US"/>
+        </w:rPr>
+      </w:pPr>
+    </w:p>
+    <w:p>
+      <w:pPr>
+        <w:numPr>
+          <w:ilvl w:val="0"/>
+          <w:numId w:val="0"/>
+        </w:numPr>
+        <w:rPr>
+          <w:rFonts w:hint="default"/>
+          <w:lang w:val="en-US"/>
+        </w:rPr>
+      </w:pPr>
+    </w:p>
+    <w:p>
+      <w:pPr>
+        <w:numPr>
+          <w:ilvl w:val="0"/>
+          <w:numId w:val="0"/>
+        </w:numPr>
+        <w:rPr>
+          <w:rFonts w:hint="default"/>
+          <w:lang w:val="en-US"/>
+        </w:rPr>
+      </w:pPr>
+    </w:p>
+    <w:p>
+      <w:pPr>
+        <w:numPr>
+          <w:ilvl w:val="0"/>
+          <w:numId w:val="0"/>
+        </w:numPr>
+        <w:rPr>
+          <w:rFonts w:hint="default"/>
+          <w:lang w:val="en-US"/>
+        </w:rPr>
+      </w:pPr>
+    </w:p>
+    <w:p>
+      <w:pPr>
+        <w:numPr>
+          <w:ilvl w:val="0"/>
+          <w:numId w:val="0"/>
+        </w:numPr>
+        <w:rPr>
+          <w:rFonts w:hint="default"/>
+          <w:lang w:val="en-US"/>
+        </w:rPr>
+      </w:pPr>
+    </w:p>
+    <w:p>
+      <w:pPr>
+        <w:numPr>
+          <w:ilvl w:val="0"/>
+          <w:numId w:val="0"/>
+        </w:numPr>
+        <w:rPr>
+          <w:rFonts w:hint="default"/>
+          <w:lang w:val="en-US"/>
+        </w:rPr>
+      </w:pPr>
+    </w:p>
+    <w:p>
+      <w:pPr>
+        <w:numPr>
+          <w:ilvl w:val="0"/>
+          <w:numId w:val="0"/>
+        </w:numPr>
+        <w:rPr>
+          <w:rFonts w:hint="default"/>
+          <w:lang w:val="en-US"/>
+        </w:rPr>
+      </w:pPr>
+    </w:p>
+    <w:p>
+      <w:pPr>
+        <w:numPr>
+          <w:ilvl w:val="0"/>
+          <w:numId w:val="0"/>
+        </w:numPr>
+        <w:rPr>
+          <w:rFonts w:hint="default"/>
+          <w:lang w:val="en-US"/>
+        </w:rPr>
+      </w:pPr>
+    </w:p>
+    <w:p>
+      <w:pPr>
+        <w:numPr>
+          <w:ilvl w:val="0"/>
+          <w:numId w:val="0"/>
+        </w:numPr>
+        <w:rPr>
+          <w:rFonts w:hint="default"/>
+          <w:lang w:val="en-US"/>
+        </w:rPr>
+      </w:pPr>
+    </w:p>
+    <w:p>
+      <w:pPr>
+        <w:numPr>
+          <w:ilvl w:val="0"/>
+          <w:numId w:val="0"/>
+        </w:numPr>
+        <w:rPr>
+          <w:rFonts w:hint="default"/>
+          <w:lang w:val="en-US"/>
+        </w:rPr>
+      </w:pPr>
+    </w:p>
+    <w:p>
+      <w:pPr>
+        <w:numPr>
+          <w:ilvl w:val="0"/>
+          <w:numId w:val="0"/>
+        </w:numPr>
+        <w:rPr>
+          <w:rFonts w:hint="default"/>
+          <w:lang w:val="en-US"/>
+        </w:rPr>
+      </w:pPr>
+    </w:p>
+    <w:p>
+      <w:pPr>
+        <w:numPr>
+          <w:ilvl w:val="0"/>
+          <w:numId w:val="0"/>
+        </w:numPr>
+        <w:rPr>
+          <w:rFonts w:hint="default"/>
+          <w:lang w:val="en-US"/>
+        </w:rPr>
+      </w:pPr>
+    </w:p>
+    <w:p>
+      <w:pPr>
+        <w:numPr>
+          <w:ilvl w:val="0"/>
+          <w:numId w:val="0"/>
+        </w:numPr>
+        <w:pBdr>
+          <w:bottom w:val="single" w:color="auto" w:sz="4" w:space="0"/>
+        </w:pBdr>
         <w:rPr>
           <w:rFonts w:hint="default"/>
           <w:lang w:val="en-US"/>
@@ -4649,7 +5099,7 @@
                     </pic:cNvPicPr>
                   </pic:nvPicPr>
                   <pic:blipFill>
-                    <a:blip r:embed="rId53"/>
+                    <a:blip r:embed="rId60"/>
                     <a:stretch>
                       <a:fillRect/>
                     </a:stretch>
@@ -4699,7 +5149,7 @@
                     </pic:cNvPicPr>
                   </pic:nvPicPr>
                   <pic:blipFill>
-                    <a:blip r:embed="rId54"/>
+                    <a:blip r:embed="rId61"/>
                     <a:stretch>
                       <a:fillRect/>
                     </a:stretch>

--- a/In java.docx
+++ b/In java.docx
@@ -4655,6 +4655,553 @@
           <w:ilvl w:val="0"/>
           <w:numId w:val="0"/>
         </w:numPr>
+      </w:pPr>
+      <w:r>
+        <w:drawing>
+          <wp:inline distT="0" distB="0" distL="114300" distR="114300">
+            <wp:extent cx="2473325" cy="3335020"/>
+            <wp:effectExtent l="0" t="0" r="10795" b="2540"/>
+            <wp:docPr id="64" name="Picture 31"/>
+            <wp:cNvGraphicFramePr>
+              <a:graphicFrameLocks xmlns:a="http://schemas.openxmlformats.org/drawingml/2006/main" noChangeAspect="1"/>
+            </wp:cNvGraphicFramePr>
+            <a:graphic xmlns:a="http://schemas.openxmlformats.org/drawingml/2006/main">
+              <a:graphicData uri="http://schemas.openxmlformats.org/drawingml/2006/picture">
+                <pic:pic xmlns:pic="http://schemas.openxmlformats.org/drawingml/2006/picture">
+                  <pic:nvPicPr>
+                    <pic:cNvPr id="64" name="Picture 31"/>
+                    <pic:cNvPicPr>
+                      <a:picLocks noChangeAspect="1"/>
+                    </pic:cNvPicPr>
+                  </pic:nvPicPr>
+                  <pic:blipFill>
+                    <a:blip r:embed="rId60"/>
+                    <a:stretch>
+                      <a:fillRect/>
+                    </a:stretch>
+                  </pic:blipFill>
+                  <pic:spPr>
+                    <a:xfrm>
+                      <a:off x="0" y="0"/>
+                      <a:ext cx="2473325" cy="3335020"/>
+                    </a:xfrm>
+                    <a:prstGeom prst="rect">
+                      <a:avLst/>
+                    </a:prstGeom>
+                    <a:noFill/>
+                    <a:ln>
+                      <a:noFill/>
+                    </a:ln>
+                  </pic:spPr>
+                </pic:pic>
+              </a:graphicData>
+            </a:graphic>
+          </wp:inline>
+        </w:drawing>
+      </w:r>
+    </w:p>
+    <w:p>
+      <w:pPr>
+        <w:numPr>
+          <w:ilvl w:val="0"/>
+          <w:numId w:val="0"/>
+        </w:numPr>
+      </w:pPr>
+    </w:p>
+    <w:p>
+      <w:pPr>
+        <w:numPr>
+          <w:ilvl w:val="0"/>
+          <w:numId w:val="1"/>
+        </w:numPr>
+        <w:ind w:left="0" w:leftChars="0" w:firstLine="0" w:firstLineChars="0"/>
+        <w:rPr>
+          <w:rFonts w:hint="default"/>
+          <w:lang w:val="en-US"/>
+        </w:rPr>
+      </w:pPr>
+      <w:r>
+        <w:rPr>
+          <w:rFonts w:hint="default"/>
+          <w:lang w:val="en-US"/>
+        </w:rPr>
+        <w:t>Java có nhận diện được 1 class (dependency) ở giai đoạn compile không? Nếu không thì dependency đó phải ở scope compile</w:t>
+      </w:r>
+    </w:p>
+    <w:p>
+      <w:pPr>
+        <w:numPr>
+          <w:numId w:val="0"/>
+        </w:numPr>
+        <w:rPr>
+          <w:rFonts w:hint="default"/>
+          <w:lang w:val="en-US"/>
+        </w:rPr>
+      </w:pPr>
+    </w:p>
+    <w:p>
+      <w:pPr>
+        <w:numPr>
+          <w:numId w:val="0"/>
+        </w:numPr>
+        <w:rPr>
+          <w:rFonts w:hint="default"/>
+          <w:lang w:val="en-US"/>
+        </w:rPr>
+      </w:pPr>
+    </w:p>
+    <w:p>
+      <w:pPr>
+        <w:numPr>
+          <w:numId w:val="0"/>
+        </w:numPr>
+        <w:rPr>
+          <w:rFonts w:hint="default"/>
+          <w:lang w:val="en-US"/>
+        </w:rPr>
+      </w:pPr>
+    </w:p>
+    <w:p>
+      <w:pPr>
+        <w:numPr>
+          <w:numId w:val="0"/>
+        </w:numPr>
+        <w:rPr>
+          <w:rFonts w:hint="default"/>
+          <w:lang w:val="en-US"/>
+        </w:rPr>
+      </w:pPr>
+    </w:p>
+    <w:p>
+      <w:pPr>
+        <w:numPr>
+          <w:numId w:val="0"/>
+        </w:numPr>
+        <w:rPr>
+          <w:rFonts w:hint="default"/>
+          <w:lang w:val="en-US"/>
+        </w:rPr>
+      </w:pPr>
+    </w:p>
+    <w:p>
+      <w:pPr>
+        <w:numPr>
+          <w:numId w:val="0"/>
+        </w:numPr>
+        <w:rPr>
+          <w:rFonts w:hint="default"/>
+          <w:lang w:val="en-US"/>
+        </w:rPr>
+      </w:pPr>
+    </w:p>
+    <w:p>
+      <w:pPr>
+        <w:numPr>
+          <w:numId w:val="0"/>
+        </w:numPr>
+        <w:rPr>
+          <w:rFonts w:hint="default"/>
+          <w:lang w:val="en-US"/>
+        </w:rPr>
+      </w:pPr>
+    </w:p>
+    <w:p>
+      <w:pPr>
+        <w:numPr>
+          <w:numId w:val="0"/>
+        </w:numPr>
+        <w:rPr>
+          <w:rFonts w:hint="default"/>
+          <w:lang w:val="en-US"/>
+        </w:rPr>
+      </w:pPr>
+    </w:p>
+    <w:p>
+      <w:pPr>
+        <w:numPr>
+          <w:numId w:val="0"/>
+        </w:numPr>
+        <w:rPr>
+          <w:rFonts w:hint="default"/>
+          <w:lang w:val="en-US"/>
+        </w:rPr>
+      </w:pPr>
+    </w:p>
+    <w:p>
+      <w:pPr>
+        <w:numPr>
+          <w:numId w:val="0"/>
+        </w:numPr>
+        <w:ind w:leftChars="0"/>
+      </w:pPr>
+    </w:p>
+    <w:p>
+      <w:pPr>
+        <w:numPr>
+          <w:numId w:val="0"/>
+        </w:numPr>
+        <w:ind w:leftChars="0"/>
+      </w:pPr>
+    </w:p>
+    <w:p>
+      <w:pPr>
+        <w:numPr>
+          <w:ilvl w:val="0"/>
+          <w:numId w:val="1"/>
+        </w:numPr>
+        <w:ind w:left="0" w:leftChars="0" w:firstLine="0" w:firstLineChars="0"/>
+        <w:rPr>
+          <w:rFonts w:hint="default"/>
+          <w:lang w:val="en-US"/>
+        </w:rPr>
+      </w:pPr>
+    </w:p>
+    <w:p>
+      <w:pPr>
+        <w:numPr>
+          <w:ilvl w:val="0"/>
+          <w:numId w:val="0"/>
+        </w:numPr>
+      </w:pPr>
+      <w:r>
+        <w:drawing>
+          <wp:inline distT="0" distB="0" distL="114300" distR="114300">
+            <wp:extent cx="2720340" cy="2358390"/>
+            <wp:effectExtent l="0" t="0" r="7620" b="3810"/>
+            <wp:docPr id="66" name="Picture 32"/>
+            <wp:cNvGraphicFramePr>
+              <a:graphicFrameLocks xmlns:a="http://schemas.openxmlformats.org/drawingml/2006/main" noChangeAspect="1"/>
+            </wp:cNvGraphicFramePr>
+            <a:graphic xmlns:a="http://schemas.openxmlformats.org/drawingml/2006/main">
+              <a:graphicData uri="http://schemas.openxmlformats.org/drawingml/2006/picture">
+                <pic:pic xmlns:pic="http://schemas.openxmlformats.org/drawingml/2006/picture">
+                  <pic:nvPicPr>
+                    <pic:cNvPr id="66" name="Picture 32"/>
+                    <pic:cNvPicPr>
+                      <a:picLocks noChangeAspect="1"/>
+                    </pic:cNvPicPr>
+                  </pic:nvPicPr>
+                  <pic:blipFill>
+                    <a:blip r:embed="rId61"/>
+                    <a:stretch>
+                      <a:fillRect/>
+                    </a:stretch>
+                  </pic:blipFill>
+                  <pic:spPr>
+                    <a:xfrm>
+                      <a:off x="0" y="0"/>
+                      <a:ext cx="2720340" cy="2358390"/>
+                    </a:xfrm>
+                    <a:prstGeom prst="rect">
+                      <a:avLst/>
+                    </a:prstGeom>
+                    <a:noFill/>
+                    <a:ln>
+                      <a:noFill/>
+                    </a:ln>
+                  </pic:spPr>
+                </pic:pic>
+              </a:graphicData>
+            </a:graphic>
+          </wp:inline>
+        </w:drawing>
+      </w:r>
+    </w:p>
+    <w:p>
+      <w:pPr>
+        <w:numPr>
+          <w:ilvl w:val="0"/>
+          <w:numId w:val="0"/>
+        </w:numPr>
+      </w:pPr>
+    </w:p>
+    <w:p>
+      <w:pPr>
+        <w:numPr>
+          <w:ilvl w:val="0"/>
+          <w:numId w:val="1"/>
+        </w:numPr>
+        <w:ind w:left="0" w:leftChars="0" w:firstLine="0" w:firstLineChars="0"/>
+        <w:rPr>
+          <w:rFonts w:hint="default"/>
+          <w:lang w:val="en-US"/>
+        </w:rPr>
+      </w:pPr>
+    </w:p>
+    <w:p>
+      <w:pPr>
+        <w:numPr>
+          <w:ilvl w:val="0"/>
+          <w:numId w:val="0"/>
+        </w:numPr>
+      </w:pPr>
+      <w:r>
+        <w:drawing>
+          <wp:inline distT="0" distB="0" distL="114300" distR="114300">
+            <wp:extent cx="2719070" cy="2003425"/>
+            <wp:effectExtent l="0" t="0" r="8890" b="8255"/>
+            <wp:docPr id="67" name="Picture 33"/>
+            <wp:cNvGraphicFramePr>
+              <a:graphicFrameLocks xmlns:a="http://schemas.openxmlformats.org/drawingml/2006/main" noChangeAspect="1"/>
+            </wp:cNvGraphicFramePr>
+            <a:graphic xmlns:a="http://schemas.openxmlformats.org/drawingml/2006/main">
+              <a:graphicData uri="http://schemas.openxmlformats.org/drawingml/2006/picture">
+                <pic:pic xmlns:pic="http://schemas.openxmlformats.org/drawingml/2006/picture">
+                  <pic:nvPicPr>
+                    <pic:cNvPr id="67" name="Picture 33"/>
+                    <pic:cNvPicPr>
+                      <a:picLocks noChangeAspect="1"/>
+                    </pic:cNvPicPr>
+                  </pic:nvPicPr>
+                  <pic:blipFill>
+                    <a:blip r:embed="rId62"/>
+                    <a:stretch>
+                      <a:fillRect/>
+                    </a:stretch>
+                  </pic:blipFill>
+                  <pic:spPr>
+                    <a:xfrm>
+                      <a:off x="0" y="0"/>
+                      <a:ext cx="2719070" cy="2003425"/>
+                    </a:xfrm>
+                    <a:prstGeom prst="rect">
+                      <a:avLst/>
+                    </a:prstGeom>
+                    <a:noFill/>
+                    <a:ln>
+                      <a:noFill/>
+                    </a:ln>
+                  </pic:spPr>
+                </pic:pic>
+              </a:graphicData>
+            </a:graphic>
+          </wp:inline>
+        </w:drawing>
+      </w:r>
+    </w:p>
+    <w:p>
+      <w:pPr>
+        <w:numPr>
+          <w:ilvl w:val="0"/>
+          <w:numId w:val="0"/>
+        </w:numPr>
+      </w:pPr>
+    </w:p>
+    <w:p>
+      <w:pPr>
+        <w:numPr>
+          <w:ilvl w:val="0"/>
+          <w:numId w:val="1"/>
+        </w:numPr>
+        <w:ind w:left="0" w:leftChars="0" w:firstLine="0" w:firstLineChars="0"/>
+        <w:rPr>
+          <w:rFonts w:hint="default"/>
+          <w:lang w:val="en-US"/>
+        </w:rPr>
+      </w:pPr>
+    </w:p>
+    <w:p>
+      <w:pPr>
+        <w:numPr>
+          <w:ilvl w:val="0"/>
+          <w:numId w:val="0"/>
+        </w:numPr>
+      </w:pPr>
+      <w:r>
+        <w:drawing>
+          <wp:inline distT="0" distB="0" distL="114300" distR="114300">
+            <wp:extent cx="2736850" cy="520700"/>
+            <wp:effectExtent l="0" t="0" r="6350" b="12700"/>
+            <wp:docPr id="68" name="Picture 34"/>
+            <wp:cNvGraphicFramePr>
+              <a:graphicFrameLocks xmlns:a="http://schemas.openxmlformats.org/drawingml/2006/main" noChangeAspect="1"/>
+            </wp:cNvGraphicFramePr>
+            <a:graphic xmlns:a="http://schemas.openxmlformats.org/drawingml/2006/main">
+              <a:graphicData uri="http://schemas.openxmlformats.org/drawingml/2006/picture">
+                <pic:pic xmlns:pic="http://schemas.openxmlformats.org/drawingml/2006/picture">
+                  <pic:nvPicPr>
+                    <pic:cNvPr id="68" name="Picture 34"/>
+                    <pic:cNvPicPr>
+                      <a:picLocks noChangeAspect="1"/>
+                    </pic:cNvPicPr>
+                  </pic:nvPicPr>
+                  <pic:blipFill>
+                    <a:blip r:embed="rId63"/>
+                    <a:stretch>
+                      <a:fillRect/>
+                    </a:stretch>
+                  </pic:blipFill>
+                  <pic:spPr>
+                    <a:xfrm>
+                      <a:off x="0" y="0"/>
+                      <a:ext cx="2736850" cy="520700"/>
+                    </a:xfrm>
+                    <a:prstGeom prst="rect">
+                      <a:avLst/>
+                    </a:prstGeom>
+                    <a:noFill/>
+                    <a:ln>
+                      <a:noFill/>
+                    </a:ln>
+                  </pic:spPr>
+                </pic:pic>
+              </a:graphicData>
+            </a:graphic>
+          </wp:inline>
+        </w:drawing>
+      </w:r>
+    </w:p>
+    <w:p>
+      <w:pPr>
+        <w:numPr>
+          <w:ilvl w:val="0"/>
+          <w:numId w:val="0"/>
+        </w:numPr>
+      </w:pPr>
+    </w:p>
+    <w:p>
+      <w:pPr>
+        <w:numPr>
+          <w:ilvl w:val="0"/>
+          <w:numId w:val="1"/>
+        </w:numPr>
+        <w:ind w:left="0" w:leftChars="0" w:firstLine="0" w:firstLineChars="0"/>
+        <w:rPr>
+          <w:rFonts w:hint="default"/>
+          <w:lang w:val="en-US"/>
+        </w:rPr>
+      </w:pPr>
+    </w:p>
+    <w:p>
+      <w:pPr>
+        <w:numPr>
+          <w:ilvl w:val="0"/>
+          <w:numId w:val="0"/>
+        </w:numPr>
+      </w:pPr>
+      <w:r>
+        <w:drawing>
+          <wp:inline distT="0" distB="0" distL="114300" distR="114300">
+            <wp:extent cx="2559050" cy="2693670"/>
+            <wp:effectExtent l="0" t="0" r="1270" b="3810"/>
+            <wp:docPr id="69" name="Picture 35"/>
+            <wp:cNvGraphicFramePr>
+              <a:graphicFrameLocks xmlns:a="http://schemas.openxmlformats.org/drawingml/2006/main" noChangeAspect="1"/>
+            </wp:cNvGraphicFramePr>
+            <a:graphic xmlns:a="http://schemas.openxmlformats.org/drawingml/2006/main">
+              <a:graphicData uri="http://schemas.openxmlformats.org/drawingml/2006/picture">
+                <pic:pic xmlns:pic="http://schemas.openxmlformats.org/drawingml/2006/picture">
+                  <pic:nvPicPr>
+                    <pic:cNvPr id="69" name="Picture 35"/>
+                    <pic:cNvPicPr>
+                      <a:picLocks noChangeAspect="1"/>
+                    </pic:cNvPicPr>
+                  </pic:nvPicPr>
+                  <pic:blipFill>
+                    <a:blip r:embed="rId64"/>
+                    <a:stretch>
+                      <a:fillRect/>
+                    </a:stretch>
+                  </pic:blipFill>
+                  <pic:spPr>
+                    <a:xfrm>
+                      <a:off x="0" y="0"/>
+                      <a:ext cx="2559050" cy="2693670"/>
+                    </a:xfrm>
+                    <a:prstGeom prst="rect">
+                      <a:avLst/>
+                    </a:prstGeom>
+                    <a:noFill/>
+                    <a:ln>
+                      <a:noFill/>
+                    </a:ln>
+                  </pic:spPr>
+                </pic:pic>
+              </a:graphicData>
+            </a:graphic>
+          </wp:inline>
+        </w:drawing>
+      </w:r>
+    </w:p>
+    <w:p>
+      <w:pPr>
+        <w:numPr>
+          <w:ilvl w:val="0"/>
+          <w:numId w:val="1"/>
+        </w:numPr>
+        <w:ind w:left="0" w:leftChars="0" w:firstLine="0" w:firstLineChars="0"/>
+        <w:rPr>
+          <w:rFonts w:hint="default"/>
+          <w:lang w:val="en-US"/>
+        </w:rPr>
+      </w:pPr>
+    </w:p>
+    <w:p>
+      <w:pPr>
+        <w:numPr>
+          <w:ilvl w:val="0"/>
+          <w:numId w:val="0"/>
+        </w:numPr>
+      </w:pPr>
+      <w:r>
+        <w:drawing>
+          <wp:inline distT="0" distB="0" distL="114300" distR="114300">
+            <wp:extent cx="3289300" cy="1936115"/>
+            <wp:effectExtent l="0" t="0" r="2540" b="14605"/>
+            <wp:docPr id="70" name="Picture 36"/>
+            <wp:cNvGraphicFramePr>
+              <a:graphicFrameLocks xmlns:a="http://schemas.openxmlformats.org/drawingml/2006/main" noChangeAspect="1"/>
+            </wp:cNvGraphicFramePr>
+            <a:graphic xmlns:a="http://schemas.openxmlformats.org/drawingml/2006/main">
+              <a:graphicData uri="http://schemas.openxmlformats.org/drawingml/2006/picture">
+                <pic:pic xmlns:pic="http://schemas.openxmlformats.org/drawingml/2006/picture">
+                  <pic:nvPicPr>
+                    <pic:cNvPr id="70" name="Picture 36"/>
+                    <pic:cNvPicPr>
+                      <a:picLocks noChangeAspect="1"/>
+                    </pic:cNvPicPr>
+                  </pic:nvPicPr>
+                  <pic:blipFill>
+                    <a:blip r:embed="rId65"/>
+                    <a:stretch>
+                      <a:fillRect/>
+                    </a:stretch>
+                  </pic:blipFill>
+                  <pic:spPr>
+                    <a:xfrm>
+                      <a:off x="0" y="0"/>
+                      <a:ext cx="3289300" cy="1936115"/>
+                    </a:xfrm>
+                    <a:prstGeom prst="rect">
+                      <a:avLst/>
+                    </a:prstGeom>
+                    <a:noFill/>
+                    <a:ln>
+                      <a:noFill/>
+                    </a:ln>
+                  </pic:spPr>
+                </pic:pic>
+              </a:graphicData>
+            </a:graphic>
+          </wp:inline>
+        </w:drawing>
+      </w:r>
+    </w:p>
+    <w:p>
+      <w:pPr>
+        <w:numPr>
+          <w:ilvl w:val="0"/>
+          <w:numId w:val="0"/>
+        </w:numPr>
+      </w:pPr>
+    </w:p>
+    <w:p>
+      <w:pPr>
+        <w:numPr>
+          <w:ilvl w:val="0"/>
+          <w:numId w:val="1"/>
+        </w:numPr>
+        <w:ind w:left="0" w:leftChars="0" w:firstLine="0" w:firstLineChars="0"/>
         <w:rPr>
           <w:rFonts w:hint="default"/>
           <w:lang w:val="en-US"/>
@@ -4662,90 +5209,6 @@
       </w:pPr>
       <w:bookmarkStart w:id="0" w:name="_GoBack"/>
       <w:bookmarkEnd w:id="0"/>
-    </w:p>
-    <w:p>
-      <w:pPr>
-        <w:numPr>
-          <w:ilvl w:val="0"/>
-          <w:numId w:val="0"/>
-        </w:numPr>
-        <w:rPr>
-          <w:rFonts w:hint="default"/>
-          <w:lang w:val="en-US"/>
-        </w:rPr>
-      </w:pPr>
-    </w:p>
-    <w:p>
-      <w:pPr>
-        <w:numPr>
-          <w:ilvl w:val="0"/>
-          <w:numId w:val="0"/>
-        </w:numPr>
-        <w:rPr>
-          <w:rFonts w:hint="default"/>
-          <w:lang w:val="en-US"/>
-        </w:rPr>
-      </w:pPr>
-    </w:p>
-    <w:p>
-      <w:pPr>
-        <w:numPr>
-          <w:ilvl w:val="0"/>
-          <w:numId w:val="0"/>
-        </w:numPr>
-        <w:rPr>
-          <w:rFonts w:hint="default"/>
-          <w:lang w:val="en-US"/>
-        </w:rPr>
-      </w:pPr>
-    </w:p>
-    <w:p>
-      <w:pPr>
-        <w:numPr>
-          <w:ilvl w:val="0"/>
-          <w:numId w:val="0"/>
-        </w:numPr>
-        <w:rPr>
-          <w:rFonts w:hint="default"/>
-          <w:lang w:val="en-US"/>
-        </w:rPr>
-      </w:pPr>
-    </w:p>
-    <w:p>
-      <w:pPr>
-        <w:numPr>
-          <w:ilvl w:val="0"/>
-          <w:numId w:val="0"/>
-        </w:numPr>
-        <w:rPr>
-          <w:rFonts w:hint="default"/>
-          <w:lang w:val="en-US"/>
-        </w:rPr>
-      </w:pPr>
-    </w:p>
-    <w:p>
-      <w:pPr>
-        <w:numPr>
-          <w:ilvl w:val="0"/>
-          <w:numId w:val="0"/>
-        </w:numPr>
-        <w:rPr>
-          <w:rFonts w:hint="default"/>
-          <w:lang w:val="en-US"/>
-        </w:rPr>
-      </w:pPr>
-    </w:p>
-    <w:p>
-      <w:pPr>
-        <w:numPr>
-          <w:ilvl w:val="0"/>
-          <w:numId w:val="0"/>
-        </w:numPr>
-        <w:rPr>
-          <w:rFonts w:hint="default"/>
-          <w:lang w:val="en-US"/>
-        </w:rPr>
-      </w:pPr>
     </w:p>
     <w:p>
       <w:pPr>
@@ -5099,7 +5562,7 @@
                     </pic:cNvPicPr>
                   </pic:nvPicPr>
                   <pic:blipFill>
-                    <a:blip r:embed="rId60"/>
+                    <a:blip r:embed="rId66"/>
                     <a:stretch>
                       <a:fillRect/>
                     </a:stretch>
@@ -5149,7 +5612,7 @@
                     </pic:cNvPicPr>
                   </pic:nvPicPr>
                   <pic:blipFill>
-                    <a:blip r:embed="rId61"/>
+                    <a:blip r:embed="rId67"/>
                     <a:stretch>
                       <a:fillRect/>
                     </a:stretch>
